--- a/kcid-kbs/paper.docx
+++ b/kcid-kbs/paper.docx
@@ -4,1239 +4,1276 @@
   <w:body>
     <w:p>
       <w:pPr>
-        <w:spacing w:line="480" w:lineRule="auto" w:after="160" w:before="0"/>
+        <w:jc w:val="center"/>
       </w:pPr>
       <w:r>
         <w:rPr>
-          <w:rFonts w:ascii="Times New Roman" w:hAnsi="Times New Roman" w:eastAsia="Times New Roman"/>
           <w:b/>
           <w:i w:val="0"/>
           <w:sz w:val="28"/>
         </w:rPr>
-        <w:t>A knowledge-based AI decision-support system for cybersecurity-aware digital transformation using innovation and entrepreneurship data</w:t>
+        <w:t>A knowledge-based AI decision-support system for cybersecurity-aware digital transformation screening using innovation and entrepreneurship indicators</w:t>
+      </w:r>
+    </w:p>
+    <w:p>
+      <w:r>
+        <w:rPr>
+          <w:b w:val="0"/>
+          <w:i w:val="0"/>
+        </w:rPr>
+        <w:t>________________________</w:t>
+      </w:r>
+      <w:r>
+        <w:rPr>
+          <w:b w:val="0"/>
+          <w:i w:val="0"/>
+          <w:vertAlign w:val="superscript"/>
+        </w:rPr>
+        <w:t>a,∗</w:t>
+      </w:r>
+    </w:p>
+    <w:p>
+      <w:r>
+        <w:rPr>
+          <w:b w:val="0"/>
+          <w:i w:val="0"/>
+          <w:vertAlign w:val="superscript"/>
+        </w:rPr>
+        <w:t>a</w:t>
+      </w:r>
+      <w:r>
+        <w:rPr>
+          <w:b w:val="0"/>
+          <w:i w:val="0"/>
+        </w:rPr>
+        <w:t xml:space="preserve"> ________________________ (affiliation, city, country)</w:t>
+      </w:r>
+    </w:p>
+    <w:p>
+      <w:r>
+        <w:rPr>
+          <w:b w:val="0"/>
+          <w:i w:val="0"/>
+        </w:rPr>
+        <w:t>∗ Corresponding author. E-mail: ________________________</w:t>
       </w:r>
     </w:p>
     <w:p>
       <w:pPr>
-        <w:spacing w:line="480" w:lineRule="auto" w:after="120" w:before="0"/>
+        <w:spacing w:before="120"/>
       </w:pPr>
       <w:r>
         <w:rPr>
-          <w:rFonts w:ascii="Times New Roman" w:hAnsi="Times New Roman" w:eastAsia="Times New Roman"/>
           <w:b/>
           <w:i w:val="0"/>
-          <w:sz w:val="24"/>
-        </w:rPr>
-        <w:t>Manuscript type:</w:t>
-      </w:r>
-      <w:r>
-        <w:rPr>
-          <w:rFonts w:ascii="Times New Roman" w:hAnsi="Times New Roman" w:eastAsia="Times New Roman"/>
-          <w:b w:val="0"/>
-          <w:i w:val="0"/>
-          <w:sz w:val="24"/>
-        </w:rPr>
-        <w:t xml:space="preserve"> Short communication</w:t>
-      </w:r>
-    </w:p>
-    <w:p>
-      <w:pPr>
-        <w:spacing w:line="480" w:lineRule="auto" w:after="120" w:before="0"/>
-      </w:pPr>
-      <w:r>
-        <w:rPr>
-          <w:rFonts w:ascii="Times New Roman" w:hAnsi="Times New Roman" w:eastAsia="Times New Roman"/>
-          <w:b/>
-          <w:i w:val="0"/>
-          <w:sz w:val="24"/>
-        </w:rPr>
-        <w:t>Target journal:</w:t>
-      </w:r>
-      <w:r>
-        <w:rPr>
-          <w:rFonts w:ascii="Times New Roman" w:hAnsi="Times New Roman" w:eastAsia="Times New Roman"/>
-          <w:b w:val="0"/>
-          <w:i w:val="0"/>
-          <w:sz w:val="24"/>
-        </w:rPr>
-        <w:t xml:space="preserve"> </w:t>
-      </w:r>
-      <w:r>
-        <w:rPr>
-          <w:rFonts w:ascii="Times New Roman" w:hAnsi="Times New Roman" w:eastAsia="Times New Roman"/>
-          <w:b w:val="0"/>
-          <w:i/>
-          <w:sz w:val="24"/>
-        </w:rPr>
-        <w:t>Knowledge-Based Systems</w:t>
-      </w:r>
-    </w:p>
-    <w:p>
-      <w:pPr>
-        <w:spacing w:line="480" w:lineRule="auto" w:after="120" w:before="0"/>
-      </w:pPr>
-      <w:r>
-        <w:rPr>
-          <w:rFonts w:ascii="Times New Roman" w:hAnsi="Times New Roman" w:eastAsia="Times New Roman"/>
-          <w:b w:val="0"/>
-          <w:i w:val="0"/>
-          <w:sz w:val="24"/>
-        </w:rPr>
-        <w:t>[Author given name(s)] [Author family name]</w:t>
-      </w:r>
-    </w:p>
-    <w:p>
-      <w:pPr>
-        <w:spacing w:line="480" w:lineRule="auto" w:after="120" w:before="0"/>
-      </w:pPr>
-      <w:r>
-        <w:rPr>
-          <w:rFonts w:ascii="Times New Roman" w:hAnsi="Times New Roman" w:eastAsia="Times New Roman"/>
-          <w:b w:val="0"/>
-          <w:i w:val="0"/>
-          <w:sz w:val="24"/>
-        </w:rPr>
-        <w:t>[Full affiliation, including country]</w:t>
-      </w:r>
-    </w:p>
-    <w:p>
-      <w:pPr>
-        <w:spacing w:line="480" w:lineRule="auto" w:after="120" w:before="0"/>
-      </w:pPr>
-      <w:r>
-        <w:rPr>
-          <w:rFonts w:ascii="Times New Roman" w:hAnsi="Times New Roman" w:eastAsia="Times New Roman"/>
-          <w:b w:val="0"/>
-          <w:i w:val="0"/>
-          <w:sz w:val="24"/>
-        </w:rPr>
-        <w:t>Corresponding author. Email: [corresponding author email]</w:t>
-      </w:r>
-    </w:p>
-    <w:p>
-      <w:pPr>
-        <w:spacing w:line="480" w:lineRule="auto" w:after="120" w:before="0"/>
-      </w:pPr>
-      <w:r>
-        <w:rPr>
-          <w:rFonts w:ascii="Times New Roman" w:hAnsi="Times New Roman" w:eastAsia="Times New Roman"/>
-          <w:b/>
-          <w:i w:val="0"/>
-          <w:sz w:val="24"/>
         </w:rPr>
         <w:t>Abstract</w:t>
       </w:r>
     </w:p>
     <w:p>
-      <w:pPr>
-        <w:spacing w:line="480" w:lineRule="auto" w:after="120" w:before="0"/>
-      </w:pPr>
       <w:r>
         <w:rPr>
-          <w:rFonts w:ascii="Times New Roman" w:hAnsi="Times New Roman" w:eastAsia="Times New Roman"/>
           <w:b w:val="0"/>
           <w:i w:val="0"/>
-          <w:sz w:val="24"/>
         </w:rPr>
-        <w:t>Digital transformation initiatives are often screened on innovation, entrepreneurship, and data indicators. Those indicators do not record whether cybersecurity controls can carry the new data. This short communication specifies KCID-AI, a knowledge-based artificial intelligence decision-support system that turns that screening into one of three actions: launch, harden, or defer. A logistic score estimates breach probability from innovation, entrepreneurship, data, digital-transformation, and cybersecurity-knowledge indicators. A production-rule layer then applies hard exclusions and soft penalties for control failures. No public file records these inputs with a common breach outcome, so the system is demonstrated on a reproducible synthetic population of 5,000 initiatives whose breach label is a latent control-gap process. The three hard rules do not enter that process. On 1,251 held-out initiatives and 448 breaches, KCID-AI launches 170 breaches, compared with 198 for a logistic model trained on innovation and data indicators alone. Mean decision utility rises by 1.21 (95% bootstrap interval 0.25 to 2.19). In the pre-specified data-rich, low-access cell, launched breaches fall from 43 of 156 to 13 of 156. Adding the same cybersecurity indicators to the logistic score accounts for the utility gain. The rules then cut the remaining missed breaches in that cell from 21 of 156 to 13 of 156, with no detectable change in mean utility. Gradient boosting on the same features does not replace the knowledge layer. The population is synthetic, and the paper treats the result as a decision-system demonstration.</w:t>
+        <w:t>Digital transformation initiatives are often screened on innovation, entrepreneurship and data indicators, which describe opportunity but not whether cybersecurity controls can protect the data an initiative concentrates. This study asks whether cybersecurity indicators and explicit control rules contribute separately to that screening decision. KCID-AI combines a logistic breach-probability model with a propositional rule layer of hard exclusions and soft penalties to recommend launch, harden or defer. Lacking public breach-linked data, the evaluation uses a reproducible synthetic population of 5,000 initiatives (held-out: 1,251 initiatives, 448 breaches), a 2 × 2 factorial design and 50 regenerated populations. KCID-AI launches 170 breach-labelled initiatives, compared with 198 for logistic regression on opportunity indicators alone, and raises mean decision utility by 1.21 (95% bootstrap interval 0.25 to 2.19); the cybersecurity indicators account for this gain in every replication. The rules reduce launched breaches in every replication but do not raise utility, and a rule-only policy is dominated on both criteria. However, an expected-utility policy capped at KCID-AI's expected-breach budget launches almost the same number of breaches with higher utility in 46 of 50 replications. A hybrid that keeps KCID-AI's hard rules and explanations but sets launches by that policy matches its utility, yet in every replication explains fewer non-launch decisions and launches more initiatives with a flagged control gap. The rule layer therefore buys rule-consistent decisions, not a better utility–risk trade-off. The results hold under stated simulation assumptions; they do not establish real-world breach reduction or economic returns.</w:t>
       </w:r>
     </w:p>
     <w:p>
-      <w:pPr>
-        <w:spacing w:line="480" w:lineRule="auto" w:after="120" w:before="0"/>
-      </w:pPr>
       <w:r>
         <w:rPr>
-          <w:rFonts w:ascii="Times New Roman" w:hAnsi="Times New Roman" w:eastAsia="Times New Roman"/>
           <w:b/>
           <w:i w:val="0"/>
-          <w:sz w:val="24"/>
         </w:rPr>
         <w:t>Keywords:</w:t>
       </w:r>
       <w:r>
         <w:rPr>
-          <w:rFonts w:ascii="Times New Roman" w:hAnsi="Times New Roman" w:eastAsia="Times New Roman"/>
           <w:b w:val="0"/>
           <w:i w:val="0"/>
-          <w:sz w:val="24"/>
         </w:rPr>
-        <w:t xml:space="preserve"> Knowledge-based systems; Artificial intelligence; Cybersecurity; Digital transformation; Innovation; Entrepreneurship; Intelligent decision support</w:t>
+        <w:t xml:space="preserve"> Knowledge-based systems; Decision support; Cybersecurity; Digital transformation; Innovation; Entrepreneurship; Explainable artificial intelligence</w:t>
       </w:r>
     </w:p>
     <w:p>
       <w:pPr>
-        <w:spacing w:line="480" w:lineRule="auto" w:after="120" w:before="0"/>
+        <w:spacing w:before="120"/>
       </w:pPr>
       <w:r>
         <w:rPr>
-          <w:rFonts w:ascii="Times New Roman" w:hAnsi="Times New Roman" w:eastAsia="Times New Roman"/>
           <w:b/>
           <w:i w:val="0"/>
-          <w:sz w:val="24"/>
         </w:rPr>
         <w:t>1. Introduction</w:t>
       </w:r>
     </w:p>
     <w:p>
-      <w:pPr>
-        <w:spacing w:line="480" w:lineRule="auto" w:after="120" w:before="0"/>
-      </w:pPr>
       <w:r>
         <w:rPr>
-          <w:rFonts w:ascii="Times New Roman" w:hAnsi="Times New Roman" w:eastAsia="Times New Roman"/>
           <w:b w:val="0"/>
           <w:i w:val="0"/>
-          <w:sz w:val="24"/>
         </w:rPr>
-        <w:t>Firms adopt platforms, analytics, and new digital offerings in order to change products and processes [1,2,3]. Many of those initiatives concentrate data. A screening score can then treat high innovation, entrepreneurship, and data intensity as evidence that the initiative is ready to launch, while access control, monitoring, response, and skills stay weak [4,5]. Cybersecurity frameworks describe the missing piece as outcomes an organization can state [6]. They do not supply the numeric cutoffs used below. Those cutoffs are specified for this demonstration.</w:t>
+        <w:t>Digital transformation changes products, processes and business models [1–3], and recent reviews describe it as a multi-stage, organisation-wide change rather than a single technology adoption [4,5]. Digital technologies also reshape how ventures are formed and scaled [6–8] and how innovation itself is managed [9]. Adoption depends on organisational capabilities [10], digital technology use does not by itself raise innovation performance [11], and transformation affects firm performance through innovation [12]. Screening tools therefore rely on innovation, entrepreneurship and data indicators.</w:t>
+      </w:r>
+    </w:p>
+    <w:p>
+      <w:r>
+        <w:rPr>
+          <w:b w:val="0"/>
+          <w:i w:val="0"/>
+        </w:rPr>
+        <w:t>Those indicators describe opportunity, not whether an organisation can secure the data a new initiative concentrates. Cybersecurity extends information security to the protection of people, assets and interests that depend on digital systems [13], and transformation programmes enlarge the attack surface that must be managed [14]. Many incidents arise from human and organisational factors that technical investment alone does not address [15]. Losses are heavy-tailed and difficult to estimate because reliable incident-level data are scarce [16]. Security investment is classically framed as a trade-off between protection cost and expected loss [17], and decision-support methods have been proposed for allocating security resources [18]. Risk-assessment methods are usually specified for particular system classes, not portfolio screening [19]. The NIST Cybersecurity Framework 2.0 describes high-level outcomes and deliberately does not prescribe numeric thresholds [20].</w:t>
+      </w:r>
+    </w:p>
+    <w:p>
+      <w:r>
+        <w:rPr>
+          <w:b w:val="0"/>
+          <w:i w:val="0"/>
+        </w:rPr>
+        <w:t>Machine learning in cybersecurity has concentrated on detection tasks such as intrusion and malware detection [21,22], and its public benchmark data are mostly network-level traffic records [23]. Explainability has become a central requirement for security applications [24,25] and for responsible AI more generally [26]. Knowledge-based and expert systems encode domain rules that are directly readable [27], and informed machine learning integrates such prior knowledge into learning pipelines [28]. Hybrid systems that combine a rule-based expert component with a learned policy have been proposed for other decision domains [29]. In credit and churn modelling, interpretable logistic models remain the operational benchmark against tree ensembles [30,31], and evaluation increasingly uses decision value rather than accuracy alone [32].</w:t>
+      </w:r>
+    </w:p>
+    <w:p>
+      <w:r>
+        <w:rPr>
+          <w:b w:val="0"/>
+          <w:i w:val="0"/>
+        </w:rPr>
+        <w:t>The research gap addressed here lies between these streams. Initiative-level transformation screening rarely combines opportunity indicators with cybersecurity-control knowledge in a single launch, harden or defer decision, and existing hybrid designs seldom separate two different mechanisms: information added to a probability model, and explicit constraints applied to the resulting action. This paper asks whether cybersecurity indicators and explicit control rules change screening outcomes through distinct mechanisms. Its contributions are (i) KCID-AI, a decision-support system that keeps a logistic risk score and a propositional rule layer as separately switchable components; (ii) a 2 × 2 factorial evaluation that attributes utility and launched-breach changes to features or rules, benchmarked against gradient boosting with and without the same rules, a rule-only policy, direct expected-utility policies with and without a breach budget, and a hybrid of rules and budgeted expected utility; and (iii) a fully reproducible synthetic benchmark with replication across 50 regenerated populations and one-at-a-time sensitivity analysis of the payoff, penalty and threshold assumptions. Synthetic data are used because breach data linked to initiative indicators are not publicly available [16,23], and a controlled generator makes the ground truth known [33]. The contribution is therefore a transparent component comparison, not a new learning algorithm or a demonstrated improvement over deployed enterprise systems.</w:t>
       </w:r>
     </w:p>
     <w:p>
       <w:pPr>
-        <w:spacing w:line="480" w:lineRule="auto" w:after="120" w:before="0"/>
+        <w:spacing w:before="120"/>
       </w:pPr>
       <w:r>
         <w:rPr>
-          <w:rFonts w:ascii="Times New Roman" w:hAnsi="Times New Roman" w:eastAsia="Times New Roman"/>
-          <w:b w:val="0"/>
+          <w:b/>
           <w:i w:val="0"/>
-          <w:sz w:val="24"/>
         </w:rPr>
-        <w:t>KCID-AI is a decision-support system for that screening choice [7]. It does not propose a new learning algorithm. The contribution is the separation of two instruments that are often collapsed. A logistic score uses the indicators a firm can measure, including cybersecurity knowledge. A production-rule layer can force deferral or subtract a penalty when a stated control test fails. The held-out comparison asks which instrument changes utility, and which changes the remaining unsafe launches. Gradient boosting is included only as a check on flexibility.</w:t>
+        <w:t>2. Methodology</w:t>
       </w:r>
     </w:p>
     <w:p>
       <w:pPr>
-        <w:spacing w:line="480" w:lineRule="auto" w:after="120" w:before="0"/>
+        <w:spacing w:before="120"/>
       </w:pPr>
       <w:r>
         <w:rPr>
-          <w:rFonts w:ascii="Times New Roman" w:hAnsi="Times New Roman" w:eastAsia="Times New Roman"/>
-          <w:b w:val="0"/>
-          <w:i w:val="0"/>
-          <w:sz w:val="24"/>
+          <w:b/>
+          <w:i/>
         </w:rPr>
-        <w:t>The population is synthetic. Section 3 states the data-generating process before the results. The claim is that the knowledge layer changes the launch inside this population. It is not an estimate for a named industry.</w:t>
+        <w:t>2.1 Indicators and screening policy</w:t>
       </w:r>
     </w:p>
     <w:p>
-      <w:pPr>
-        <w:spacing w:line="480" w:lineRule="auto" w:after="120" w:before="0"/>
-      </w:pPr>
       <w:r>
         <w:rPr>
-          <w:rFonts w:ascii="Times New Roman" w:hAnsi="Times New Roman" w:eastAsia="Times New Roman"/>
-          <w:b/>
+          <w:b w:val="0"/>
           <w:i w:val="0"/>
-          <w:sz w:val="24"/>
         </w:rPr>
-        <w:t>2. KCID-AI</w:t>
+        <w:t xml:space="preserve">Each initiative </w:t>
+      </w:r>
+      <w:r>
+        <w:rPr>
+          <w:b w:val="0"/>
+          <w:i/>
+        </w:rPr>
+        <w:t>i</w:t>
+      </w:r>
+      <w:r>
+        <w:rPr>
+          <w:b w:val="0"/>
+          <w:i w:val="0"/>
+        </w:rPr>
+        <w:t xml:space="preserve"> has eleven indicators on [0, 1]. Five opportunity indicators measure innovation intensity (</w:t>
+      </w:r>
+      <w:r>
+        <w:rPr>
+          <w:b w:val="0"/>
+          <w:i/>
+        </w:rPr>
+        <w:t>x</w:t>
+      </w:r>
+      <w:r>
+        <w:rPr>
+          <w:b w:val="0"/>
+          <w:i w:val="0"/>
+          <w:vertAlign w:val="subscript"/>
+        </w:rPr>
+        <w:t>inn</w:t>
+      </w:r>
+      <w:r>
+        <w:rPr>
+          <w:b w:val="0"/>
+          <w:i w:val="0"/>
+        </w:rPr>
+        <w:t>), entrepreneurship orientation (</w:t>
+      </w:r>
+      <w:r>
+        <w:rPr>
+          <w:b w:val="0"/>
+          <w:i/>
+        </w:rPr>
+        <w:t>x</w:t>
+      </w:r>
+      <w:r>
+        <w:rPr>
+          <w:b w:val="0"/>
+          <w:i w:val="0"/>
+          <w:vertAlign w:val="subscript"/>
+        </w:rPr>
+        <w:t>ent</w:t>
+      </w:r>
+      <w:r>
+        <w:rPr>
+          <w:b w:val="0"/>
+          <w:i w:val="0"/>
+        </w:rPr>
+        <w:t>), data volume (</w:t>
+      </w:r>
+      <w:r>
+        <w:rPr>
+          <w:b w:val="0"/>
+          <w:i/>
+        </w:rPr>
+        <w:t>x</w:t>
+      </w:r>
+      <w:r>
+        <w:rPr>
+          <w:b w:val="0"/>
+          <w:i w:val="0"/>
+          <w:vertAlign w:val="subscript"/>
+        </w:rPr>
+        <w:t>vol</w:t>
+      </w:r>
+      <w:r>
+        <w:rPr>
+          <w:b w:val="0"/>
+          <w:i w:val="0"/>
+        </w:rPr>
+        <w:t>), data sensitivity (</w:t>
+      </w:r>
+      <w:r>
+        <w:rPr>
+          <w:b w:val="0"/>
+          <w:i/>
+        </w:rPr>
+        <w:t>x</w:t>
+      </w:r>
+      <w:r>
+        <w:rPr>
+          <w:b w:val="0"/>
+          <w:i w:val="0"/>
+          <w:vertAlign w:val="subscript"/>
+        </w:rPr>
+        <w:t>sens</w:t>
+      </w:r>
+      <w:r>
+        <w:rPr>
+          <w:b w:val="0"/>
+          <w:i w:val="0"/>
+        </w:rPr>
+        <w:t>) and digital-transformation breadth (</w:t>
+      </w:r>
+      <w:r>
+        <w:rPr>
+          <w:b w:val="0"/>
+          <w:i/>
+        </w:rPr>
+        <w:t>x</w:t>
+      </w:r>
+      <w:r>
+        <w:rPr>
+          <w:b w:val="0"/>
+          <w:i w:val="0"/>
+          <w:vertAlign w:val="subscript"/>
+        </w:rPr>
+        <w:t>dt</w:t>
+      </w:r>
+      <w:r>
+        <w:rPr>
+          <w:b w:val="0"/>
+          <w:i w:val="0"/>
+        </w:rPr>
+        <w:t xml:space="preserve">). Six cybersecurity indicators measure access control, encryption, monitoring, incident response, security skills and vendor control. Opportunity value </w:t>
+      </w:r>
+      <w:r>
+        <w:rPr>
+          <w:b w:val="0"/>
+          <w:i/>
+        </w:rPr>
+        <w:t>V</w:t>
+      </w:r>
+      <w:r>
+        <w:rPr>
+          <w:b w:val="0"/>
+          <w:i w:val="0"/>
+        </w:rPr>
+        <w:t xml:space="preserve"> and breach impact </w:t>
+      </w:r>
+      <w:r>
+        <w:rPr>
+          <w:b w:val="0"/>
+          <w:i/>
+        </w:rPr>
+        <w:t>I</w:t>
+      </w:r>
+      <w:r>
+        <w:rPr>
+          <w:b w:val="0"/>
+          <w:i w:val="0"/>
+        </w:rPr>
+        <w:t>, both in illustrative utility units, are fixed before any model is fitted:</w:t>
       </w:r>
     </w:p>
     <w:p>
-      <w:pPr>
-        <w:spacing w:line="480" w:lineRule="auto" w:after="80" w:before="0"/>
-      </w:pPr>
       <w:r>
         <w:rPr>
-          <w:rFonts w:ascii="Times New Roman" w:hAnsi="Times New Roman" w:eastAsia="Times New Roman"/>
-          <w:b/>
-          <w:i w:val="0"/>
-          <w:sz w:val="24"/>
-        </w:rPr>
-        <w:t>2.1 Screening objective</w:t>
-      </w:r>
-    </w:p>
-    <w:p>
-      <w:pPr>
-        <w:spacing w:line="480" w:lineRule="auto" w:after="120" w:before="0"/>
-      </w:pPr>
-      <w:r>
-        <w:rPr>
-          <w:rFonts w:ascii="Times New Roman" w:hAnsi="Times New Roman" w:eastAsia="Times New Roman"/>
-          <w:b w:val="0"/>
-          <w:i w:val="0"/>
-          <w:sz w:val="24"/>
-        </w:rPr>
-        <w:t>Each initiative carries eleven indicators on the unit interval. Five describe the opportunity: innovation intensity, entrepreneurship orientation, data volume, data sensitivity, and digital-transformation breadth. Six describe cybersecurity knowledge: access control, encryption, monitoring, incident response, skills, and vendor control.</w:t>
-      </w:r>
-    </w:p>
-    <w:p>
-      <w:pPr>
-        <w:spacing w:line="480" w:lineRule="auto" w:after="120" w:before="0"/>
-      </w:pPr>
-      <w:r>
-        <w:rPr>
-          <w:rFonts w:ascii="Times New Roman" w:hAnsi="Times New Roman" w:eastAsia="Times New Roman"/>
           <w:b w:val="0"/>
           <w:i/>
-          <w:sz w:val="24"/>
         </w:rPr>
-        <w:t>Impact</w:t>
+        <w:t>I</w:t>
       </w:r>
       <w:r>
         <w:rPr>
-          <w:rFonts w:ascii="Times New Roman" w:hAnsi="Times New Roman" w:eastAsia="Times New Roman"/>
           <w:b w:val="0"/>
           <w:i w:val="0"/>
-          <w:sz w:val="24"/>
-        </w:rPr>
-        <w:t xml:space="preserve"> and </w:t>
-      </w:r>
-      <w:r>
-        <w:rPr>
-          <w:rFonts w:ascii="Times New Roman" w:hAnsi="Times New Roman" w:eastAsia="Times New Roman"/>
-          <w:b w:val="0"/>
-          <w:i/>
-          <w:sz w:val="24"/>
-        </w:rPr>
-        <w:t>Value</w:t>
-      </w:r>
-      <w:r>
-        <w:rPr>
-          <w:rFonts w:ascii="Times New Roman" w:hAnsi="Times New Roman" w:eastAsia="Times New Roman"/>
-          <w:b w:val="0"/>
-          <w:i w:val="0"/>
-          <w:sz w:val="24"/>
-        </w:rPr>
-        <w:t xml:space="preserve"> are fixed before any model is fit:</w:t>
-      </w:r>
-    </w:p>
-    <w:p>
-      <w:pPr>
-        <w:spacing w:line="480" w:lineRule="auto" w:after="120" w:before="0"/>
-      </w:pPr>
-      <w:r>
-        <w:rPr>
-          <w:rFonts w:ascii="Times New Roman" w:hAnsi="Times New Roman" w:eastAsia="Times New Roman"/>
-          <w:b w:val="0"/>
-          <w:i/>
-          <w:sz w:val="24"/>
-        </w:rPr>
-        <w:t>Impact</w:t>
-      </w:r>
-      <w:r>
-        <w:rPr>
-          <w:rFonts w:ascii="Times New Roman" w:hAnsi="Times New Roman" w:eastAsia="Times New Roman"/>
-          <w:b w:val="0"/>
-          <w:i w:val="0"/>
-          <w:sz w:val="24"/>
         </w:rPr>
         <w:t xml:space="preserve"> = 25 + 90 </w:t>
       </w:r>
       <w:r>
         <w:rPr>
-          <w:rFonts w:ascii="Times New Roman" w:hAnsi="Times New Roman" w:eastAsia="Times New Roman"/>
           <w:b w:val="0"/>
           <w:i/>
-          <w:sz w:val="24"/>
         </w:rPr>
-        <w:t>Sensitivity</w:t>
+        <w:t>x</w:t>
       </w:r>
       <w:r>
         <w:rPr>
-          <w:rFonts w:ascii="Times New Roman" w:hAnsi="Times New Roman" w:eastAsia="Times New Roman"/>
           <w:b w:val="0"/>
           <w:i w:val="0"/>
-          <w:sz w:val="24"/>
+          <w:vertAlign w:val="subscript"/>
+        </w:rPr>
+        <w:t>sens</w:t>
+      </w:r>
+      <w:r>
+        <w:rPr>
+          <w:b w:val="0"/>
+          <w:i w:val="0"/>
         </w:rPr>
         <w:t xml:space="preserve"> + 40 </w:t>
       </w:r>
       <w:r>
         <w:rPr>
-          <w:rFonts w:ascii="Times New Roman" w:hAnsi="Times New Roman" w:eastAsia="Times New Roman"/>
           <w:b w:val="0"/>
           <w:i/>
-          <w:sz w:val="24"/>
         </w:rPr>
-        <w:t>Volume</w:t>
+        <w:t>x</w:t>
       </w:r>
       <w:r>
         <w:rPr>
-          <w:rFonts w:ascii="Times New Roman" w:hAnsi="Times New Roman" w:eastAsia="Times New Roman"/>
           <w:b w:val="0"/>
           <w:i w:val="0"/>
-          <w:sz w:val="24"/>
+          <w:vertAlign w:val="subscript"/>
+        </w:rPr>
+        <w:t>vol</w:t>
+      </w:r>
+      <w:r>
+        <w:rPr>
+          <w:b w:val="0"/>
+          <w:i w:val="0"/>
         </w:rPr>
         <w:t xml:space="preserve"> + 20 </w:t>
       </w:r>
       <w:r>
         <w:rPr>
-          <w:rFonts w:ascii="Times New Roman" w:hAnsi="Times New Roman" w:eastAsia="Times New Roman"/>
           <w:b w:val="0"/>
           <w:i/>
-          <w:sz w:val="24"/>
         </w:rPr>
-        <w:t>Breadth</w:t>
+        <w:t>x</w:t>
       </w:r>
       <w:r>
         <w:rPr>
-          <w:rFonts w:ascii="Times New Roman" w:hAnsi="Times New Roman" w:eastAsia="Times New Roman"/>
           <w:b w:val="0"/>
           <w:i w:val="0"/>
-          <w:sz w:val="24"/>
+          <w:vertAlign w:val="subscript"/>
         </w:rPr>
-        <w:t xml:space="preserve"> (1)</w:t>
+        <w:t>dt</w:t>
+      </w:r>
+      <w:r>
+        <w:rPr>
+          <w:b w:val="0"/>
+          <w:i w:val="0"/>
+        </w:rPr>
+        <w:t>, (1)</w:t>
       </w:r>
     </w:p>
     <w:p>
-      <w:pPr>
-        <w:spacing w:line="480" w:lineRule="auto" w:after="120" w:before="0"/>
-      </w:pPr>
       <w:r>
         <w:rPr>
-          <w:rFonts w:ascii="Times New Roman" w:hAnsi="Times New Roman" w:eastAsia="Times New Roman"/>
           <w:b w:val="0"/>
           <w:i/>
-          <w:sz w:val="24"/>
         </w:rPr>
-        <w:t>Value</w:t>
+        <w:t>V</w:t>
       </w:r>
       <w:r>
         <w:rPr>
-          <w:rFonts w:ascii="Times New Roman" w:hAnsi="Times New Roman" w:eastAsia="Times New Roman"/>
           <w:b w:val="0"/>
           <w:i w:val="0"/>
-          <w:sz w:val="24"/>
         </w:rPr>
         <w:t xml:space="preserve"> = 18 + 35 </w:t>
       </w:r>
       <w:r>
         <w:rPr>
-          <w:rFonts w:ascii="Times New Roman" w:hAnsi="Times New Roman" w:eastAsia="Times New Roman"/>
           <w:b w:val="0"/>
           <w:i/>
-          <w:sz w:val="24"/>
         </w:rPr>
-        <w:t>Innovation</w:t>
+        <w:t>x</w:t>
       </w:r>
       <w:r>
         <w:rPr>
-          <w:rFonts w:ascii="Times New Roman" w:hAnsi="Times New Roman" w:eastAsia="Times New Roman"/>
           <w:b w:val="0"/>
           <w:i w:val="0"/>
-          <w:sz w:val="24"/>
+          <w:vertAlign w:val="subscript"/>
+        </w:rPr>
+        <w:t>inn</w:t>
+      </w:r>
+      <w:r>
+        <w:rPr>
+          <w:b w:val="0"/>
+          <w:i w:val="0"/>
         </w:rPr>
         <w:t xml:space="preserve"> + 22 </w:t>
       </w:r>
       <w:r>
         <w:rPr>
-          <w:rFonts w:ascii="Times New Roman" w:hAnsi="Times New Roman" w:eastAsia="Times New Roman"/>
           <w:b w:val="0"/>
           <w:i/>
-          <w:sz w:val="24"/>
         </w:rPr>
-        <w:t>Entrepreneurship</w:t>
+        <w:t>x</w:t>
       </w:r>
       <w:r>
         <w:rPr>
-          <w:rFonts w:ascii="Times New Roman" w:hAnsi="Times New Roman" w:eastAsia="Times New Roman"/>
           <w:b w:val="0"/>
           <w:i w:val="0"/>
-          <w:sz w:val="24"/>
+          <w:vertAlign w:val="subscript"/>
+        </w:rPr>
+        <w:t>ent</w:t>
+      </w:r>
+      <w:r>
+        <w:rPr>
+          <w:b w:val="0"/>
+          <w:i w:val="0"/>
         </w:rPr>
         <w:t xml:space="preserve"> + 12 </w:t>
       </w:r>
       <w:r>
         <w:rPr>
-          <w:rFonts w:ascii="Times New Roman" w:hAnsi="Times New Roman" w:eastAsia="Times New Roman"/>
           <w:b w:val="0"/>
           <w:i/>
-          <w:sz w:val="24"/>
         </w:rPr>
-        <w:t>Breadth</w:t>
+        <w:t>x</w:t>
       </w:r>
       <w:r>
         <w:rPr>
-          <w:rFonts w:ascii="Times New Roman" w:hAnsi="Times New Roman" w:eastAsia="Times New Roman"/>
           <w:b w:val="0"/>
           <w:i w:val="0"/>
-          <w:sz w:val="24"/>
+          <w:vertAlign w:val="subscript"/>
         </w:rPr>
-        <w:t xml:space="preserve"> (2)</w:t>
+        <w:t>dt</w:t>
+      </w:r>
+      <w:r>
+        <w:rPr>
+          <w:b w:val="0"/>
+          <w:i w:val="0"/>
+        </w:rPr>
+        <w:t>. (2)</w:t>
       </w:r>
     </w:p>
     <w:p>
-      <w:pPr>
-        <w:spacing w:line="480" w:lineRule="auto" w:after="120" w:before="0"/>
-      </w:pPr>
       <w:r>
         <w:rPr>
-          <w:rFonts w:ascii="Times New Roman" w:hAnsi="Times New Roman" w:eastAsia="Times New Roman"/>
           <w:b w:val="0"/>
           <w:i w:val="0"/>
-          <w:sz w:val="24"/>
         </w:rPr>
-        <w:t xml:space="preserve">Given a breach probability </w:t>
+        <w:t xml:space="preserve">For a predicted breach probability </w:t>
       </w:r>
       <w:r>
         <w:rPr>
-          <w:rFonts w:ascii="Times New Roman" w:hAnsi="Times New Roman" w:eastAsia="Times New Roman"/>
           <w:b w:val="0"/>
           <w:i/>
-          <w:sz w:val="24"/>
         </w:rPr>
         <w:t>p</w:t>
       </w:r>
       <w:r>
         <w:rPr>
-          <w:rFonts w:ascii="Times New Roman" w:hAnsi="Times New Roman" w:eastAsia="Times New Roman"/>
           <w:b w:val="0"/>
           <w:i w:val="0"/>
-          <w:sz w:val="24"/>
+        </w:rPr>
+        <w:t xml:space="preserve"> and a cumulative soft-rule penalty </w:t>
+      </w:r>
+      <w:r>
+        <w:rPr>
+          <w:b w:val="0"/>
+          <w:i/>
+        </w:rPr>
+        <w:t>P</w:t>
+      </w:r>
+      <w:r>
+        <w:rPr>
+          <w:b w:val="0"/>
+          <w:i w:val="0"/>
         </w:rPr>
         <w:t>, the screening score is</w:t>
       </w:r>
     </w:p>
     <w:p>
-      <w:pPr>
-        <w:spacing w:line="480" w:lineRule="auto" w:after="120" w:before="0"/>
-      </w:pPr>
       <w:r>
         <w:rPr>
-          <w:rFonts w:ascii="Times New Roman" w:hAnsi="Times New Roman" w:eastAsia="Times New Roman"/>
           <w:b w:val="0"/>
           <w:i/>
-          <w:sz w:val="24"/>
         </w:rPr>
         <w:t>J</w:t>
       </w:r>
       <w:r>
         <w:rPr>
-          <w:rFonts w:ascii="Times New Roman" w:hAnsi="Times New Roman" w:eastAsia="Times New Roman"/>
           <w:b w:val="0"/>
           <w:i w:val="0"/>
-          <w:sz w:val="24"/>
         </w:rPr>
         <w:t xml:space="preserve"> = </w:t>
       </w:r>
       <w:r>
         <w:rPr>
-          <w:rFonts w:ascii="Times New Roman" w:hAnsi="Times New Roman" w:eastAsia="Times New Roman"/>
           <w:b w:val="0"/>
           <w:i/>
-          <w:sz w:val="24"/>
         </w:rPr>
-        <w:t>Value</w:t>
+        <w:t>V</w:t>
       </w:r>
       <w:r>
         <w:rPr>
-          <w:rFonts w:ascii="Times New Roman" w:hAnsi="Times New Roman" w:eastAsia="Times New Roman"/>
           <w:b w:val="0"/>
           <w:i w:val="0"/>
-          <w:sz w:val="24"/>
         </w:rPr>
         <w:t xml:space="preserve"> − </w:t>
       </w:r>
       <w:r>
         <w:rPr>
-          <w:rFonts w:ascii="Times New Roman" w:hAnsi="Times New Roman" w:eastAsia="Times New Roman"/>
           <w:b w:val="0"/>
           <w:i/>
-          <w:sz w:val="24"/>
+        </w:rPr>
+        <w:t>pI</w:t>
+      </w:r>
+      <w:r>
+        <w:rPr>
+          <w:b w:val="0"/>
+          <w:i w:val="0"/>
+        </w:rPr>
+        <w:t xml:space="preserve"> − </w:t>
+      </w:r>
+      <w:r>
+        <w:rPr>
+          <w:b w:val="0"/>
+          <w:i/>
+        </w:rPr>
+        <w:t>P</w:t>
+      </w:r>
+      <w:r>
+        <w:rPr>
+          <w:b w:val="0"/>
+          <w:i w:val="0"/>
+        </w:rPr>
+        <w:t>. (3)</w:t>
+      </w:r>
+    </w:p>
+    <w:p>
+      <w:r>
+        <w:rPr>
+          <w:b w:val="0"/>
+          <w:i w:val="0"/>
+        </w:rPr>
+        <w:t xml:space="preserve">Unless a hard rule fires, the action is launch if </w:t>
+      </w:r>
+      <w:r>
+        <w:rPr>
+          <w:b w:val="0"/>
+          <w:i/>
+        </w:rPr>
+        <w:t>J</w:t>
+      </w:r>
+      <w:r>
+        <w:rPr>
+          <w:b w:val="0"/>
+          <w:i w:val="0"/>
+        </w:rPr>
+        <w:t xml:space="preserve"> ≥ 10, harden if −5 ≤ </w:t>
+      </w:r>
+      <w:r>
+        <w:rPr>
+          <w:b w:val="0"/>
+          <w:i/>
+        </w:rPr>
+        <w:t>J</w:t>
+      </w:r>
+      <w:r>
+        <w:rPr>
+          <w:b w:val="0"/>
+          <w:i w:val="0"/>
+        </w:rPr>
+        <w:t xml:space="preserve"> &lt; 10, and defer if </w:t>
+      </w:r>
+      <w:r>
+        <w:rPr>
+          <w:b w:val="0"/>
+          <w:i/>
+        </w:rPr>
+        <w:t>J</w:t>
+      </w:r>
+      <w:r>
+        <w:rPr>
+          <w:b w:val="0"/>
+          <w:i w:val="0"/>
+        </w:rPr>
+        <w:t xml:space="preserve"> &lt; −5. </w:t>
+      </w:r>
+      <w:r>
+        <w:rPr>
+          <w:b w:val="0"/>
+          <w:i/>
+        </w:rPr>
+        <w:t>P</w:t>
+      </w:r>
+      <w:r>
+        <w:rPr>
+          <w:b w:val="0"/>
+          <w:i w:val="0"/>
+        </w:rPr>
+        <w:t xml:space="preserve"> = 0 when the rule layer is disabled, and a triggered hard rule overrides the thresholds and forces deferral. These thresholds are specified policy parameters, not estimates from a business population.</w:t>
+      </w:r>
+    </w:p>
+    <w:p>
+      <w:r>
+        <w:rPr>
+          <w:b w:val="0"/>
+          <w:i w:val="0"/>
+        </w:rPr>
+        <w:t xml:space="preserve">For evaluation, let </w:t>
+      </w:r>
+      <w:r>
+        <w:rPr>
+          <w:b w:val="0"/>
+          <w:i/>
+        </w:rPr>
+        <w:t>y</w:t>
+      </w:r>
+      <w:r>
+        <w:rPr>
+          <w:b w:val="0"/>
+          <w:i w:val="0"/>
+        </w:rPr>
+        <w:t xml:space="preserve"> = 1 denote a simulated breach. Realised payoffs are </w:t>
+      </w:r>
+      <w:r>
+        <w:rPr>
+          <w:b w:val="0"/>
+          <w:i/>
+        </w:rPr>
+        <w:t>V</w:t>
+      </w:r>
+      <w:r>
+        <w:rPr>
+          <w:b w:val="0"/>
+          <w:i w:val="0"/>
+        </w:rPr>
+        <w:t xml:space="preserve"> − </w:t>
+      </w:r>
+      <w:r>
+        <w:rPr>
+          <w:b w:val="0"/>
+          <w:i/>
+        </w:rPr>
+        <w:t>yI</w:t>
+      </w:r>
+      <w:r>
+        <w:rPr>
+          <w:b w:val="0"/>
+          <w:i w:val="0"/>
+        </w:rPr>
+        <w:t xml:space="preserve"> for launch, 0.55</w:t>
+      </w:r>
+      <w:r>
+        <w:rPr>
+          <w:b w:val="0"/>
+          <w:i/>
+        </w:rPr>
+        <w:t>V</w:t>
+      </w:r>
+      <w:r>
+        <w:rPr>
+          <w:b w:val="0"/>
+          <w:i w:val="0"/>
+        </w:rPr>
+        <w:t xml:space="preserve"> − 5 − 0.35</w:t>
+      </w:r>
+      <w:r>
+        <w:rPr>
+          <w:b w:val="0"/>
+          <w:i/>
+        </w:rPr>
+        <w:t>yI</w:t>
+      </w:r>
+      <w:r>
+        <w:rPr>
+          <w:b w:val="0"/>
+          <w:i w:val="0"/>
+        </w:rPr>
+        <w:t xml:space="preserve"> for harden, and 0 for defer. The hardening retention (55%), cost (5) and residual impact (35%) are assumptions; no intervention experiment supports them, and the fixed thresholds in Eq. (3) are heuristic rather than payoff-maximising.</w:t>
+      </w:r>
+    </w:p>
+    <w:p>
+      <w:pPr>
+        <w:spacing w:before="120"/>
+      </w:pPr>
+      <w:r>
+        <w:rPr>
+          <w:b/>
+          <w:i/>
+        </w:rPr>
+        <w:t>2.2 Knowledge-rule layer</w:t>
+      </w:r>
+    </w:p>
+    <w:p>
+      <w:r>
+        <w:rPr>
+          <w:b w:val="0"/>
+          <w:i w:val="0"/>
+        </w:rPr>
+        <w:t xml:space="preserve">The rule base is propositional and evaluated by forward chaining on each initiative. Three hard rules force deferral: r1, </w:t>
+      </w:r>
+      <w:r>
+        <w:rPr>
+          <w:b w:val="0"/>
+          <w:i/>
+        </w:rPr>
+        <w:t>x</w:t>
+      </w:r>
+      <w:r>
+        <w:rPr>
+          <w:b w:val="0"/>
+          <w:i w:val="0"/>
+          <w:vertAlign w:val="subscript"/>
+        </w:rPr>
+        <w:t>sens</w:t>
+      </w:r>
+      <w:r>
+        <w:rPr>
+          <w:b w:val="0"/>
+          <w:i w:val="0"/>
+        </w:rPr>
+        <w:t xml:space="preserve"> &gt; 0.70 and access control &lt; 0.45; r2, </w:t>
+      </w:r>
+      <w:r>
+        <w:rPr>
+          <w:b w:val="0"/>
+          <w:i/>
+        </w:rPr>
+        <w:t>x</w:t>
+      </w:r>
+      <w:r>
+        <w:rPr>
+          <w:b w:val="0"/>
+          <w:i w:val="0"/>
+          <w:vertAlign w:val="subscript"/>
+        </w:rPr>
+        <w:t>sens</w:t>
+      </w:r>
+      <w:r>
+        <w:rPr>
+          <w:b w:val="0"/>
+          <w:i w:val="0"/>
+        </w:rPr>
+        <w:t xml:space="preserve"> &gt; 0.82 and encryption &lt; 0.40; r3, </w:t>
+      </w:r>
+      <w:r>
+        <w:rPr>
+          <w:b w:val="0"/>
+          <w:i/>
+        </w:rPr>
+        <w:t>x</w:t>
+      </w:r>
+      <w:r>
+        <w:rPr>
+          <w:b w:val="0"/>
+          <w:i w:val="0"/>
+          <w:vertAlign w:val="subscript"/>
+        </w:rPr>
+        <w:t>vol</w:t>
+      </w:r>
+      <w:r>
+        <w:rPr>
+          <w:b w:val="0"/>
+          <w:i w:val="0"/>
+        </w:rPr>
+        <w:t xml:space="preserve"> &gt; 0.72, monitoring &lt; 0.38 and </w:t>
+      </w:r>
+      <w:r>
+        <w:rPr>
+          <w:b w:val="0"/>
+          <w:i/>
+        </w:rPr>
+        <w:t>x</w:t>
+      </w:r>
+      <w:r>
+        <w:rPr>
+          <w:b w:val="0"/>
+          <w:i w:val="0"/>
+          <w:vertAlign w:val="subscript"/>
+        </w:rPr>
+        <w:t>sens</w:t>
+      </w:r>
+      <w:r>
+        <w:rPr>
+          <w:b w:val="0"/>
+          <w:i w:val="0"/>
+        </w:rPr>
+        <w:t xml:space="preserve"> &gt; 0.50. Four soft rules each add 8 units to </w:t>
+      </w:r>
+      <w:r>
+        <w:rPr>
+          <w:b w:val="0"/>
+          <w:i/>
+        </w:rPr>
+        <w:t>P</w:t>
+      </w:r>
+      <w:r>
+        <w:rPr>
+          <w:b w:val="0"/>
+          <w:i w:val="0"/>
+        </w:rPr>
+        <w:t xml:space="preserve">, and penalties accumulate: r4, </w:t>
+      </w:r>
+      <w:r>
+        <w:rPr>
+          <w:b w:val="0"/>
+          <w:i/>
+        </w:rPr>
+        <w:t>x</w:t>
+      </w:r>
+      <w:r>
+        <w:rPr>
+          <w:b w:val="0"/>
+          <w:i w:val="0"/>
+          <w:vertAlign w:val="subscript"/>
+        </w:rPr>
+        <w:t>vol</w:t>
+      </w:r>
+      <w:r>
+        <w:rPr>
+          <w:b w:val="0"/>
+          <w:i w:val="0"/>
+        </w:rPr>
+        <w:t xml:space="preserve"> &gt; 0.65 and monitoring &lt; 0.42; r5, </w:t>
+      </w:r>
+      <w:r>
+        <w:rPr>
+          <w:b w:val="0"/>
+          <w:i/>
+        </w:rPr>
+        <w:t>x</w:t>
+      </w:r>
+      <w:r>
+        <w:rPr>
+          <w:b w:val="0"/>
+          <w:i w:val="0"/>
+          <w:vertAlign w:val="subscript"/>
+        </w:rPr>
+        <w:t>dt</w:t>
+      </w:r>
+      <w:r>
+        <w:rPr>
+          <w:b w:val="0"/>
+          <w:i w:val="0"/>
+        </w:rPr>
+        <w:t xml:space="preserve"> &gt; 0.60 and incident response &lt; 0.40; r6, </w:t>
+      </w:r>
+      <w:r>
+        <w:rPr>
+          <w:b w:val="0"/>
+          <w:i/>
+        </w:rPr>
+        <w:t>x</w:t>
+      </w:r>
+      <w:r>
+        <w:rPr>
+          <w:b w:val="0"/>
+          <w:i w:val="0"/>
+          <w:vertAlign w:val="subscript"/>
+        </w:rPr>
+        <w:t>ent</w:t>
+      </w:r>
+      <w:r>
+        <w:rPr>
+          <w:b w:val="0"/>
+          <w:i w:val="0"/>
+        </w:rPr>
+        <w:t xml:space="preserve"> &gt; 0.70, skills &lt; 0.45 and </w:t>
+      </w:r>
+      <w:r>
+        <w:rPr>
+          <w:b w:val="0"/>
+          <w:i/>
+        </w:rPr>
+        <w:t>x</w:t>
+      </w:r>
+      <w:r>
+        <w:rPr>
+          <w:b w:val="0"/>
+          <w:i w:val="0"/>
+          <w:vertAlign w:val="subscript"/>
+        </w:rPr>
+        <w:t>sens</w:t>
+      </w:r>
+      <w:r>
+        <w:rPr>
+          <w:b w:val="0"/>
+          <w:i w:val="0"/>
+        </w:rPr>
+        <w:t xml:space="preserve"> &gt; 0.50; r7, </w:t>
+      </w:r>
+      <w:r>
+        <w:rPr>
+          <w:b w:val="0"/>
+          <w:i/>
+        </w:rPr>
+        <w:t>x</w:t>
+      </w:r>
+      <w:r>
+        <w:rPr>
+          <w:b w:val="0"/>
+          <w:i w:val="0"/>
+          <w:vertAlign w:val="subscript"/>
+        </w:rPr>
+        <w:t>sens</w:t>
+      </w:r>
+      <w:r>
+        <w:rPr>
+          <w:b w:val="0"/>
+          <w:i w:val="0"/>
+        </w:rPr>
+        <w:t xml:space="preserve"> &gt; 0.60 and vendor control &lt; 0.40.</w:t>
+      </w:r>
+    </w:p>
+    <w:p>
+      <w:r>
+        <w:rPr>
+          <w:b w:val="0"/>
+          <w:i w:val="0"/>
+        </w:rPr>
+        <w:t>The thresholds are study assumptions, fixed before any test metric was computed; they are not NIST-validated values [20]. Hard rules fire on 9.3% of the simulated population. The predicates of r1–r5 and r7 do not appear explicitly in the breach equation (Section 3), but the generator uses related indicators, so the rules are not statistically independent of the outcome. Rule r6 repeats the venture-gap cutoffs of the breach process and is therefore partly aligned with the benchmark by construction.</w:t>
+      </w:r>
+    </w:p>
+    <w:p>
+      <w:pPr>
+        <w:spacing w:before="120"/>
+      </w:pPr>
+      <w:r>
+        <w:rPr>
+          <w:b/>
+          <w:i/>
+        </w:rPr>
+        <w:t>2.3 Models and component comparisons</w:t>
+      </w:r>
+    </w:p>
+    <w:p>
+      <w:r>
+        <w:rPr>
+          <w:b w:val="0"/>
+          <w:i w:val="0"/>
+        </w:rPr>
+        <w:t>The probability model is L2-penalised logistic regression (</w:t>
+      </w:r>
+      <w:r>
+        <w:rPr>
+          <w:b w:val="0"/>
+          <w:i/>
+        </w:rPr>
+        <w:t>C</w:t>
+      </w:r>
+      <w:r>
+        <w:rPr>
+          <w:b w:val="0"/>
+          <w:i w:val="0"/>
+        </w:rPr>
+        <w:t xml:space="preserve"> = 1) after standardisation on the training sample [34]. The opportunity model uses the five opportunity indicators; the knowledge model adds the six cybersecurity indicators. Crossing the two feature sets with rules off or on yields four policies; KCID-AI is the knowledge model with rules on. Rules change actions, not predicted probabilities, so the area under the receiver operating characteristic curve (AUROC) is identical within a feature set. Two gradient-boosting classifiers [35], one per feature set, use 250 trees, learning rate 0.05, maximum depth 3 and subsample fraction 0.85, without rules. All six policies use Eq. (3) with identical thresholds.</w:t>
+      </w:r>
+    </w:p>
+    <w:p>
+      <w:r>
+        <w:rPr>
+          <w:b w:val="0"/>
+          <w:i w:val="0"/>
+        </w:rPr>
+        <w:t xml:space="preserve">Six further policies test whether the rule layer adds anything beyond a flexible learner, a payoff-optimal policy or the rules alone, and whether rules and efficiency can be combined. Knowledge boosting with rules applies the same hard and soft rules to the knowledge-feature boosting probabilities. The direct expected-utility (EU) policy uses the knowledge logistic probability </w:t>
+      </w:r>
+      <w:r>
+        <w:rPr>
+          <w:b w:val="0"/>
+          <w:i/>
         </w:rPr>
         <w:t>p</w:t>
       </w:r>
       <w:r>
         <w:rPr>
-          <w:rFonts w:ascii="Times New Roman" w:hAnsi="Times New Roman" w:eastAsia="Times New Roman"/>
           <w:b w:val="0"/>
           <w:i w:val="0"/>
-          <w:sz w:val="24"/>
         </w:rPr>
-        <w:t xml:space="preserve"> × </w:t>
+        <w:t xml:space="preserve"> and selects the action with the highest expected evaluation payoff,</w:t>
+      </w:r>
+    </w:p>
+    <w:p>
+      <w:r>
+        <w:rPr>
+          <w:b w:val="0"/>
+          <w:i/>
+        </w:rPr>
+        <w:t>a</w:t>
       </w:r>
       <w:r>
         <w:rPr>
-          <w:rFonts w:ascii="Times New Roman" w:hAnsi="Times New Roman" w:eastAsia="Times New Roman"/>
           <w:b w:val="0"/>
           <w:i/>
-          <w:sz w:val="24"/>
         </w:rPr>
-        <w:t>Impact</w:t>
+        <w:t xml:space="preserve"> = argmax {</w:t>
       </w:r>
       <w:r>
         <w:rPr>
-          <w:rFonts w:ascii="Times New Roman" w:hAnsi="Times New Roman" w:eastAsia="Times New Roman"/>
           <w:b w:val="0"/>
           <w:i w:val="0"/>
-          <w:sz w:val="24"/>
+        </w:rPr>
+        <w:t>V</w:t>
+      </w:r>
+      <w:r>
+        <w:rPr>
+          <w:b w:val="0"/>
+          <w:i/>
         </w:rPr>
         <w:t xml:space="preserve"> − </w:t>
       </w:r>
       <w:r>
         <w:rPr>
-          <w:rFonts w:ascii="Times New Roman" w:hAnsi="Times New Roman" w:eastAsia="Times New Roman"/>
           <w:b w:val="0"/>
-          <w:i/>
-          <w:sz w:val="24"/>
+          <w:i w:val="0"/>
         </w:rPr>
-        <w:t>Penalty</w:t>
+        <w:t>pI</w:t>
       </w:r>
       <w:r>
         <w:rPr>
-          <w:rFonts w:ascii="Times New Roman" w:hAnsi="Times New Roman" w:eastAsia="Times New Roman"/>
+          <w:b w:val="0"/>
+          <w:i/>
+        </w:rPr>
+        <w:t>, 0.55</w:t>
+      </w:r>
+      <w:r>
+        <w:rPr>
           <w:b w:val="0"/>
           <w:i w:val="0"/>
-          <w:sz w:val="24"/>
         </w:rPr>
-        <w:t xml:space="preserve"> (3)</w:t>
+        <w:t>V</w:t>
+      </w:r>
+      <w:r>
+        <w:rPr>
+          <w:b w:val="0"/>
+          <w:i/>
+        </w:rPr>
+        <w:t xml:space="preserve"> − 5 − 0.35</w:t>
+      </w:r>
+      <w:r>
+        <w:rPr>
+          <w:b w:val="0"/>
+          <w:i w:val="0"/>
+        </w:rPr>
+        <w:t>pI*, 0} over launch, harden and defer, (4)</w:t>
+      </w:r>
+    </w:p>
+    <w:p>
+      <w:r>
+        <w:rPr>
+          <w:b w:val="0"/>
+          <w:i w:val="0"/>
+        </w:rPr>
+        <w:t xml:space="preserve">so it needs no thresholds. The EU policy with hard rules additionally forces deferral whenever r1–r3 fire. The capped EU policy prices each expected launched breach at λ ≥ 0, replacing the launch payoff by </w:t>
+      </w:r>
+      <w:r>
+        <w:rPr>
+          <w:b w:val="0"/>
+          <w:i/>
+        </w:rPr>
+        <w:t>V</w:t>
+      </w:r>
+      <w:r>
+        <w:rPr>
+          <w:b w:val="0"/>
+          <w:i w:val="0"/>
+        </w:rPr>
+        <w:t xml:space="preserve"> − </w:t>
+      </w:r>
+      <w:r>
+        <w:rPr>
+          <w:b w:val="0"/>
+          <w:i/>
+        </w:rPr>
+        <w:t>pI</w:t>
+      </w:r>
+      <w:r>
+        <w:rPr>
+          <w:b w:val="0"/>
+          <w:i w:val="0"/>
+        </w:rPr>
+        <w:t xml:space="preserve"> − λ</w:t>
+      </w:r>
+      <w:r>
+        <w:rPr>
+          <w:b w:val="0"/>
+          <w:i/>
+        </w:rPr>
+        <w:t>p</w:t>
+      </w:r>
+      <w:r>
+        <w:rPr>
+          <w:b w:val="0"/>
+          <w:i w:val="0"/>
+        </w:rPr>
+        <w:t xml:space="preserve">, and sets λ by bisection to the smallest value at which the expected number of launched breaches, the sum of </w:t>
+      </w:r>
+      <w:r>
+        <w:rPr>
+          <w:b w:val="0"/>
+          <w:i/>
+        </w:rPr>
+        <w:t>p</w:t>
+      </w:r>
+      <w:r>
+        <w:rPr>
+          <w:b w:val="0"/>
+          <w:i w:val="0"/>
+        </w:rPr>
+        <w:t xml:space="preserve"> over launched initiatives, does not exceed that of KCID-AI on the same portfolio; it uses predicted probabilities only, never outcomes. The rule-only policy uses no probability model: it defers when a hard rule fires, hardens when any soft rule fires, and launches otherwise. The hybrid keeps KCID-AI's knowledge base but changes how it acts: hard rules force deferral, and the capped EU policy sets the remaining actions within the same budget; soft rules no longer change actions but are reported as named control flags. Two explanation measures apply to every policy: reason coverage, the share of non-launched initiatives for which at least one rule fires, and the flagged-launch share, the share of launches made while a soft rule flags a control gap. The analysis uses Python with scikit-learn 1.9.1 [36,37], NumPy 2.5.4, pandas 3.1.0 and matplotlib 3.11.2.</w:t>
       </w:r>
     </w:p>
     <w:p>
       <w:pPr>
-        <w:spacing w:line="480" w:lineRule="auto" w:after="120" w:before="0"/>
+        <w:spacing w:before="120"/>
       </w:pPr>
       <w:r>
         <w:rPr>
-          <w:rFonts w:ascii="Times New Roman" w:hAnsi="Times New Roman" w:eastAsia="Times New Roman"/>
+          <w:b/>
+          <w:i w:val="0"/>
+        </w:rPr>
+        <w:t>3. Simulation and evaluation design</w:t>
+      </w:r>
+    </w:p>
+    <w:p>
+      <w:r>
+        <w:rPr>
           <w:b w:val="0"/>
-          <w:i/>
-          <w:sz w:val="24"/>
+          <w:i w:val="0"/>
         </w:rPr>
-        <w:t>Penalty</w:t>
+        <w:t xml:space="preserve">Seed 23 generates 5,000 initiatives from four independent standard-normal latent factors for innovation, entrepreneurship, data intensity and control maturity; breadth also loads on innovation and data. Indicators are logistic transforms of these factors plus noise. The latent breach log-odds increase with sensitivity, volume, breadth and entrepreneurship, with three control-gap terms (sensitivity minus access, volume minus monitoring, and an encryption gap at high sensitivity) and with the venture-gap indicator, and decrease slightly with access and monitoring. The intercept is calibrated by bisection so that the mean latent probability is 0.36; realised prevalence is 0.358. All coefficients are listed in the public </w:t>
       </w:r>
       <w:r>
         <w:rPr>
-          <w:rFonts w:ascii="Times New Roman" w:hAnsi="Times New Roman" w:eastAsia="Times New Roman"/>
           <w:b w:val="0"/>
           <w:i w:val="0"/>
-          <w:sz w:val="24"/>
         </w:rPr>
-        <w:t xml:space="preserve"> is zero unless the rule layer is on. The action is launch if </w:t>
+        <w:t>analysis.py</w:t>
       </w:r>
       <w:r>
         <w:rPr>
-          <w:rFonts w:ascii="Times New Roman" w:hAnsi="Times New Roman" w:eastAsia="Times New Roman"/>
-          <w:b w:val="0"/>
-          <w:i/>
-          <w:sz w:val="24"/>
-        </w:rPr>
-        <w:t>J</w:t>
-      </w:r>
-      <w:r>
-        <w:rPr>
-          <w:rFonts w:ascii="Times New Roman" w:hAnsi="Times New Roman" w:eastAsia="Times New Roman"/>
           <w:b w:val="0"/>
           <w:i w:val="0"/>
-          <w:sz w:val="24"/>
-        </w:rPr>
-        <w:t xml:space="preserve"> ≥ 10, harden if −5 ≤ </w:t>
-      </w:r>
-      <w:r>
-        <w:rPr>
-          <w:rFonts w:ascii="Times New Roman" w:hAnsi="Times New Roman" w:eastAsia="Times New Roman"/>
-          <w:b w:val="0"/>
-          <w:i/>
-          <w:sz w:val="24"/>
-        </w:rPr>
-        <w:t>J</w:t>
-      </w:r>
-      <w:r>
-        <w:rPr>
-          <w:rFonts w:ascii="Times New Roman" w:hAnsi="Times New Roman" w:eastAsia="Times New Roman"/>
-          <w:b w:val="0"/>
-          <w:i w:val="0"/>
-          <w:sz w:val="24"/>
-        </w:rPr>
-        <w:t xml:space="preserve"> &lt; 10, and defer if </w:t>
-      </w:r>
-      <w:r>
-        <w:rPr>
-          <w:rFonts w:ascii="Times New Roman" w:hAnsi="Times New Roman" w:eastAsia="Times New Roman"/>
-          <w:b w:val="0"/>
-          <w:i/>
-          <w:sz w:val="24"/>
-        </w:rPr>
-        <w:t>J</w:t>
-      </w:r>
-      <w:r>
-        <w:rPr>
-          <w:rFonts w:ascii="Times New Roman" w:hAnsi="Times New Roman" w:eastAsia="Times New Roman"/>
-          <w:b w:val="0"/>
-          <w:i w:val="0"/>
-          <w:sz w:val="24"/>
-        </w:rPr>
-        <w:t xml:space="preserve"> &lt; −5. The evaluation payoff is not a cash flow. Launch receives </w:t>
-      </w:r>
-      <w:r>
-        <w:rPr>
-          <w:rFonts w:ascii="Times New Roman" w:hAnsi="Times New Roman" w:eastAsia="Times New Roman"/>
-          <w:b w:val="0"/>
-          <w:i/>
-          <w:sz w:val="24"/>
-        </w:rPr>
-        <w:t>Value</w:t>
-      </w:r>
-      <w:r>
-        <w:rPr>
-          <w:rFonts w:ascii="Times New Roman" w:hAnsi="Times New Roman" w:eastAsia="Times New Roman"/>
-          <w:b w:val="0"/>
-          <w:i w:val="0"/>
-          <w:sz w:val="24"/>
-        </w:rPr>
-        <w:t xml:space="preserve"> and pays </w:t>
-      </w:r>
-      <w:r>
-        <w:rPr>
-          <w:rFonts w:ascii="Times New Roman" w:hAnsi="Times New Roman" w:eastAsia="Times New Roman"/>
-          <w:b w:val="0"/>
-          <w:i/>
-          <w:sz w:val="24"/>
-        </w:rPr>
-        <w:t>Impact</w:t>
-      </w:r>
-      <w:r>
-        <w:rPr>
-          <w:rFonts w:ascii="Times New Roman" w:hAnsi="Times New Roman" w:eastAsia="Times New Roman"/>
-          <w:b w:val="0"/>
-          <w:i w:val="0"/>
-          <w:sz w:val="24"/>
-        </w:rPr>
-        <w:t xml:space="preserve"> if a breach occurs. Harden keeps 55% of </w:t>
-      </w:r>
-      <w:r>
-        <w:rPr>
-          <w:rFonts w:ascii="Times New Roman" w:hAnsi="Times New Roman" w:eastAsia="Times New Roman"/>
-          <w:b w:val="0"/>
-          <w:i/>
-          <w:sz w:val="24"/>
-        </w:rPr>
-        <w:t>Value</w:t>
-      </w:r>
-      <w:r>
-        <w:rPr>
-          <w:rFonts w:ascii="Times New Roman" w:hAnsi="Times New Roman" w:eastAsia="Times New Roman"/>
-          <w:b w:val="0"/>
-          <w:i w:val="0"/>
-          <w:sz w:val="24"/>
-        </w:rPr>
-        <w:t xml:space="preserve">, pays 5, and pays 35% of </w:t>
-      </w:r>
-      <w:r>
-        <w:rPr>
-          <w:rFonts w:ascii="Times New Roman" w:hAnsi="Times New Roman" w:eastAsia="Times New Roman"/>
-          <w:b w:val="0"/>
-          <w:i/>
-          <w:sz w:val="24"/>
-        </w:rPr>
-        <w:t>Impact</w:t>
-      </w:r>
-      <w:r>
-        <w:rPr>
-          <w:rFonts w:ascii="Times New Roman" w:hAnsi="Times New Roman" w:eastAsia="Times New Roman"/>
-          <w:b w:val="0"/>
-          <w:i w:val="0"/>
-          <w:sz w:val="24"/>
-        </w:rPr>
-        <w:t xml:space="preserve"> if a breach would have occurred. Defer pays and earns nothing, so a safer action can score worse when it blocks a valuable initiative.</w:t>
-      </w:r>
-    </w:p>
-    <w:p>
-      <w:pPr>
-        <w:spacing w:line="480" w:lineRule="auto" w:after="80" w:before="0"/>
-      </w:pPr>
-      <w:r>
-        <w:rPr>
-          <w:rFonts w:ascii="Times New Roman" w:hAnsi="Times New Roman" w:eastAsia="Times New Roman"/>
-          <w:b/>
-          <w:i w:val="0"/>
-          <w:sz w:val="24"/>
-        </w:rPr>
-        <w:t>2.2 Knowledge-rule layer</w:t>
-      </w:r>
-    </w:p>
-    <w:p>
-      <w:pPr>
-        <w:spacing w:line="480" w:lineRule="auto" w:after="120" w:before="0"/>
-      </w:pPr>
-      <w:r>
-        <w:rPr>
-          <w:rFonts w:ascii="Times New Roman" w:hAnsi="Times New Roman" w:eastAsia="Times New Roman"/>
-          <w:b w:val="0"/>
-          <w:i w:val="0"/>
-          <w:sz w:val="24"/>
-        </w:rPr>
-        <w:t>The rule base is propositional and is evaluated on each initiative. Three rules are hard exclusions. If any one fires, the action is defer.</w:t>
-      </w:r>
-    </w:p>
-    <w:p>
-      <w:pPr>
-        <w:spacing w:line="480" w:lineRule="auto" w:after="40" w:before="0"/>
-      </w:pPr>
-      <w:r>
-        <w:rPr>
-          <w:rFonts w:ascii="Times New Roman" w:hAnsi="Times New Roman" w:eastAsia="Times New Roman"/>
-          <w:b w:val="0"/>
-          <w:i w:val="0"/>
-          <w:sz w:val="24"/>
-        </w:rPr>
-        <w:t xml:space="preserve">r1: </w:t>
-      </w:r>
-      <w:r>
-        <w:rPr>
-          <w:rFonts w:ascii="Times New Roman" w:hAnsi="Times New Roman" w:eastAsia="Times New Roman"/>
-          <w:b w:val="0"/>
-          <w:i/>
-          <w:sz w:val="24"/>
-        </w:rPr>
-        <w:t>Sensitivity</w:t>
-      </w:r>
-      <w:r>
-        <w:rPr>
-          <w:rFonts w:ascii="Times New Roman" w:hAnsi="Times New Roman" w:eastAsia="Times New Roman"/>
-          <w:b w:val="0"/>
-          <w:i w:val="0"/>
-          <w:sz w:val="24"/>
-        </w:rPr>
-        <w:t xml:space="preserve"> &gt; 0.70 and access control &lt; 0.45.</w:t>
-      </w:r>
-    </w:p>
-    <w:p>
-      <w:pPr>
-        <w:spacing w:line="480" w:lineRule="auto" w:after="40" w:before="0"/>
-      </w:pPr>
-      <w:r>
-        <w:rPr>
-          <w:rFonts w:ascii="Times New Roman" w:hAnsi="Times New Roman" w:eastAsia="Times New Roman"/>
-          <w:b w:val="0"/>
-          <w:i w:val="0"/>
-          <w:sz w:val="24"/>
-        </w:rPr>
-        <w:t xml:space="preserve">r2: </w:t>
-      </w:r>
-      <w:r>
-        <w:rPr>
-          <w:rFonts w:ascii="Times New Roman" w:hAnsi="Times New Roman" w:eastAsia="Times New Roman"/>
-          <w:b w:val="0"/>
-          <w:i/>
-          <w:sz w:val="24"/>
-        </w:rPr>
-        <w:t>Sensitivity</w:t>
-      </w:r>
-      <w:r>
-        <w:rPr>
-          <w:rFonts w:ascii="Times New Roman" w:hAnsi="Times New Roman" w:eastAsia="Times New Roman"/>
-          <w:b w:val="0"/>
-          <w:i w:val="0"/>
-          <w:sz w:val="24"/>
-        </w:rPr>
-        <w:t xml:space="preserve"> &gt; 0.82 and encryption &lt; 0.40.</w:t>
-      </w:r>
-    </w:p>
-    <w:p>
-      <w:pPr>
-        <w:spacing w:line="480" w:lineRule="auto" w:after="40" w:before="0"/>
-      </w:pPr>
-      <w:r>
-        <w:rPr>
-          <w:rFonts w:ascii="Times New Roman" w:hAnsi="Times New Roman" w:eastAsia="Times New Roman"/>
-          <w:b w:val="0"/>
-          <w:i w:val="0"/>
-          <w:sz w:val="24"/>
-        </w:rPr>
-        <w:t xml:space="preserve">r3: </w:t>
-      </w:r>
-      <w:r>
-        <w:rPr>
-          <w:rFonts w:ascii="Times New Roman" w:hAnsi="Times New Roman" w:eastAsia="Times New Roman"/>
-          <w:b w:val="0"/>
-          <w:i/>
-          <w:sz w:val="24"/>
-        </w:rPr>
-        <w:t>Volume</w:t>
-      </w:r>
-      <w:r>
-        <w:rPr>
-          <w:rFonts w:ascii="Times New Roman" w:hAnsi="Times New Roman" w:eastAsia="Times New Roman"/>
-          <w:b w:val="0"/>
-          <w:i w:val="0"/>
-          <w:sz w:val="24"/>
-        </w:rPr>
-        <w:t xml:space="preserve"> &gt; 0.72 and monitoring &lt; 0.38 and </w:t>
-      </w:r>
-      <w:r>
-        <w:rPr>
-          <w:rFonts w:ascii="Times New Roman" w:hAnsi="Times New Roman" w:eastAsia="Times New Roman"/>
-          <w:b w:val="0"/>
-          <w:i/>
-          <w:sz w:val="24"/>
-        </w:rPr>
-        <w:t>Sensitivity</w:t>
-      </w:r>
-      <w:r>
-        <w:rPr>
-          <w:rFonts w:ascii="Times New Roman" w:hAnsi="Times New Roman" w:eastAsia="Times New Roman"/>
-          <w:b w:val="0"/>
-          <w:i w:val="0"/>
-          <w:sz w:val="24"/>
-        </w:rPr>
-        <w:t xml:space="preserve"> &gt; 0.50.</w:t>
-      </w:r>
-    </w:p>
-    <w:p>
-      <w:pPr>
-        <w:spacing w:line="480" w:lineRule="auto" w:after="120" w:before="0"/>
-      </w:pPr>
-      <w:r>
-        <w:rPr>
-          <w:rFonts w:ascii="Times New Roman" w:hAnsi="Times New Roman" w:eastAsia="Times New Roman"/>
-          <w:b w:val="0"/>
-          <w:i w:val="0"/>
-          <w:sz w:val="24"/>
-        </w:rPr>
-        <w:t xml:space="preserve">Four rules are soft. Each one that fires adds 8 to </w:t>
-      </w:r>
-      <w:r>
-        <w:rPr>
-          <w:rFonts w:ascii="Times New Roman" w:hAnsi="Times New Roman" w:eastAsia="Times New Roman"/>
-          <w:b w:val="0"/>
-          <w:i/>
-          <w:sz w:val="24"/>
-        </w:rPr>
-        <w:t>Penalty</w:t>
-      </w:r>
-      <w:r>
-        <w:rPr>
-          <w:rFonts w:ascii="Times New Roman" w:hAnsi="Times New Roman" w:eastAsia="Times New Roman"/>
-          <w:b w:val="0"/>
-          <w:i w:val="0"/>
-          <w:sz w:val="24"/>
         </w:rPr>
         <w:t>.</w:t>
       </w:r>
     </w:p>
     <w:p>
-      <w:pPr>
-        <w:spacing w:line="480" w:lineRule="auto" w:after="40" w:before="0"/>
-      </w:pPr>
       <w:r>
         <w:rPr>
-          <w:rFonts w:ascii="Times New Roman" w:hAnsi="Times New Roman" w:eastAsia="Times New Roman"/>
           <w:b w:val="0"/>
           <w:i w:val="0"/>
-          <w:sz w:val="24"/>
         </w:rPr>
-        <w:t xml:space="preserve">r4: </w:t>
+        <w:t>A stratified split gives 3,749 training and 1,251 test initiatives (448 test breaches). Fitting and standardisation use training data only. The subgroup is defined from training-sample quantiles before any test metric is computed: data volume at or above the training median (0.493) and access control at or below the training 40th percentile (0.435). It contains 256 test initiatives and 156 breaches; it was not externally pre-registered.</w:t>
       </w:r>
+    </w:p>
+    <w:p>
       <w:r>
         <w:rPr>
-          <w:rFonts w:ascii="Times New Roman" w:hAnsi="Times New Roman" w:eastAsia="Times New Roman"/>
           <w:b w:val="0"/>
-          <w:i/>
-          <w:sz w:val="24"/>
+          <w:i w:val="0"/>
         </w:rPr>
-        <w:t>Volume</w:t>
+        <w:t>Outcomes are AUROC, launched breaches (breaches assigned to launch), breach prevalence among launches, and mean realised utility. Paired bootstrap intervals use 1,000 resamples of the test set (seed 24); they describe uncertainty conditional on this population and these fitted models, not variability across generator settings, training samples or organisations. Binomial intervals in Fig. 1 are Wilson score intervals [38].</w:t>
       </w:r>
+    </w:p>
+    <w:p>
       <w:r>
         <w:rPr>
-          <w:rFonts w:ascii="Times New Roman" w:hAnsi="Times New Roman" w:eastAsia="Times New Roman"/>
           <w:b w:val="0"/>
           <w:i w:val="0"/>
-          <w:sz w:val="24"/>
         </w:rPr>
-        <w:t xml:space="preserve"> &gt; 0.65 and monitoring &lt; 0.42.</w:t>
+        <w:t>Two sensitivity analyses address the dependence on a single population and on author-chosen constants. First, the entire pipeline (population, split, subgroup cutoffs, model fits and evaluation) is regenerated for seeds 1 to 50, with the boosting random state set to the same seed; seed 23 reproduces the reported run exactly. Results are summarised by means, 2.5th–97.5th percentiles and sign counts across replications. Second, on the seed-23 fits, one parameter at a time is varied around its base value: harden value retention (0.40–0.70; base 0.55), harden cost (0–10; base 5), residual impact after hardening (0.15–0.55; base 0.35), soft-rule penalty (0–16; base 8), launch threshold (5–15; base 10) and defer threshold (−15 to 0; base −5), giving 26 distinct settings. The first three change only the evaluation payoff (and the actions of the expected-utility policies); the last three change the threshold policies' actions.</w:t>
       </w:r>
     </w:p>
     <w:p>
       <w:pPr>
-        <w:spacing w:line="480" w:lineRule="auto" w:after="40" w:before="0"/>
+        <w:spacing w:before="120"/>
       </w:pPr>
       <w:r>
         <w:rPr>
-          <w:rFonts w:ascii="Times New Roman" w:hAnsi="Times New Roman" w:eastAsia="Times New Roman"/>
-          <w:b w:val="0"/>
-          <w:i w:val="0"/>
-          <w:sz w:val="24"/>
-        </w:rPr>
-        <w:t xml:space="preserve">r5: </w:t>
-      </w:r>
-      <w:r>
-        <w:rPr>
-          <w:rFonts w:ascii="Times New Roman" w:hAnsi="Times New Roman" w:eastAsia="Times New Roman"/>
-          <w:b w:val="0"/>
-          <w:i/>
-          <w:sz w:val="24"/>
-        </w:rPr>
-        <w:t>Breadth</w:t>
-      </w:r>
-      <w:r>
-        <w:rPr>
-          <w:rFonts w:ascii="Times New Roman" w:hAnsi="Times New Roman" w:eastAsia="Times New Roman"/>
-          <w:b w:val="0"/>
-          <w:i w:val="0"/>
-          <w:sz w:val="24"/>
-        </w:rPr>
-        <w:t xml:space="preserve"> &gt; 0.60 and incident response &lt; 0.40.</w:t>
-      </w:r>
-    </w:p>
-    <w:p>
-      <w:pPr>
-        <w:spacing w:line="480" w:lineRule="auto" w:after="40" w:before="0"/>
-      </w:pPr>
-      <w:r>
-        <w:rPr>
-          <w:rFonts w:ascii="Times New Roman" w:hAnsi="Times New Roman" w:eastAsia="Times New Roman"/>
-          <w:b w:val="0"/>
-          <w:i w:val="0"/>
-          <w:sz w:val="24"/>
-        </w:rPr>
-        <w:t xml:space="preserve">r6: </w:t>
-      </w:r>
-      <w:r>
-        <w:rPr>
-          <w:rFonts w:ascii="Times New Roman" w:hAnsi="Times New Roman" w:eastAsia="Times New Roman"/>
-          <w:b w:val="0"/>
-          <w:i/>
-          <w:sz w:val="24"/>
-        </w:rPr>
-        <w:t>Entrepreneurship</w:t>
-      </w:r>
-      <w:r>
-        <w:rPr>
-          <w:rFonts w:ascii="Times New Roman" w:hAnsi="Times New Roman" w:eastAsia="Times New Roman"/>
-          <w:b w:val="0"/>
-          <w:i w:val="0"/>
-          <w:sz w:val="24"/>
-        </w:rPr>
-        <w:t xml:space="preserve"> &gt; 0.70 and skills &lt; 0.45 and </w:t>
-      </w:r>
-      <w:r>
-        <w:rPr>
-          <w:rFonts w:ascii="Times New Roman" w:hAnsi="Times New Roman" w:eastAsia="Times New Roman"/>
-          <w:b w:val="0"/>
-          <w:i/>
-          <w:sz w:val="24"/>
-        </w:rPr>
-        <w:t>Sensitivity</w:t>
-      </w:r>
-      <w:r>
-        <w:rPr>
-          <w:rFonts w:ascii="Times New Roman" w:hAnsi="Times New Roman" w:eastAsia="Times New Roman"/>
-          <w:b w:val="0"/>
-          <w:i w:val="0"/>
-          <w:sz w:val="24"/>
-        </w:rPr>
-        <w:t xml:space="preserve"> &gt; 0.50.</w:t>
-      </w:r>
-    </w:p>
-    <w:p>
-      <w:pPr>
-        <w:spacing w:line="480" w:lineRule="auto" w:after="40" w:before="0"/>
-      </w:pPr>
-      <w:r>
-        <w:rPr>
-          <w:rFonts w:ascii="Times New Roman" w:hAnsi="Times New Roman" w:eastAsia="Times New Roman"/>
-          <w:b w:val="0"/>
-          <w:i w:val="0"/>
-          <w:sz w:val="24"/>
-        </w:rPr>
-        <w:t xml:space="preserve">r7: </w:t>
-      </w:r>
-      <w:r>
-        <w:rPr>
-          <w:rFonts w:ascii="Times New Roman" w:hAnsi="Times New Roman" w:eastAsia="Times New Roman"/>
-          <w:b w:val="0"/>
-          <w:i/>
-          <w:sz w:val="24"/>
-        </w:rPr>
-        <w:t>Sensitivity</w:t>
-      </w:r>
-      <w:r>
-        <w:rPr>
-          <w:rFonts w:ascii="Times New Roman" w:hAnsi="Times New Roman" w:eastAsia="Times New Roman"/>
-          <w:b w:val="0"/>
-          <w:i w:val="0"/>
-          <w:sz w:val="24"/>
-        </w:rPr>
-        <w:t xml:space="preserve"> &gt; 0.60 and vendor control &lt; 0.40.</w:t>
-      </w:r>
-    </w:p>
-    <w:p>
-      <w:pPr>
-        <w:spacing w:line="480" w:lineRule="auto" w:after="120" w:before="0"/>
-      </w:pPr>
-      <w:r>
-        <w:rPr>
-          <w:rFonts w:ascii="Times New Roman" w:hAnsi="Times New Roman" w:eastAsia="Times New Roman"/>
-          <w:b w:val="0"/>
-          <w:i w:val="0"/>
-          <w:sz w:val="24"/>
-        </w:rPr>
-        <w:t>The thresholds were set as operating rules for this study. They were not searched on the test sample. Hard rules fire on 9.3% of the 5,000 initiatives. Rules r1–r3 and r4, r5, and r7 do not appear in the breach equation in Section 3. Rule r6 uses the same three cutoffs as the venture-gap term in that equation, so r6 is not an independent test of those cutoffs.</w:t>
-      </w:r>
-    </w:p>
-    <w:p>
-      <w:pPr>
-        <w:spacing w:line="480" w:lineRule="auto" w:after="80" w:before="0"/>
-      </w:pPr>
-      <w:r>
-        <w:rPr>
-          <w:rFonts w:ascii="Times New Roman" w:hAnsi="Times New Roman" w:eastAsia="Times New Roman"/>
           <w:b/>
           <w:i w:val="0"/>
-          <w:sz w:val="24"/>
-        </w:rPr>
-        <w:t>2.3 Probability model</w:t>
-      </w:r>
-    </w:p>
-    <w:p>
-      <w:pPr>
-        <w:spacing w:line="480" w:lineRule="auto" w:after="120" w:before="0"/>
-      </w:pPr>
-      <w:r>
-        <w:rPr>
-          <w:rFonts w:ascii="Times New Roman" w:hAnsi="Times New Roman" w:eastAsia="Times New Roman"/>
-          <w:b w:val="0"/>
-          <w:i w:val="0"/>
-          <w:sz w:val="24"/>
-        </w:rPr>
-        <w:t xml:space="preserve">The probability </w:t>
-      </w:r>
-      <w:r>
-        <w:rPr>
-          <w:rFonts w:ascii="Times New Roman" w:hAnsi="Times New Roman" w:eastAsia="Times New Roman"/>
-          <w:b w:val="0"/>
-          <w:i/>
-          <w:sz w:val="24"/>
-        </w:rPr>
-        <w:t>p</w:t>
-      </w:r>
-      <w:r>
-        <w:rPr>
-          <w:rFonts w:ascii="Times New Roman" w:hAnsi="Times New Roman" w:eastAsia="Times New Roman"/>
-          <w:b w:val="0"/>
-          <w:i w:val="0"/>
-          <w:sz w:val="24"/>
-        </w:rPr>
-        <w:t xml:space="preserve"> in Eq. (3) is an L2-penalized logistic regression with </w:t>
-      </w:r>
-      <w:r>
-        <w:rPr>
-          <w:rFonts w:ascii="Times New Roman" w:hAnsi="Times New Roman" w:eastAsia="Times New Roman"/>
-          <w:b w:val="0"/>
-          <w:i/>
-          <w:sz w:val="24"/>
-        </w:rPr>
-        <w:t>C</w:t>
-      </w:r>
-      <w:r>
-        <w:rPr>
-          <w:rFonts w:ascii="Times New Roman" w:hAnsi="Times New Roman" w:eastAsia="Times New Roman"/>
-          <w:b w:val="0"/>
-          <w:i w:val="0"/>
-          <w:sz w:val="24"/>
-        </w:rPr>
-        <w:t xml:space="preserve"> = 1, fit on the training sample after standardization [8]. The data feature set contains the five opportunity indicators. The knowledge set adds the six cybersecurity indicators. KCID-AI is the knowledge-set logistic probability with the rule layer on. Both this logistic model and the boosting models below are fit in scikit-learn 1.9.1 [9,10].</w:t>
-      </w:r>
-    </w:p>
-    <w:p>
-      <w:pPr>
-        <w:spacing w:line="480" w:lineRule="auto" w:after="120" w:before="0"/>
-      </w:pPr>
-      <w:r>
-        <w:rPr>
-          <w:rFonts w:ascii="Times New Roman" w:hAnsi="Times New Roman" w:eastAsia="Times New Roman"/>
-          <w:b w:val="0"/>
-          <w:i w:val="0"/>
-          <w:sz w:val="24"/>
-        </w:rPr>
-        <w:t>Two gradient-boosting benchmarks use 250 trees, a learning rate of 0.05, a maximum depth of 3, and a subsample fraction of 0.85 [11,12]. One sees the data set. The other sees the knowledge set. Neither sees the production rules. Boosting can represent interactions among the indicators it is given. It cannot apply a deferral that was never encoded as a rule.</w:t>
-      </w:r>
-    </w:p>
-    <w:p>
-      <w:pPr>
-        <w:spacing w:line="480" w:lineRule="auto" w:after="120" w:before="0"/>
-      </w:pPr>
-      <w:r>
-        <w:rPr>
-          <w:rFonts w:ascii="Times New Roman" w:hAnsi="Times New Roman" w:eastAsia="Times New Roman"/>
-          <w:b w:val="0"/>
-          <w:i w:val="0"/>
-          <w:sz w:val="24"/>
-        </w:rPr>
-        <w:t>The 2 × 2 design crosses feature set with rules. The boosting models sit outside that grid. Every model uses the action thresholds in Eq. (3).</w:t>
-      </w:r>
-    </w:p>
-    <w:p>
-      <w:pPr>
-        <w:spacing w:line="480" w:lineRule="auto" w:after="120" w:before="0"/>
-      </w:pPr>
-      <w:r>
-        <w:rPr>
-          <w:rFonts w:ascii="Times New Roman" w:hAnsi="Times New Roman" w:eastAsia="Times New Roman"/>
-          <w:b/>
-          <w:i w:val="0"/>
-          <w:sz w:val="24"/>
-        </w:rPr>
-        <w:t>3. Illustrative population</w:t>
-      </w:r>
-    </w:p>
-    <w:p>
-      <w:pPr>
-        <w:spacing w:line="480" w:lineRule="auto" w:after="120" w:before="0"/>
-      </w:pPr>
-      <w:r>
-        <w:rPr>
-          <w:rFonts w:ascii="Times New Roman" w:hAnsi="Times New Roman" w:eastAsia="Times New Roman"/>
-          <w:b w:val="0"/>
-          <w:i w:val="0"/>
-          <w:sz w:val="24"/>
-        </w:rPr>
-        <w:t>No public file reports these inputs with a breach outcome, so the benchmark uses 5,000 synthetic initiatives (seed 23). Four independent normals generate innovation, entrepreneurship, data intensity, and control maturity. Breadth also depends on innovation and data. The breach probability rises with sensitivity, volume, breadth, and entrepreneurship, falls slightly with access and monitoring, and rises on three control gaps, plus the venture-gap term that rule r6 repeats. Noise remains. The intercept sets the mean latent probability to 0.36. The realized breach rate is 0.358.</w:t>
-      </w:r>
-    </w:p>
-    <w:p>
-      <w:pPr>
-        <w:spacing w:line="480" w:lineRule="auto" w:after="120" w:before="0"/>
-      </w:pPr>
-      <w:r>
-        <w:rPr>
-          <w:rFonts w:ascii="Times New Roman" w:hAnsi="Times New Roman" w:eastAsia="Times New Roman"/>
-          <w:b w:val="0"/>
-          <w:i w:val="0"/>
-          <w:sz w:val="24"/>
-        </w:rPr>
-        <w:t>The stratified split is 3,749 / 1,251, with 448 test breaches. Fits use the training sample only. Paired bootstrap intervals use 1,000 resamples (seed 24). The cell is fixed from the training sample: data volume at least 0.493 and access control at most 0.435 (256 test initiatives, 156 breaches). Figure 1 asks whether breach risk falls with access control while a data-only score stays flat. The generator is `analysis.py`.</w:t>
-      </w:r>
-    </w:p>
-    <w:p>
-      <w:pPr>
-        <w:spacing w:line="480" w:lineRule="auto" w:after="120" w:before="0"/>
-      </w:pPr>
-      <w:r>
-        <w:rPr>
-          <w:rFonts w:ascii="Times New Roman" w:hAnsi="Times New Roman" w:eastAsia="Times New Roman"/>
-          <w:b/>
-          <w:i w:val="0"/>
-          <w:sz w:val="24"/>
         </w:rPr>
         <w:t>4. Results</w:t>
       </w:r>
     </w:p>
     <w:p>
       <w:pPr>
-        <w:spacing w:line="480" w:lineRule="auto" w:after="120" w:before="0"/>
+        <w:spacing w:before="120"/>
       </w:pPr>
       <w:r>
         <w:rPr>
-          <w:rFonts w:ascii="Times New Roman" w:hAnsi="Times New Roman" w:eastAsia="Times New Roman"/>
+          <w:b/>
+          <w:i/>
+        </w:rPr>
+        <w:t>4.1 Indicator structure and risk gradient</w:t>
+      </w:r>
+    </w:p>
+    <w:p>
+      <w:r>
+        <w:rPr>
           <w:b w:val="0"/>
           <w:i w:val="0"/>
-          <w:sz w:val="24"/>
         </w:rPr>
-        <w:t>Figure 1 uses the 656 data-rich initiatives in the test set, in access-control quintiles of 131 or 132. The observed breach rate falls from 0.718 in the lowest quintile (94 of 131; 95% Wilson interval 0.635 to 0.788) to 0.258 in the highest (34 of 132; 0.191 to 0.338). The data-only score stays between 0.434 and 0.458. The knowledge score falls from 0.651 to 0.257. Inside this slice, access control correlates with the breach label at −0.319 and with the knowledge score at −0.734. Its correlation with the data-only score is −0.049.</w:t>
+        <w:t>Supplementary Table S1 reports the means, standard deviations and breach correlations of the eleven simulated indicators. Innovation and entrepreneurship have near-zero correlations with breach (−0.002 and 0.019), data volume and sensitivity have positive correlations (0.208 and 0.282), and all six cybersecurity indicators have negative correlations (−0.180 to −0.240). These are associations built into the generator, not estimated effects of real controls.</w:t>
+      </w:r>
+    </w:p>
+    <w:p>
+      <w:r>
+        <w:rPr>
+          <w:b w:val="0"/>
+          <w:i w:val="0"/>
+        </w:rPr>
+        <w:t>Fig. 1 shows why opportunity indicators cannot stand in for control knowledge. Among the 656 data-rich test initiatives, breach prevalence falls from 94/131 = 0.718 in the lowest access-control quintile (95% Wilson interval 0.635–0.788) to 34/132 = 0.258 in the highest (0.191–0.338). Mean opportunity-model probabilities stay between 0.434 and 0.458, whereas knowledge-model probabilities fall from 0.651 to 0.257, tracking the observed gradient.</w:t>
       </w:r>
     </w:p>
     <w:p>
       <w:pPr>
         <w:spacing w:line="240" w:lineRule="auto"/>
+        <w:jc w:val="center"/>
       </w:pPr>
       <w:r>
         <w:drawing>
           <wp:inline xmlns:a="http://schemas.openxmlformats.org/drawingml/2006/main" xmlns:pic="http://schemas.openxmlformats.org/drawingml/2006/picture">
-            <wp:extent cx="5943600" cy="3698302"/>
+            <wp:extent cx="4572000" cy="2844848"/>
             <wp:docPr id="1" name="Picture 1"/>
             <wp:cNvGraphicFramePr>
               <a:graphicFrameLocks noChangeAspect="1"/>
@@ -1249,7 +1286,7 @@
                     <pic:cNvPicPr/>
                   </pic:nvPicPr>
                   <pic:blipFill>
-                    <a:blip r:embed="rId9"/>
+                    <a:blip r:embed="rId10"/>
                     <a:stretch>
                       <a:fillRect/>
                     </a:stretch>
@@ -1257,7 +1294,7 @@
                   <pic:spPr>
                     <a:xfrm>
                       <a:off x="0" y="0"/>
-                      <a:ext cx="5943600" cy="3698302"/>
+                      <a:ext cx="4572000" cy="2844848"/>
                     </a:xfrm>
                     <a:prstGeom prst="rect"/>
                   </pic:spPr>
@@ -1269,1117 +1306,56 @@
       </w:r>
     </w:p>
     <w:p>
-      <w:pPr>
-        <w:spacing w:line="480" w:lineRule="auto" w:after="120" w:before="0"/>
-      </w:pPr>
       <w:r>
         <w:rPr>
-          <w:rFonts w:ascii="Times New Roman" w:hAnsi="Times New Roman" w:eastAsia="Times New Roman"/>
           <w:b/>
           <w:i w:val="0"/>
-          <w:sz w:val="24"/>
         </w:rPr>
-        <w:t>Figure 1.</w:t>
+        <w:t>Fig. 1.</w:t>
       </w:r>
       <w:r>
         <w:rPr>
-          <w:rFonts w:ascii="Times New Roman" w:hAnsi="Times New Roman" w:eastAsia="Times New Roman"/>
           <w:b w:val="0"/>
           <w:i w:val="0"/>
-          <w:sz w:val="24"/>
         </w:rPr>
-        <w:t xml:space="preserve"> Breach probability by access-control quintile for 656 data-rich test initiatives. Points are observed rates with 95% Wilson intervals. Dashed: data-only logistic mean probability. Solid: knowledge-set logistic mean probability. Quintile sizes are 131, 131, 131, 131, and 132.</w:t>
+        <w:t xml:space="preserve"> Observed breach prevalence and mean predicted probabilities by access-control quintile among 656 data-rich test initiatives (quintile sizes 131, 131, 131, 131 and 132). Points show observed rates with 95% Wilson intervals; the dashed line shows the opportunity (data-only) logistic model and the solid line the knowledge logistic model.</w:t>
       </w:r>
     </w:p>
     <w:p>
       <w:pPr>
-        <w:spacing w:line="480" w:lineRule="auto" w:after="120" w:before="0"/>
+        <w:spacing w:before="120"/>
       </w:pPr>
       <w:r>
         <w:rPr>
-          <w:rFonts w:ascii="Times New Roman" w:hAnsi="Times New Roman" w:eastAsia="Times New Roman"/>
-          <w:b w:val="0"/>
-          <w:i w:val="0"/>
-          <w:sz w:val="24"/>
+          <w:b/>
+          <w:i/>
         </w:rPr>
-        <w:t>Table 1 shows why innovation and entrepreneurship do not substitute for that control. Their correlations with breach are about zero. Data volume and data sensitivity are the opportunity indicators that move with breach. Every cybersecurity indicator moves the other way.</w:t>
+        <w:t>4.2 Feature and rule contributions</w:t>
       </w:r>
     </w:p>
     <w:p>
-      <w:pPr>
-        <w:spacing w:line="480" w:lineRule="auto" w:after="120" w:before="0"/>
-      </w:pPr>
       <w:r>
         <w:rPr>
-          <w:rFonts w:ascii="Times New Roman" w:hAnsi="Times New Roman" w:eastAsia="Times New Roman"/>
+          <w:b w:val="0"/>
+          <w:i w:val="0"/>
+        </w:rPr>
+        <w:t>Table 1 separates the feature and rule contributions. KCID-AI and the opportunity logistic model launch similar shares of initiatives (60.6% and 60.9%), but launched breaches fall from 198/448 to 170/448, a paired difference in the launched-breach rate of −0.062 (95% interval −0.102 to −0.024). Mean utility rises from 20.05 to 21.26, a difference of 1.21 (0.25 to 2.19). In the subgroup, launched breaches fall from 43/156 to 13/156 (−0.192; −0.257 to −0.131), and breach prevalence among subgroup launches falls from 43/98 to 13/43.</w:t>
+      </w:r>
+    </w:p>
+    <w:p>
+      <w:r>
+        <w:rPr>
           <w:b/>
           <w:i w:val="0"/>
-          <w:sz w:val="24"/>
         </w:rPr>
-        <w:t>Table 1. What the screening indicators measure (N = 5,000)</w:t>
-      </w:r>
-    </w:p>
-    <w:tbl>
-      <w:tblPr>
-        <w:tblStyle w:val="TableGrid"/>
-        <w:tblW w:type="auto" w:w="0"/>
-        <w:tblLook w:firstColumn="1" w:firstRow="1" w:lastColumn="0" w:lastRow="0" w:noHBand="0" w:noVBand="1" w:val="04A0"/>
-      </w:tblPr>
-      <w:tblGrid>
-        <w:gridCol w:w="2340"/>
-        <w:gridCol w:w="2340"/>
-        <w:gridCol w:w="2340"/>
-        <w:gridCol w:w="2340"/>
-      </w:tblGrid>
-      <w:tr>
-        <w:tc>
-          <w:tcPr>
-            <w:tcW w:type="dxa" w:w="2340"/>
-          </w:tcPr>
-          <w:p>
-            <w:pPr>
-              <w:spacing w:line="240" w:lineRule="auto" w:after="0"/>
-            </w:pPr>
-            <w:r/>
-            <w:r>
-              <w:rPr>
-                <w:rFonts w:ascii="Times New Roman" w:hAnsi="Times New Roman" w:eastAsia="Times New Roman"/>
-                <w:b/>
-                <w:i w:val="0"/>
-                <w:sz w:val="18"/>
-              </w:rPr>
-              <w:t>Indicator</w:t>
-            </w:r>
-          </w:p>
-        </w:tc>
-        <w:tc>
-          <w:tcPr>
-            <w:tcW w:type="dxa" w:w="2340"/>
-          </w:tcPr>
-          <w:p>
-            <w:pPr>
-              <w:spacing w:line="240" w:lineRule="auto" w:after="0"/>
-            </w:pPr>
-            <w:r/>
-            <w:r>
-              <w:rPr>
-                <w:rFonts w:ascii="Times New Roman" w:hAnsi="Times New Roman" w:eastAsia="Times New Roman"/>
-                <w:b/>
-                <w:i w:val="0"/>
-                <w:sz w:val="18"/>
-              </w:rPr>
-              <w:t>Block</w:t>
-            </w:r>
-          </w:p>
-        </w:tc>
-        <w:tc>
-          <w:tcPr>
-            <w:tcW w:type="dxa" w:w="2340"/>
-          </w:tcPr>
-          <w:p>
-            <w:pPr>
-              <w:spacing w:line="240" w:lineRule="auto" w:after="0"/>
-            </w:pPr>
-            <w:r/>
-            <w:r>
-              <w:rPr>
-                <w:rFonts w:ascii="Times New Roman" w:hAnsi="Times New Roman" w:eastAsia="Times New Roman"/>
-                <w:b/>
-                <w:i w:val="0"/>
-                <w:sz w:val="18"/>
-              </w:rPr>
-              <w:t>Mean (SD)</w:t>
-            </w:r>
-          </w:p>
-        </w:tc>
-        <w:tc>
-          <w:tcPr>
-            <w:tcW w:type="dxa" w:w="2340"/>
-          </w:tcPr>
-          <w:p>
-            <w:pPr>
-              <w:spacing w:line="240" w:lineRule="auto" w:after="0"/>
-            </w:pPr>
-            <w:r/>
-            <w:r>
-              <w:rPr>
-                <w:rFonts w:ascii="Times New Roman" w:hAnsi="Times New Roman" w:eastAsia="Times New Roman"/>
-                <w:b/>
-                <w:i w:val="0"/>
-                <w:sz w:val="18"/>
-              </w:rPr>
-              <w:t>Correlation with breach</w:t>
-            </w:r>
-          </w:p>
-        </w:tc>
-      </w:tr>
-      <w:tr>
-        <w:tc>
-          <w:tcPr>
-            <w:tcW w:type="dxa" w:w="2340"/>
-          </w:tcPr>
-          <w:p>
-            <w:pPr>
-              <w:spacing w:line="240" w:lineRule="auto" w:after="0"/>
-            </w:pPr>
-            <w:r/>
-            <w:r>
-              <w:rPr>
-                <w:rFonts w:ascii="Times New Roman" w:hAnsi="Times New Roman" w:eastAsia="Times New Roman"/>
-                <w:b w:val="0"/>
-                <w:i w:val="0"/>
-                <w:sz w:val="18"/>
-              </w:rPr>
-              <w:t>Innovation intensity</w:t>
-            </w:r>
-          </w:p>
-        </w:tc>
-        <w:tc>
-          <w:tcPr>
-            <w:tcW w:type="dxa" w:w="2340"/>
-          </w:tcPr>
-          <w:p>
-            <w:pPr>
-              <w:spacing w:line="240" w:lineRule="auto" w:after="0"/>
-            </w:pPr>
-            <w:r/>
-            <w:r>
-              <w:rPr>
-                <w:rFonts w:ascii="Times New Roman" w:hAnsi="Times New Roman" w:eastAsia="Times New Roman"/>
-                <w:b w:val="0"/>
-                <w:i w:val="0"/>
-                <w:sz w:val="18"/>
-              </w:rPr>
-              <w:t>Innovation and entrepreneurship data</w:t>
-            </w:r>
-          </w:p>
-        </w:tc>
-        <w:tc>
-          <w:tcPr>
-            <w:tcW w:type="dxa" w:w="2340"/>
-          </w:tcPr>
-          <w:p>
-            <w:pPr>
-              <w:spacing w:line="240" w:lineRule="auto" w:after="0"/>
-            </w:pPr>
-            <w:r/>
-            <w:r>
-              <w:rPr>
-                <w:rFonts w:ascii="Times New Roman" w:hAnsi="Times New Roman" w:eastAsia="Times New Roman"/>
-                <w:b w:val="0"/>
-                <w:i w:val="0"/>
-                <w:sz w:val="18"/>
-              </w:rPr>
-              <w:t>0.503 (0.189)</w:t>
-            </w:r>
-          </w:p>
-        </w:tc>
-        <w:tc>
-          <w:tcPr>
-            <w:tcW w:type="dxa" w:w="2340"/>
-          </w:tcPr>
-          <w:p>
-            <w:pPr>
-              <w:spacing w:line="240" w:lineRule="auto" w:after="0"/>
-            </w:pPr>
-            <w:r/>
-            <w:r>
-              <w:rPr>
-                <w:rFonts w:ascii="Times New Roman" w:hAnsi="Times New Roman" w:eastAsia="Times New Roman"/>
-                <w:b w:val="0"/>
-                <w:i w:val="0"/>
-                <w:sz w:val="18"/>
-              </w:rPr>
-              <w:t>−0.002</w:t>
-            </w:r>
-          </w:p>
-        </w:tc>
-      </w:tr>
-      <w:tr>
-        <w:tc>
-          <w:tcPr>
-            <w:tcW w:type="dxa" w:w="2340"/>
-          </w:tcPr>
-          <w:p>
-            <w:pPr>
-              <w:spacing w:line="240" w:lineRule="auto" w:after="0"/>
-            </w:pPr>
-            <w:r/>
-            <w:r>
-              <w:rPr>
-                <w:rFonts w:ascii="Times New Roman" w:hAnsi="Times New Roman" w:eastAsia="Times New Roman"/>
-                <w:b w:val="0"/>
-                <w:i w:val="0"/>
-                <w:sz w:val="18"/>
-              </w:rPr>
-              <w:t>Entrepreneurship orientation</w:t>
-            </w:r>
-          </w:p>
-        </w:tc>
-        <w:tc>
-          <w:tcPr>
-            <w:tcW w:type="dxa" w:w="2340"/>
-          </w:tcPr>
-          <w:p>
-            <w:pPr>
-              <w:spacing w:line="240" w:lineRule="auto" w:after="0"/>
-            </w:pPr>
-            <w:r/>
-            <w:r>
-              <w:rPr>
-                <w:rFonts w:ascii="Times New Roman" w:hAnsi="Times New Roman" w:eastAsia="Times New Roman"/>
-                <w:b w:val="0"/>
-                <w:i w:val="0"/>
-                <w:sz w:val="18"/>
-              </w:rPr>
-              <w:t>Innovation and entrepreneurship data</w:t>
-            </w:r>
-          </w:p>
-        </w:tc>
-        <w:tc>
-          <w:tcPr>
-            <w:tcW w:type="dxa" w:w="2340"/>
-          </w:tcPr>
-          <w:p>
-            <w:pPr>
-              <w:spacing w:line="240" w:lineRule="auto" w:after="0"/>
-            </w:pPr>
-            <w:r/>
-            <w:r>
-              <w:rPr>
-                <w:rFonts w:ascii="Times New Roman" w:hAnsi="Times New Roman" w:eastAsia="Times New Roman"/>
-                <w:b w:val="0"/>
-                <w:i w:val="0"/>
-                <w:sz w:val="18"/>
-              </w:rPr>
-              <w:t>0.494 (0.182)</w:t>
-            </w:r>
-          </w:p>
-        </w:tc>
-        <w:tc>
-          <w:tcPr>
-            <w:tcW w:type="dxa" w:w="2340"/>
-          </w:tcPr>
-          <w:p>
-            <w:pPr>
-              <w:spacing w:line="240" w:lineRule="auto" w:after="0"/>
-            </w:pPr>
-            <w:r/>
-            <w:r>
-              <w:rPr>
-                <w:rFonts w:ascii="Times New Roman" w:hAnsi="Times New Roman" w:eastAsia="Times New Roman"/>
-                <w:b w:val="0"/>
-                <w:i w:val="0"/>
-                <w:sz w:val="18"/>
-              </w:rPr>
-              <w:t>0.019</w:t>
-            </w:r>
-          </w:p>
-        </w:tc>
-      </w:tr>
-      <w:tr>
-        <w:tc>
-          <w:tcPr>
-            <w:tcW w:type="dxa" w:w="2340"/>
-          </w:tcPr>
-          <w:p>
-            <w:pPr>
-              <w:spacing w:line="240" w:lineRule="auto" w:after="0"/>
-            </w:pPr>
-            <w:r/>
-            <w:r>
-              <w:rPr>
-                <w:rFonts w:ascii="Times New Roman" w:hAnsi="Times New Roman" w:eastAsia="Times New Roman"/>
-                <w:b w:val="0"/>
-                <w:i w:val="0"/>
-                <w:sz w:val="18"/>
-              </w:rPr>
-              <w:t>Data volume</w:t>
-            </w:r>
-          </w:p>
-        </w:tc>
-        <w:tc>
-          <w:tcPr>
-            <w:tcW w:type="dxa" w:w="2340"/>
-          </w:tcPr>
-          <w:p>
-            <w:pPr>
-              <w:spacing w:line="240" w:lineRule="auto" w:after="0"/>
-            </w:pPr>
-            <w:r/>
-            <w:r>
-              <w:rPr>
-                <w:rFonts w:ascii="Times New Roman" w:hAnsi="Times New Roman" w:eastAsia="Times New Roman"/>
-                <w:b w:val="0"/>
-                <w:i w:val="0"/>
-                <w:sz w:val="18"/>
-              </w:rPr>
-              <w:t>Innovation and entrepreneurship data</w:t>
-            </w:r>
-          </w:p>
-        </w:tc>
-        <w:tc>
-          <w:tcPr>
-            <w:tcW w:type="dxa" w:w="2340"/>
-          </w:tcPr>
-          <w:p>
-            <w:pPr>
-              <w:spacing w:line="240" w:lineRule="auto" w:after="0"/>
-            </w:pPr>
-            <w:r/>
-            <w:r>
-              <w:rPr>
-                <w:rFonts w:ascii="Times New Roman" w:hAnsi="Times New Roman" w:eastAsia="Times New Roman"/>
-                <w:b w:val="0"/>
-                <w:i w:val="0"/>
-                <w:sz w:val="18"/>
-              </w:rPr>
-              <w:t>0.497 (0.193)</w:t>
-            </w:r>
-          </w:p>
-        </w:tc>
-        <w:tc>
-          <w:tcPr>
-            <w:tcW w:type="dxa" w:w="2340"/>
-          </w:tcPr>
-          <w:p>
-            <w:pPr>
-              <w:spacing w:line="240" w:lineRule="auto" w:after="0"/>
-            </w:pPr>
-            <w:r/>
-            <w:r>
-              <w:rPr>
-                <w:rFonts w:ascii="Times New Roman" w:hAnsi="Times New Roman" w:eastAsia="Times New Roman"/>
-                <w:b w:val="0"/>
-                <w:i w:val="0"/>
-                <w:sz w:val="18"/>
-              </w:rPr>
-              <w:t>0.208</w:t>
-            </w:r>
-          </w:p>
-        </w:tc>
-      </w:tr>
-      <w:tr>
-        <w:tc>
-          <w:tcPr>
-            <w:tcW w:type="dxa" w:w="2340"/>
-          </w:tcPr>
-          <w:p>
-            <w:pPr>
-              <w:spacing w:line="240" w:lineRule="auto" w:after="0"/>
-            </w:pPr>
-            <w:r/>
-            <w:r>
-              <w:rPr>
-                <w:rFonts w:ascii="Times New Roman" w:hAnsi="Times New Roman" w:eastAsia="Times New Roman"/>
-                <w:b w:val="0"/>
-                <w:i w:val="0"/>
-                <w:sz w:val="18"/>
-              </w:rPr>
-              <w:t>Data sensitivity</w:t>
-            </w:r>
-          </w:p>
-        </w:tc>
-        <w:tc>
-          <w:tcPr>
-            <w:tcW w:type="dxa" w:w="2340"/>
-          </w:tcPr>
-          <w:p>
-            <w:pPr>
-              <w:spacing w:line="240" w:lineRule="auto" w:after="0"/>
-            </w:pPr>
-            <w:r/>
-            <w:r>
-              <w:rPr>
-                <w:rFonts w:ascii="Times New Roman" w:hAnsi="Times New Roman" w:eastAsia="Times New Roman"/>
-                <w:b w:val="0"/>
-                <w:i w:val="0"/>
-                <w:sz w:val="18"/>
-              </w:rPr>
-              <w:t>Innovation and entrepreneurship data</w:t>
-            </w:r>
-          </w:p>
-        </w:tc>
-        <w:tc>
-          <w:tcPr>
-            <w:tcW w:type="dxa" w:w="2340"/>
-          </w:tcPr>
-          <w:p>
-            <w:pPr>
-              <w:spacing w:line="240" w:lineRule="auto" w:after="0"/>
-            </w:pPr>
-            <w:r/>
-            <w:r>
-              <w:rPr>
-                <w:rFonts w:ascii="Times New Roman" w:hAnsi="Times New Roman" w:eastAsia="Times New Roman"/>
-                <w:b w:val="0"/>
-                <w:i w:val="0"/>
-                <w:sz w:val="18"/>
-              </w:rPr>
-              <w:t>0.498 (0.202)</w:t>
-            </w:r>
-          </w:p>
-        </w:tc>
-        <w:tc>
-          <w:tcPr>
-            <w:tcW w:type="dxa" w:w="2340"/>
-          </w:tcPr>
-          <w:p>
-            <w:pPr>
-              <w:spacing w:line="240" w:lineRule="auto" w:after="0"/>
-            </w:pPr>
-            <w:r/>
-            <w:r>
-              <w:rPr>
-                <w:rFonts w:ascii="Times New Roman" w:hAnsi="Times New Roman" w:eastAsia="Times New Roman"/>
-                <w:b w:val="0"/>
-                <w:i w:val="0"/>
-                <w:sz w:val="18"/>
-              </w:rPr>
-              <w:t>0.282</w:t>
-            </w:r>
-          </w:p>
-        </w:tc>
-      </w:tr>
-      <w:tr>
-        <w:tc>
-          <w:tcPr>
-            <w:tcW w:type="dxa" w:w="2340"/>
-          </w:tcPr>
-          <w:p>
-            <w:pPr>
-              <w:spacing w:line="240" w:lineRule="auto" w:after="0"/>
-            </w:pPr>
-            <w:r/>
-            <w:r>
-              <w:rPr>
-                <w:rFonts w:ascii="Times New Roman" w:hAnsi="Times New Roman" w:eastAsia="Times New Roman"/>
-                <w:b w:val="0"/>
-                <w:i w:val="0"/>
-                <w:sz w:val="18"/>
-              </w:rPr>
-              <w:t>Digital-transformation breadth</w:t>
-            </w:r>
-          </w:p>
-        </w:tc>
-        <w:tc>
-          <w:tcPr>
-            <w:tcW w:type="dxa" w:w="2340"/>
-          </w:tcPr>
-          <w:p>
-            <w:pPr>
-              <w:spacing w:line="240" w:lineRule="auto" w:after="0"/>
-            </w:pPr>
-            <w:r/>
-            <w:r>
-              <w:rPr>
-                <w:rFonts w:ascii="Times New Roman" w:hAnsi="Times New Roman" w:eastAsia="Times New Roman"/>
-                <w:b w:val="0"/>
-                <w:i w:val="0"/>
-                <w:sz w:val="18"/>
-              </w:rPr>
-              <w:t>Innovation and entrepreneurship data</w:t>
-            </w:r>
-          </w:p>
-        </w:tc>
-        <w:tc>
-          <w:tcPr>
-            <w:tcW w:type="dxa" w:w="2340"/>
-          </w:tcPr>
-          <w:p>
-            <w:pPr>
-              <w:spacing w:line="240" w:lineRule="auto" w:after="0"/>
-            </w:pPr>
-            <w:r/>
-            <w:r>
-              <w:rPr>
-                <w:rFonts w:ascii="Times New Roman" w:hAnsi="Times New Roman" w:eastAsia="Times New Roman"/>
-                <w:b w:val="0"/>
-                <w:i w:val="0"/>
-                <w:sz w:val="18"/>
-              </w:rPr>
-              <w:t>0.502 (0.205)</w:t>
-            </w:r>
-          </w:p>
-        </w:tc>
-        <w:tc>
-          <w:tcPr>
-            <w:tcW w:type="dxa" w:w="2340"/>
-          </w:tcPr>
-          <w:p>
-            <w:pPr>
-              <w:spacing w:line="240" w:lineRule="auto" w:after="0"/>
-            </w:pPr>
-            <w:r/>
-            <w:r>
-              <w:rPr>
-                <w:rFonts w:ascii="Times New Roman" w:hAnsi="Times New Roman" w:eastAsia="Times New Roman"/>
-                <w:b w:val="0"/>
-                <w:i w:val="0"/>
-                <w:sz w:val="18"/>
-              </w:rPr>
-              <w:t>0.073</w:t>
-            </w:r>
-          </w:p>
-        </w:tc>
-      </w:tr>
-      <w:tr>
-        <w:tc>
-          <w:tcPr>
-            <w:tcW w:type="dxa" w:w="2340"/>
-          </w:tcPr>
-          <w:p>
-            <w:pPr>
-              <w:spacing w:line="240" w:lineRule="auto" w:after="0"/>
-            </w:pPr>
-            <w:r/>
-            <w:r>
-              <w:rPr>
-                <w:rFonts w:ascii="Times New Roman" w:hAnsi="Times New Roman" w:eastAsia="Times New Roman"/>
-                <w:b w:val="0"/>
-                <w:i w:val="0"/>
-                <w:sz w:val="18"/>
-              </w:rPr>
-              <w:t>Access control</w:t>
-            </w:r>
-          </w:p>
-        </w:tc>
-        <w:tc>
-          <w:tcPr>
-            <w:tcW w:type="dxa" w:w="2340"/>
-          </w:tcPr>
-          <w:p>
-            <w:pPr>
-              <w:spacing w:line="240" w:lineRule="auto" w:after="0"/>
-            </w:pPr>
-            <w:r/>
-            <w:r>
-              <w:rPr>
-                <w:rFonts w:ascii="Times New Roman" w:hAnsi="Times New Roman" w:eastAsia="Times New Roman"/>
-                <w:b w:val="0"/>
-                <w:i w:val="0"/>
-                <w:sz w:val="18"/>
-              </w:rPr>
-              <w:t>Cybersecurity knowledge</w:t>
-            </w:r>
-          </w:p>
-        </w:tc>
-        <w:tc>
-          <w:tcPr>
-            <w:tcW w:type="dxa" w:w="2340"/>
-          </w:tcPr>
-          <w:p>
-            <w:pPr>
-              <w:spacing w:line="240" w:lineRule="auto" w:after="0"/>
-            </w:pPr>
-            <w:r/>
-            <w:r>
-              <w:rPr>
-                <w:rFonts w:ascii="Times New Roman" w:hAnsi="Times New Roman" w:eastAsia="Times New Roman"/>
-                <w:b w:val="0"/>
-                <w:i w:val="0"/>
-                <w:sz w:val="18"/>
-              </w:rPr>
-              <w:t>0.499 (0.207)</w:t>
-            </w:r>
-          </w:p>
-        </w:tc>
-        <w:tc>
-          <w:tcPr>
-            <w:tcW w:type="dxa" w:w="2340"/>
-          </w:tcPr>
-          <w:p>
-            <w:pPr>
-              <w:spacing w:line="240" w:lineRule="auto" w:after="0"/>
-            </w:pPr>
-            <w:r/>
-            <w:r>
-              <w:rPr>
-                <w:rFonts w:ascii="Times New Roman" w:hAnsi="Times New Roman" w:eastAsia="Times New Roman"/>
-                <w:b w:val="0"/>
-                <w:i w:val="0"/>
-                <w:sz w:val="18"/>
-              </w:rPr>
-              <w:t>−0.240</w:t>
-            </w:r>
-          </w:p>
-        </w:tc>
-      </w:tr>
-      <w:tr>
-        <w:tc>
-          <w:tcPr>
-            <w:tcW w:type="dxa" w:w="2340"/>
-          </w:tcPr>
-          <w:p>
-            <w:pPr>
-              <w:spacing w:line="240" w:lineRule="auto" w:after="0"/>
-            </w:pPr>
-            <w:r/>
-            <w:r>
-              <w:rPr>
-                <w:rFonts w:ascii="Times New Roman" w:hAnsi="Times New Roman" w:eastAsia="Times New Roman"/>
-                <w:b w:val="0"/>
-                <w:i w:val="0"/>
-                <w:sz w:val="18"/>
-              </w:rPr>
-              <w:t>Encryption</w:t>
-            </w:r>
-          </w:p>
-        </w:tc>
-        <w:tc>
-          <w:tcPr>
-            <w:tcW w:type="dxa" w:w="2340"/>
-          </w:tcPr>
-          <w:p>
-            <w:pPr>
-              <w:spacing w:line="240" w:lineRule="auto" w:after="0"/>
-            </w:pPr>
-            <w:r/>
-            <w:r>
-              <w:rPr>
-                <w:rFonts w:ascii="Times New Roman" w:hAnsi="Times New Roman" w:eastAsia="Times New Roman"/>
-                <w:b w:val="0"/>
-                <w:i w:val="0"/>
-                <w:sz w:val="18"/>
-              </w:rPr>
-              <w:t>Cybersecurity knowledge</w:t>
-            </w:r>
-          </w:p>
-        </w:tc>
-        <w:tc>
-          <w:tcPr>
-            <w:tcW w:type="dxa" w:w="2340"/>
-          </w:tcPr>
-          <w:p>
-            <w:pPr>
-              <w:spacing w:line="240" w:lineRule="auto" w:after="0"/>
-            </w:pPr>
-            <w:r/>
-            <w:r>
-              <w:rPr>
-                <w:rFonts w:ascii="Times New Roman" w:hAnsi="Times New Roman" w:eastAsia="Times New Roman"/>
-                <w:b w:val="0"/>
-                <w:i w:val="0"/>
-                <w:sz w:val="18"/>
-              </w:rPr>
-              <w:t>0.497 (0.183)</w:t>
-            </w:r>
-          </w:p>
-        </w:tc>
-        <w:tc>
-          <w:tcPr>
-            <w:tcW w:type="dxa" w:w="2340"/>
-          </w:tcPr>
-          <w:p>
-            <w:pPr>
-              <w:spacing w:line="240" w:lineRule="auto" w:after="0"/>
-            </w:pPr>
-            <w:r/>
-            <w:r>
-              <w:rPr>
-                <w:rFonts w:ascii="Times New Roman" w:hAnsi="Times New Roman" w:eastAsia="Times New Roman"/>
-                <w:b w:val="0"/>
-                <w:i w:val="0"/>
-                <w:sz w:val="18"/>
-              </w:rPr>
-              <w:t>−0.228</w:t>
-            </w:r>
-          </w:p>
-        </w:tc>
-      </w:tr>
-      <w:tr>
-        <w:tc>
-          <w:tcPr>
-            <w:tcW w:type="dxa" w:w="2340"/>
-          </w:tcPr>
-          <w:p>
-            <w:pPr>
-              <w:spacing w:line="240" w:lineRule="auto" w:after="0"/>
-            </w:pPr>
-            <w:r/>
-            <w:r>
-              <w:rPr>
-                <w:rFonts w:ascii="Times New Roman" w:hAnsi="Times New Roman" w:eastAsia="Times New Roman"/>
-                <w:b w:val="0"/>
-                <w:i w:val="0"/>
-                <w:sz w:val="18"/>
-              </w:rPr>
-              <w:t>Monitoring</w:t>
-            </w:r>
-          </w:p>
-        </w:tc>
-        <w:tc>
-          <w:tcPr>
-            <w:tcW w:type="dxa" w:w="2340"/>
-          </w:tcPr>
-          <w:p>
-            <w:pPr>
-              <w:spacing w:line="240" w:lineRule="auto" w:after="0"/>
-            </w:pPr>
-            <w:r/>
-            <w:r>
-              <w:rPr>
-                <w:rFonts w:ascii="Times New Roman" w:hAnsi="Times New Roman" w:eastAsia="Times New Roman"/>
-                <w:b w:val="0"/>
-                <w:i w:val="0"/>
-                <w:sz w:val="18"/>
-              </w:rPr>
-              <w:t>Cybersecurity knowledge</w:t>
-            </w:r>
-          </w:p>
-        </w:tc>
-        <w:tc>
-          <w:tcPr>
-            <w:tcW w:type="dxa" w:w="2340"/>
-          </w:tcPr>
-          <w:p>
-            <w:pPr>
-              <w:spacing w:line="240" w:lineRule="auto" w:after="0"/>
-            </w:pPr>
-            <w:r/>
-            <w:r>
-              <w:rPr>
-                <w:rFonts w:ascii="Times New Roman" w:hAnsi="Times New Roman" w:eastAsia="Times New Roman"/>
-                <w:b w:val="0"/>
-                <w:i w:val="0"/>
-                <w:sz w:val="18"/>
-              </w:rPr>
-              <w:t>0.498 (0.194)</w:t>
-            </w:r>
-          </w:p>
-        </w:tc>
-        <w:tc>
-          <w:tcPr>
-            <w:tcW w:type="dxa" w:w="2340"/>
-          </w:tcPr>
-          <w:p>
-            <w:pPr>
-              <w:spacing w:line="240" w:lineRule="auto" w:after="0"/>
-            </w:pPr>
-            <w:r/>
-            <w:r>
-              <w:rPr>
-                <w:rFonts w:ascii="Times New Roman" w:hAnsi="Times New Roman" w:eastAsia="Times New Roman"/>
-                <w:b w:val="0"/>
-                <w:i w:val="0"/>
-                <w:sz w:val="18"/>
-              </w:rPr>
-              <w:t>−0.214</w:t>
-            </w:r>
-          </w:p>
-        </w:tc>
-      </w:tr>
-      <w:tr>
-        <w:tc>
-          <w:tcPr>
-            <w:tcW w:type="dxa" w:w="2340"/>
-          </w:tcPr>
-          <w:p>
-            <w:pPr>
-              <w:spacing w:line="240" w:lineRule="auto" w:after="0"/>
-            </w:pPr>
-            <w:r/>
-            <w:r>
-              <w:rPr>
-                <w:rFonts w:ascii="Times New Roman" w:hAnsi="Times New Roman" w:eastAsia="Times New Roman"/>
-                <w:b w:val="0"/>
-                <w:i w:val="0"/>
-                <w:sz w:val="18"/>
-              </w:rPr>
-              <w:t>Incident response</w:t>
-            </w:r>
-          </w:p>
-        </w:tc>
-        <w:tc>
-          <w:tcPr>
-            <w:tcW w:type="dxa" w:w="2340"/>
-          </w:tcPr>
-          <w:p>
-            <w:pPr>
-              <w:spacing w:line="240" w:lineRule="auto" w:after="0"/>
-            </w:pPr>
-            <w:r/>
-            <w:r>
-              <w:rPr>
-                <w:rFonts w:ascii="Times New Roman" w:hAnsi="Times New Roman" w:eastAsia="Times New Roman"/>
-                <w:b w:val="0"/>
-                <w:i w:val="0"/>
-                <w:sz w:val="18"/>
-              </w:rPr>
-              <w:t>Cybersecurity knowledge</w:t>
-            </w:r>
-          </w:p>
-        </w:tc>
-        <w:tc>
-          <w:tcPr>
-            <w:tcW w:type="dxa" w:w="2340"/>
-          </w:tcPr>
-          <w:p>
-            <w:pPr>
-              <w:spacing w:line="240" w:lineRule="auto" w:after="0"/>
-            </w:pPr>
-            <w:r/>
-            <w:r>
-              <w:rPr>
-                <w:rFonts w:ascii="Times New Roman" w:hAnsi="Times New Roman" w:eastAsia="Times New Roman"/>
-                <w:b w:val="0"/>
-                <w:i w:val="0"/>
-                <w:sz w:val="18"/>
-              </w:rPr>
-              <w:t>0.499 (0.177)</w:t>
-            </w:r>
-          </w:p>
-        </w:tc>
-        <w:tc>
-          <w:tcPr>
-            <w:tcW w:type="dxa" w:w="2340"/>
-          </w:tcPr>
-          <w:p>
-            <w:pPr>
-              <w:spacing w:line="240" w:lineRule="auto" w:after="0"/>
-            </w:pPr>
-            <w:r/>
-            <w:r>
-              <w:rPr>
-                <w:rFonts w:ascii="Times New Roman" w:hAnsi="Times New Roman" w:eastAsia="Times New Roman"/>
-                <w:b w:val="0"/>
-                <w:i w:val="0"/>
-                <w:sz w:val="18"/>
-              </w:rPr>
-              <w:t>−0.224</w:t>
-            </w:r>
-          </w:p>
-        </w:tc>
-      </w:tr>
-      <w:tr>
-        <w:tc>
-          <w:tcPr>
-            <w:tcW w:type="dxa" w:w="2340"/>
-          </w:tcPr>
-          <w:p>
-            <w:pPr>
-              <w:spacing w:line="240" w:lineRule="auto" w:after="0"/>
-            </w:pPr>
-            <w:r/>
-            <w:r>
-              <w:rPr>
-                <w:rFonts w:ascii="Times New Roman" w:hAnsi="Times New Roman" w:eastAsia="Times New Roman"/>
-                <w:b w:val="0"/>
-                <w:i w:val="0"/>
-                <w:sz w:val="18"/>
-              </w:rPr>
-              <w:t>Skills</w:t>
-            </w:r>
-          </w:p>
-        </w:tc>
-        <w:tc>
-          <w:tcPr>
-            <w:tcW w:type="dxa" w:w="2340"/>
-          </w:tcPr>
-          <w:p>
-            <w:pPr>
-              <w:spacing w:line="240" w:lineRule="auto" w:after="0"/>
-            </w:pPr>
-            <w:r/>
-            <w:r>
-              <w:rPr>
-                <w:rFonts w:ascii="Times New Roman" w:hAnsi="Times New Roman" w:eastAsia="Times New Roman"/>
-                <w:b w:val="0"/>
-                <w:i w:val="0"/>
-                <w:sz w:val="18"/>
-              </w:rPr>
-              <w:t>Cybersecurity knowledge</w:t>
-            </w:r>
-          </w:p>
-        </w:tc>
-        <w:tc>
-          <w:tcPr>
-            <w:tcW w:type="dxa" w:w="2340"/>
-          </w:tcPr>
-          <w:p>
-            <w:pPr>
-              <w:spacing w:line="240" w:lineRule="auto" w:after="0"/>
-            </w:pPr>
-            <w:r/>
-            <w:r>
-              <w:rPr>
-                <w:rFonts w:ascii="Times New Roman" w:hAnsi="Times New Roman" w:eastAsia="Times New Roman"/>
-                <w:b w:val="0"/>
-                <w:i w:val="0"/>
-                <w:sz w:val="18"/>
-              </w:rPr>
-              <w:t>0.501 (0.152)</w:t>
-            </w:r>
-          </w:p>
-        </w:tc>
-        <w:tc>
-          <w:tcPr>
-            <w:tcW w:type="dxa" w:w="2340"/>
-          </w:tcPr>
-          <w:p>
-            <w:pPr>
-              <w:spacing w:line="240" w:lineRule="auto" w:after="0"/>
-            </w:pPr>
-            <w:r/>
-            <w:r>
-              <w:rPr>
-                <w:rFonts w:ascii="Times New Roman" w:hAnsi="Times New Roman" w:eastAsia="Times New Roman"/>
-                <w:b w:val="0"/>
-                <w:i w:val="0"/>
-                <w:sz w:val="18"/>
-              </w:rPr>
-              <w:t>−0.180</w:t>
-            </w:r>
-          </w:p>
-        </w:tc>
-      </w:tr>
-      <w:tr>
-        <w:tc>
-          <w:tcPr>
-            <w:tcW w:type="dxa" w:w="2340"/>
-          </w:tcPr>
-          <w:p>
-            <w:pPr>
-              <w:spacing w:line="240" w:lineRule="auto" w:after="0"/>
-            </w:pPr>
-            <w:r/>
-            <w:r>
-              <w:rPr>
-                <w:rFonts w:ascii="Times New Roman" w:hAnsi="Times New Roman" w:eastAsia="Times New Roman"/>
-                <w:b w:val="0"/>
-                <w:i w:val="0"/>
-                <w:sz w:val="18"/>
-              </w:rPr>
-              <w:t>Vendor control</w:t>
-            </w:r>
-          </w:p>
-        </w:tc>
-        <w:tc>
-          <w:tcPr>
-            <w:tcW w:type="dxa" w:w="2340"/>
-          </w:tcPr>
-          <w:p>
-            <w:pPr>
-              <w:spacing w:line="240" w:lineRule="auto" w:after="0"/>
-            </w:pPr>
-            <w:r/>
-            <w:r>
-              <w:rPr>
-                <w:rFonts w:ascii="Times New Roman" w:hAnsi="Times New Roman" w:eastAsia="Times New Roman"/>
-                <w:b w:val="0"/>
-                <w:i w:val="0"/>
-                <w:sz w:val="18"/>
-              </w:rPr>
-              <w:t>Cybersecurity knowledge</w:t>
-            </w:r>
-          </w:p>
-        </w:tc>
-        <w:tc>
-          <w:tcPr>
-            <w:tcW w:type="dxa" w:w="2340"/>
-          </w:tcPr>
-          <w:p>
-            <w:pPr>
-              <w:spacing w:line="240" w:lineRule="auto" w:after="0"/>
-            </w:pPr>
-            <w:r/>
-            <w:r>
-              <w:rPr>
-                <w:rFonts w:ascii="Times New Roman" w:hAnsi="Times New Roman" w:eastAsia="Times New Roman"/>
-                <w:b w:val="0"/>
-                <w:i w:val="0"/>
-                <w:sz w:val="18"/>
-              </w:rPr>
-              <w:t>0.499 (0.161)</w:t>
-            </w:r>
-          </w:p>
-        </w:tc>
-        <w:tc>
-          <w:tcPr>
-            <w:tcW w:type="dxa" w:w="2340"/>
-          </w:tcPr>
-          <w:p>
-            <w:pPr>
-              <w:spacing w:line="240" w:lineRule="auto" w:after="0"/>
-            </w:pPr>
-            <w:r/>
-            <w:r>
-              <w:rPr>
-                <w:rFonts w:ascii="Times New Roman" w:hAnsi="Times New Roman" w:eastAsia="Times New Roman"/>
-                <w:b w:val="0"/>
-                <w:i w:val="0"/>
-                <w:sz w:val="18"/>
-              </w:rPr>
-              <w:t>−0.209</w:t>
-            </w:r>
-          </w:p>
-        </w:tc>
-      </w:tr>
-    </w:tbl>
-    <w:p/>
-    <w:p>
-      <w:pPr>
-        <w:spacing w:line="480" w:lineRule="auto" w:after="120" w:before="0"/>
-      </w:pPr>
-      <w:r>
-        <w:rPr>
-          <w:rFonts w:ascii="Times New Roman" w:hAnsi="Times New Roman" w:eastAsia="Times New Roman"/>
-          <w:b w:val="0"/>
-          <w:i/>
-          <w:sz w:val="24"/>
-        </w:rPr>
-        <w:t>Note.</w:t>
+        <w:t>Table 1.</w:t>
       </w:r>
       <w:r>
         <w:rPr>
-          <w:rFonts w:ascii="Times New Roman" w:hAnsi="Times New Roman" w:eastAsia="Times New Roman"/>
           <w:b w:val="0"/>
           <w:i w:val="0"/>
-          <w:sz w:val="24"/>
         </w:rPr>
-        <w:t xml:space="preserve"> Correlations are population values from the synthetic design in Section 3.</w:t>
-      </w:r>
-    </w:p>
-    <w:p>
-      <w:pPr>
-        <w:spacing w:line="480" w:lineRule="auto" w:after="120" w:before="0"/>
-      </w:pPr>
-      <w:r>
-        <w:rPr>
-          <w:rFonts w:ascii="Times New Roman" w:hAnsi="Times New Roman" w:eastAsia="Times New Roman"/>
-          <w:b w:val="0"/>
-          <w:i w:val="0"/>
-          <w:sz w:val="24"/>
-        </w:rPr>
-        <w:t>On the standardized knowledge-set logistic, a one-standard-deviation higher data sensitivity multiplies the odds of breach by 1.72, data volume by 1.31, access control by 0.65, and encryption by 0.82. Once access and encryption are in the score, the partial coefficients on monitoring, response, skills, and vendor control are small. Table 1 still shows those four indicators correlated with breach. Their remaining weight is in the threshold rules.</w:t>
-      </w:r>
-    </w:p>
-    <w:p>
-      <w:pPr>
-        <w:spacing w:line="480" w:lineRule="auto" w:after="120" w:before="0"/>
-      </w:pPr>
-      <w:r>
-        <w:rPr>
-          <w:rFonts w:ascii="Times New Roman" w:hAnsi="Times New Roman" w:eastAsia="Times New Roman"/>
-          <w:b w:val="0"/>
-          <w:i w:val="0"/>
-          <w:sz w:val="24"/>
-        </w:rPr>
-        <w:t>Table 2 reports the actions. The launch rate barely changes: 60.9% for the data-only logistic and 60.6% for KCID-AI. Of 448 breaches, those models launch 198 and 170. The missed-breach difference is −0.062 (95% interval −0.102 to −0.024). Mean utility moves from 20.05 to 21.26, a difference of 1.21 (0.25 to 2.19). In the cell, launched breaches fall from 43 of 156 to 13 of 156 (−0.192; −0.257 to −0.131). Of the launches inside the cell, 43 of 98 data-only launches are breaches, against 13 of 43 for KCID-AI.</w:t>
-      </w:r>
-    </w:p>
-    <w:p>
-      <w:pPr>
-        <w:spacing w:line="480" w:lineRule="auto" w:after="120" w:before="0"/>
-      </w:pPr>
-      <w:r>
-        <w:rPr>
-          <w:rFonts w:ascii="Times New Roman" w:hAnsi="Times New Roman" w:eastAsia="Times New Roman"/>
-          <w:b/>
-          <w:i w:val="0"/>
-          <w:sz w:val="24"/>
-        </w:rPr>
-        <w:t>Table 2. Held-out screening decisions (n = 1,251; 448 breaches)</w:t>
+        <w:t xml:space="preserve"> Held-out screening results (n = 1,251; 448 breaches).</w:t>
       </w:r>
     </w:p>
     <w:tbl>
@@ -2405,17 +1381,15 @@
           </w:tcPr>
           <w:p>
             <w:pPr>
-              <w:spacing w:line="240" w:lineRule="auto" w:after="0"/>
+              <w:spacing w:line="240" w:lineRule="auto"/>
             </w:pPr>
-            <w:r/>
             <w:r>
               <w:rPr>
-                <w:rFonts w:ascii="Times New Roman" w:hAnsi="Times New Roman" w:eastAsia="Times New Roman"/>
                 <w:b/>
                 <w:i w:val="0"/>
-                <w:sz w:val="18"/>
+                <w:sz w:val="19"/>
               </w:rPr>
-              <w:t>Model</w:t>
+              <w:t>Policy</w:t>
             </w:r>
           </w:p>
         </w:tc>
@@ -2425,15 +1399,13 @@
           </w:tcPr>
           <w:p>
             <w:pPr>
-              <w:spacing w:line="240" w:lineRule="auto" w:after="0"/>
+              <w:spacing w:line="240" w:lineRule="auto"/>
             </w:pPr>
-            <w:r/>
             <w:r>
               <w:rPr>
-                <w:rFonts w:ascii="Times New Roman" w:hAnsi="Times New Roman" w:eastAsia="Times New Roman"/>
                 <w:b/>
                 <w:i w:val="0"/>
-                <w:sz w:val="18"/>
+                <w:sz w:val="19"/>
               </w:rPr>
               <w:t>Features</w:t>
             </w:r>
@@ -2445,15 +1417,13 @@
           </w:tcPr>
           <w:p>
             <w:pPr>
-              <w:spacing w:line="240" w:lineRule="auto" w:after="0"/>
+              <w:spacing w:line="240" w:lineRule="auto"/>
             </w:pPr>
-            <w:r/>
             <w:r>
               <w:rPr>
-                <w:rFonts w:ascii="Times New Roman" w:hAnsi="Times New Roman" w:eastAsia="Times New Roman"/>
                 <w:b/>
                 <w:i w:val="0"/>
-                <w:sz w:val="18"/>
+                <w:sz w:val="19"/>
               </w:rPr>
               <w:t>Rules</w:t>
             </w:r>
@@ -2465,17 +1435,15 @@
           </w:tcPr>
           <w:p>
             <w:pPr>
-              <w:spacing w:line="240" w:lineRule="auto" w:after="0"/>
+              <w:spacing w:line="240" w:lineRule="auto"/>
             </w:pPr>
-            <w:r/>
             <w:r>
               <w:rPr>
-                <w:rFonts w:ascii="Times New Roman" w:hAnsi="Times New Roman" w:eastAsia="Times New Roman"/>
                 <w:b/>
                 <w:i w:val="0"/>
-                <w:sz w:val="18"/>
+                <w:sz w:val="19"/>
               </w:rPr>
-              <w:t>AUC</w:t>
+              <w:t>AUROC</w:t>
             </w:r>
           </w:p>
         </w:tc>
@@ -2485,15 +1453,13 @@
           </w:tcPr>
           <w:p>
             <w:pPr>
-              <w:spacing w:line="240" w:lineRule="auto" w:after="0"/>
+              <w:spacing w:line="240" w:lineRule="auto"/>
             </w:pPr>
-            <w:r/>
             <w:r>
               <w:rPr>
-                <w:rFonts w:ascii="Times New Roman" w:hAnsi="Times New Roman" w:eastAsia="Times New Roman"/>
                 <w:b/>
                 <w:i w:val="0"/>
-                <w:sz w:val="18"/>
+                <w:sz w:val="19"/>
               </w:rPr>
               <w:t>Launched breaches</w:t>
             </w:r>
@@ -2505,17 +1471,15 @@
           </w:tcPr>
           <w:p>
             <w:pPr>
-              <w:spacing w:line="240" w:lineRule="auto" w:after="0"/>
+              <w:spacing w:line="240" w:lineRule="auto"/>
             </w:pPr>
-            <w:r/>
             <w:r>
               <w:rPr>
-                <w:rFonts w:ascii="Times New Roman" w:hAnsi="Times New Roman" w:eastAsia="Times New Roman"/>
                 <w:b/>
                 <w:i w:val="0"/>
-                <w:sz w:val="18"/>
+                <w:sz w:val="19"/>
               </w:rPr>
-              <w:t>Breach rate among launches</w:t>
+              <w:t>Breach prevalence among launches</w:t>
             </w:r>
           </w:p>
         </w:tc>
@@ -2525,15 +1489,13 @@
           </w:tcPr>
           <w:p>
             <w:pPr>
-              <w:spacing w:line="240" w:lineRule="auto" w:after="0"/>
+              <w:spacing w:line="240" w:lineRule="auto"/>
             </w:pPr>
-            <w:r/>
             <w:r>
               <w:rPr>
-                <w:rFonts w:ascii="Times New Roman" w:hAnsi="Times New Roman" w:eastAsia="Times New Roman"/>
                 <w:b/>
                 <w:i w:val="0"/>
-                <w:sz w:val="18"/>
+                <w:sz w:val="19"/>
               </w:rPr>
               <w:t>Mean utility</w:t>
             </w:r>
@@ -2545,17 +1507,15 @@
           </w:tcPr>
           <w:p>
             <w:pPr>
-              <w:spacing w:line="240" w:lineRule="auto" w:after="0"/>
+              <w:spacing w:line="240" w:lineRule="auto"/>
             </w:pPr>
-            <w:r/>
             <w:r>
               <w:rPr>
-                <w:rFonts w:ascii="Times New Roman" w:hAnsi="Times New Roman" w:eastAsia="Times New Roman"/>
                 <w:b/>
                 <w:i w:val="0"/>
-                <w:sz w:val="18"/>
+                <w:sz w:val="19"/>
               </w:rPr>
-              <w:t>Launched breaches in the cell</w:t>
+              <w:t>Subgroup launched breaches</w:t>
             </w:r>
           </w:p>
         </w:tc>
@@ -2567,17 +1527,15 @@
           </w:tcPr>
           <w:p>
             <w:pPr>
-              <w:spacing w:line="240" w:lineRule="auto" w:after="0"/>
+              <w:spacing w:line="240" w:lineRule="auto"/>
             </w:pPr>
-            <w:r/>
             <w:r>
               <w:rPr>
-                <w:rFonts w:ascii="Times New Roman" w:hAnsi="Times New Roman" w:eastAsia="Times New Roman"/>
                 <w:b w:val="0"/>
                 <w:i w:val="0"/>
-                <w:sz w:val="18"/>
+                <w:sz w:val="19"/>
               </w:rPr>
-              <w:t>Data-only logistic</w:t>
+              <w:t>Opportunity logistic</w:t>
             </w:r>
           </w:p>
         </w:tc>
@@ -2587,15 +1545,13 @@
           </w:tcPr>
           <w:p>
             <w:pPr>
-              <w:spacing w:line="240" w:lineRule="auto" w:after="0"/>
+              <w:spacing w:line="240" w:lineRule="auto"/>
             </w:pPr>
-            <w:r/>
             <w:r>
               <w:rPr>
-                <w:rFonts w:ascii="Times New Roman" w:hAnsi="Times New Roman" w:eastAsia="Times New Roman"/>
                 <w:b w:val="0"/>
                 <w:i w:val="0"/>
-                <w:sz w:val="18"/>
+                <w:sz w:val="19"/>
               </w:rPr>
               <w:t>Opportunity</w:t>
             </w:r>
@@ -2607,15 +1563,13 @@
           </w:tcPr>
           <w:p>
             <w:pPr>
-              <w:spacing w:line="240" w:lineRule="auto" w:after="0"/>
+              <w:spacing w:line="240" w:lineRule="auto"/>
             </w:pPr>
-            <w:r/>
             <w:r>
               <w:rPr>
-                <w:rFonts w:ascii="Times New Roman" w:hAnsi="Times New Roman" w:eastAsia="Times New Roman"/>
                 <w:b w:val="0"/>
                 <w:i w:val="0"/>
-                <w:sz w:val="18"/>
+                <w:sz w:val="19"/>
               </w:rPr>
               <w:t>Off</w:t>
             </w:r>
@@ -2627,15 +1581,13 @@
           </w:tcPr>
           <w:p>
             <w:pPr>
-              <w:spacing w:line="240" w:lineRule="auto" w:after="0"/>
+              <w:spacing w:line="240" w:lineRule="auto"/>
             </w:pPr>
-            <w:r/>
             <w:r>
               <w:rPr>
-                <w:rFonts w:ascii="Times New Roman" w:hAnsi="Times New Roman" w:eastAsia="Times New Roman"/>
                 <w:b w:val="0"/>
                 <w:i w:val="0"/>
-                <w:sz w:val="18"/>
+                <w:sz w:val="19"/>
               </w:rPr>
               <w:t>0.691</w:t>
             </w:r>
@@ -2647,15 +1599,13 @@
           </w:tcPr>
           <w:p>
             <w:pPr>
-              <w:spacing w:line="240" w:lineRule="auto" w:after="0"/>
+              <w:spacing w:line="240" w:lineRule="auto"/>
             </w:pPr>
-            <w:r/>
             <w:r>
               <w:rPr>
-                <w:rFonts w:ascii="Times New Roman" w:hAnsi="Times New Roman" w:eastAsia="Times New Roman"/>
                 <w:b w:val="0"/>
                 <w:i w:val="0"/>
-                <w:sz w:val="18"/>
+                <w:sz w:val="19"/>
               </w:rPr>
               <w:t>198/448</w:t>
             </w:r>
@@ -2667,15 +1617,13 @@
           </w:tcPr>
           <w:p>
             <w:pPr>
-              <w:spacing w:line="240" w:lineRule="auto" w:after="0"/>
+              <w:spacing w:line="240" w:lineRule="auto"/>
             </w:pPr>
-            <w:r/>
             <w:r>
               <w:rPr>
-                <w:rFonts w:ascii="Times New Roman" w:hAnsi="Times New Roman" w:eastAsia="Times New Roman"/>
                 <w:b w:val="0"/>
                 <w:i w:val="0"/>
-                <w:sz w:val="18"/>
+                <w:sz w:val="19"/>
               </w:rPr>
               <w:t>0.260</w:t>
             </w:r>
@@ -2687,15 +1635,13 @@
           </w:tcPr>
           <w:p>
             <w:pPr>
-              <w:spacing w:line="240" w:lineRule="auto" w:after="0"/>
+              <w:spacing w:line="240" w:lineRule="auto"/>
             </w:pPr>
-            <w:r/>
             <w:r>
               <w:rPr>
-                <w:rFonts w:ascii="Times New Roman" w:hAnsi="Times New Roman" w:eastAsia="Times New Roman"/>
                 <w:b w:val="0"/>
                 <w:i w:val="0"/>
-                <w:sz w:val="18"/>
+                <w:sz w:val="19"/>
               </w:rPr>
               <w:t>20.05</w:t>
             </w:r>
@@ -2707,15 +1653,13 @@
           </w:tcPr>
           <w:p>
             <w:pPr>
-              <w:spacing w:line="240" w:lineRule="auto" w:after="0"/>
+              <w:spacing w:line="240" w:lineRule="auto"/>
             </w:pPr>
-            <w:r/>
             <w:r>
               <w:rPr>
-                <w:rFonts w:ascii="Times New Roman" w:hAnsi="Times New Roman" w:eastAsia="Times New Roman"/>
                 <w:b w:val="0"/>
                 <w:i w:val="0"/>
-                <w:sz w:val="18"/>
+                <w:sz w:val="19"/>
               </w:rPr>
               <w:t>43/156</w:t>
             </w:r>
@@ -2729,17 +1673,15 @@
           </w:tcPr>
           <w:p>
             <w:pPr>
-              <w:spacing w:line="240" w:lineRule="auto" w:after="0"/>
+              <w:spacing w:line="240" w:lineRule="auto"/>
             </w:pPr>
-            <w:r/>
             <w:r>
               <w:rPr>
-                <w:rFonts w:ascii="Times New Roman" w:hAnsi="Times New Roman" w:eastAsia="Times New Roman"/>
                 <w:b w:val="0"/>
                 <w:i w:val="0"/>
-                <w:sz w:val="18"/>
+                <w:sz w:val="19"/>
               </w:rPr>
-              <w:t>Data-only boosting</w:t>
+              <w:t>Opportunity boosting</w:t>
             </w:r>
           </w:p>
         </w:tc>
@@ -2749,15 +1691,13 @@
           </w:tcPr>
           <w:p>
             <w:pPr>
-              <w:spacing w:line="240" w:lineRule="auto" w:after="0"/>
+              <w:spacing w:line="240" w:lineRule="auto"/>
             </w:pPr>
-            <w:r/>
             <w:r>
               <w:rPr>
-                <w:rFonts w:ascii="Times New Roman" w:hAnsi="Times New Roman" w:eastAsia="Times New Roman"/>
                 <w:b w:val="0"/>
                 <w:i w:val="0"/>
-                <w:sz w:val="18"/>
+                <w:sz w:val="19"/>
               </w:rPr>
               <w:t>Opportunity</w:t>
             </w:r>
@@ -2769,15 +1709,13 @@
           </w:tcPr>
           <w:p>
             <w:pPr>
-              <w:spacing w:line="240" w:lineRule="auto" w:after="0"/>
+              <w:spacing w:line="240" w:lineRule="auto"/>
             </w:pPr>
-            <w:r/>
             <w:r>
               <w:rPr>
-                <w:rFonts w:ascii="Times New Roman" w:hAnsi="Times New Roman" w:eastAsia="Times New Roman"/>
                 <w:b w:val="0"/>
                 <w:i w:val="0"/>
-                <w:sz w:val="18"/>
+                <w:sz w:val="19"/>
               </w:rPr>
               <w:t>Off</w:t>
             </w:r>
@@ -2789,15 +1727,13 @@
           </w:tcPr>
           <w:p>
             <w:pPr>
-              <w:spacing w:line="240" w:lineRule="auto" w:after="0"/>
+              <w:spacing w:line="240" w:lineRule="auto"/>
             </w:pPr>
-            <w:r/>
             <w:r>
               <w:rPr>
-                <w:rFonts w:ascii="Times New Roman" w:hAnsi="Times New Roman" w:eastAsia="Times New Roman"/>
                 <w:b w:val="0"/>
                 <w:i w:val="0"/>
-                <w:sz w:val="18"/>
+                <w:sz w:val="19"/>
               </w:rPr>
               <w:t>0.677</w:t>
             </w:r>
@@ -2809,15 +1745,13 @@
           </w:tcPr>
           <w:p>
             <w:pPr>
-              <w:spacing w:line="240" w:lineRule="auto" w:after="0"/>
+              <w:spacing w:line="240" w:lineRule="auto"/>
             </w:pPr>
-            <w:r/>
             <w:r>
               <w:rPr>
-                <w:rFonts w:ascii="Times New Roman" w:hAnsi="Times New Roman" w:eastAsia="Times New Roman"/>
                 <w:b w:val="0"/>
                 <w:i w:val="0"/>
-                <w:sz w:val="18"/>
+                <w:sz w:val="19"/>
               </w:rPr>
               <w:t>227/448</w:t>
             </w:r>
@@ -2829,15 +1763,13 @@
           </w:tcPr>
           <w:p>
             <w:pPr>
-              <w:spacing w:line="240" w:lineRule="auto" w:after="0"/>
+              <w:spacing w:line="240" w:lineRule="auto"/>
             </w:pPr>
-            <w:r/>
             <w:r>
               <w:rPr>
-                <w:rFonts w:ascii="Times New Roman" w:hAnsi="Times New Roman" w:eastAsia="Times New Roman"/>
                 <w:b w:val="0"/>
                 <w:i w:val="0"/>
-                <w:sz w:val="18"/>
+                <w:sz w:val="19"/>
               </w:rPr>
               <w:t>0.275</w:t>
             </w:r>
@@ -2849,15 +1781,13 @@
           </w:tcPr>
           <w:p>
             <w:pPr>
-              <w:spacing w:line="240" w:lineRule="auto" w:after="0"/>
+              <w:spacing w:line="240" w:lineRule="auto"/>
             </w:pPr>
-            <w:r/>
             <w:r>
               <w:rPr>
-                <w:rFonts w:ascii="Times New Roman" w:hAnsi="Times New Roman" w:eastAsia="Times New Roman"/>
                 <w:b w:val="0"/>
                 <w:i w:val="0"/>
-                <w:sz w:val="18"/>
+                <w:sz w:val="19"/>
               </w:rPr>
               <w:t>19.65</w:t>
             </w:r>
@@ -2869,15 +1799,13 @@
           </w:tcPr>
           <w:p>
             <w:pPr>
-              <w:spacing w:line="240" w:lineRule="auto" w:after="0"/>
+              <w:spacing w:line="240" w:lineRule="auto"/>
             </w:pPr>
-            <w:r/>
             <w:r>
               <w:rPr>
-                <w:rFonts w:ascii="Times New Roman" w:hAnsi="Times New Roman" w:eastAsia="Times New Roman"/>
                 <w:b w:val="0"/>
                 <w:i w:val="0"/>
-                <w:sz w:val="18"/>
+                <w:sz w:val="19"/>
               </w:rPr>
               <w:t>52/156</w:t>
             </w:r>
@@ -2891,15 +1819,13 @@
           </w:tcPr>
           <w:p>
             <w:pPr>
-              <w:spacing w:line="240" w:lineRule="auto" w:after="0"/>
+              <w:spacing w:line="240" w:lineRule="auto"/>
             </w:pPr>
-            <w:r/>
             <w:r>
               <w:rPr>
-                <w:rFonts w:ascii="Times New Roman" w:hAnsi="Times New Roman" w:eastAsia="Times New Roman"/>
                 <w:b w:val="0"/>
                 <w:i w:val="0"/>
-                <w:sz w:val="18"/>
+                <w:sz w:val="19"/>
               </w:rPr>
               <w:t>Knowledge logistic</w:t>
             </w:r>
@@ -2911,15 +1837,13 @@
           </w:tcPr>
           <w:p>
             <w:pPr>
-              <w:spacing w:line="240" w:lineRule="auto" w:after="0"/>
+              <w:spacing w:line="240" w:lineRule="auto"/>
             </w:pPr>
-            <w:r/>
             <w:r>
               <w:rPr>
-                <w:rFonts w:ascii="Times New Roman" w:hAnsi="Times New Roman" w:eastAsia="Times New Roman"/>
                 <w:b w:val="0"/>
                 <w:i w:val="0"/>
-                <w:sz w:val="18"/>
+                <w:sz w:val="19"/>
               </w:rPr>
               <w:t>Opportunity + cybersecurity</w:t>
             </w:r>
@@ -2931,15 +1855,13 @@
           </w:tcPr>
           <w:p>
             <w:pPr>
-              <w:spacing w:line="240" w:lineRule="auto" w:after="0"/>
+              <w:spacing w:line="240" w:lineRule="auto"/>
             </w:pPr>
-            <w:r/>
             <w:r>
               <w:rPr>
-                <w:rFonts w:ascii="Times New Roman" w:hAnsi="Times New Roman" w:eastAsia="Times New Roman"/>
                 <w:b w:val="0"/>
                 <w:i w:val="0"/>
-                <w:sz w:val="18"/>
+                <w:sz w:val="19"/>
               </w:rPr>
               <w:t>Off</w:t>
             </w:r>
@@ -2951,15 +1873,13 @@
           </w:tcPr>
           <w:p>
             <w:pPr>
-              <w:spacing w:line="240" w:lineRule="auto" w:after="0"/>
+              <w:spacing w:line="240" w:lineRule="auto"/>
             </w:pPr>
-            <w:r/>
             <w:r>
               <w:rPr>
-                <w:rFonts w:ascii="Times New Roman" w:hAnsi="Times New Roman" w:eastAsia="Times New Roman"/>
                 <w:b w:val="0"/>
                 <w:i w:val="0"/>
-                <w:sz w:val="18"/>
+                <w:sz w:val="19"/>
               </w:rPr>
               <w:t>0.728</w:t>
             </w:r>
@@ -2971,15 +1891,13 @@
           </w:tcPr>
           <w:p>
             <w:pPr>
-              <w:spacing w:line="240" w:lineRule="auto" w:after="0"/>
+              <w:spacing w:line="240" w:lineRule="auto"/>
             </w:pPr>
-            <w:r/>
             <w:r>
               <w:rPr>
-                <w:rFonts w:ascii="Times New Roman" w:hAnsi="Times New Roman" w:eastAsia="Times New Roman"/>
                 <w:b w:val="0"/>
                 <w:i w:val="0"/>
-                <w:sz w:val="18"/>
+                <w:sz w:val="19"/>
               </w:rPr>
               <w:t>180/448</w:t>
             </w:r>
@@ -2991,15 +1909,13 @@
           </w:tcPr>
           <w:p>
             <w:pPr>
-              <w:spacing w:line="240" w:lineRule="auto" w:after="0"/>
+              <w:spacing w:line="240" w:lineRule="auto"/>
             </w:pPr>
-            <w:r/>
             <w:r>
               <w:rPr>
-                <w:rFonts w:ascii="Times New Roman" w:hAnsi="Times New Roman" w:eastAsia="Times New Roman"/>
                 <w:b w:val="0"/>
                 <w:i w:val="0"/>
-                <w:sz w:val="18"/>
+                <w:sz w:val="19"/>
               </w:rPr>
               <w:t>0.232</w:t>
             </w:r>
@@ -3011,15 +1927,13 @@
           </w:tcPr>
           <w:p>
             <w:pPr>
-              <w:spacing w:line="240" w:lineRule="auto" w:after="0"/>
+              <w:spacing w:line="240" w:lineRule="auto"/>
             </w:pPr>
-            <w:r/>
             <w:r>
               <w:rPr>
-                <w:rFonts w:ascii="Times New Roman" w:hAnsi="Times New Roman" w:eastAsia="Times New Roman"/>
                 <w:b w:val="0"/>
                 <w:i w:val="0"/>
-                <w:sz w:val="18"/>
+                <w:sz w:val="19"/>
               </w:rPr>
               <w:t>21.27</w:t>
             </w:r>
@@ -3031,15 +1945,13 @@
           </w:tcPr>
           <w:p>
             <w:pPr>
-              <w:spacing w:line="240" w:lineRule="auto" w:after="0"/>
+              <w:spacing w:line="240" w:lineRule="auto"/>
             </w:pPr>
-            <w:r/>
             <w:r>
               <w:rPr>
-                <w:rFonts w:ascii="Times New Roman" w:hAnsi="Times New Roman" w:eastAsia="Times New Roman"/>
                 <w:b w:val="0"/>
                 <w:i w:val="0"/>
-                <w:sz w:val="18"/>
+                <w:sz w:val="19"/>
               </w:rPr>
               <w:t>21/156</w:t>
             </w:r>
@@ -3053,15 +1965,13 @@
           </w:tcPr>
           <w:p>
             <w:pPr>
-              <w:spacing w:line="240" w:lineRule="auto" w:after="0"/>
+              <w:spacing w:line="240" w:lineRule="auto"/>
             </w:pPr>
-            <w:r/>
             <w:r>
               <w:rPr>
-                <w:rFonts w:ascii="Times New Roman" w:hAnsi="Times New Roman" w:eastAsia="Times New Roman"/>
                 <w:b w:val="0"/>
                 <w:i w:val="0"/>
-                <w:sz w:val="18"/>
+                <w:sz w:val="19"/>
               </w:rPr>
               <w:t>Knowledge boosting</w:t>
             </w:r>
@@ -3073,15 +1983,13 @@
           </w:tcPr>
           <w:p>
             <w:pPr>
-              <w:spacing w:line="240" w:lineRule="auto" w:after="0"/>
+              <w:spacing w:line="240" w:lineRule="auto"/>
             </w:pPr>
-            <w:r/>
             <w:r>
               <w:rPr>
-                <w:rFonts w:ascii="Times New Roman" w:hAnsi="Times New Roman" w:eastAsia="Times New Roman"/>
                 <w:b w:val="0"/>
                 <w:i w:val="0"/>
-                <w:sz w:val="18"/>
+                <w:sz w:val="19"/>
               </w:rPr>
               <w:t>Opportunity + cybersecurity</w:t>
             </w:r>
@@ -3093,15 +2001,13 @@
           </w:tcPr>
           <w:p>
             <w:pPr>
-              <w:spacing w:line="240" w:lineRule="auto" w:after="0"/>
+              <w:spacing w:line="240" w:lineRule="auto"/>
             </w:pPr>
-            <w:r/>
             <w:r>
               <w:rPr>
-                <w:rFonts w:ascii="Times New Roman" w:hAnsi="Times New Roman" w:eastAsia="Times New Roman"/>
                 <w:b w:val="0"/>
                 <w:i w:val="0"/>
-                <w:sz w:val="18"/>
+                <w:sz w:val="19"/>
               </w:rPr>
               <w:t>Off</w:t>
             </w:r>
@@ -3113,15 +2019,13 @@
           </w:tcPr>
           <w:p>
             <w:pPr>
-              <w:spacing w:line="240" w:lineRule="auto" w:after="0"/>
+              <w:spacing w:line="240" w:lineRule="auto"/>
             </w:pPr>
-            <w:r/>
             <w:r>
               <w:rPr>
-                <w:rFonts w:ascii="Times New Roman" w:hAnsi="Times New Roman" w:eastAsia="Times New Roman"/>
                 <w:b w:val="0"/>
                 <w:i w:val="0"/>
-                <w:sz w:val="18"/>
+                <w:sz w:val="19"/>
               </w:rPr>
               <w:t>0.714</w:t>
             </w:r>
@@ -3133,15 +2037,13 @@
           </w:tcPr>
           <w:p>
             <w:pPr>
-              <w:spacing w:line="240" w:lineRule="auto" w:after="0"/>
+              <w:spacing w:line="240" w:lineRule="auto"/>
             </w:pPr>
-            <w:r/>
             <w:r>
               <w:rPr>
-                <w:rFonts w:ascii="Times New Roman" w:hAnsi="Times New Roman" w:eastAsia="Times New Roman"/>
                 <w:b w:val="0"/>
                 <w:i w:val="0"/>
-                <w:sz w:val="18"/>
+                <w:sz w:val="19"/>
               </w:rPr>
               <w:t>211/448</w:t>
             </w:r>
@@ -3153,15 +2055,13 @@
           </w:tcPr>
           <w:p>
             <w:pPr>
-              <w:spacing w:line="240" w:lineRule="auto" w:after="0"/>
+              <w:spacing w:line="240" w:lineRule="auto"/>
             </w:pPr>
-            <w:r/>
             <w:r>
               <w:rPr>
-                <w:rFonts w:ascii="Times New Roman" w:hAnsi="Times New Roman" w:eastAsia="Times New Roman"/>
                 <w:b w:val="0"/>
                 <w:i w:val="0"/>
-                <w:sz w:val="18"/>
+                <w:sz w:val="19"/>
               </w:rPr>
               <w:t>0.251</w:t>
             </w:r>
@@ -3173,15 +2073,13 @@
           </w:tcPr>
           <w:p>
             <w:pPr>
-              <w:spacing w:line="240" w:lineRule="auto" w:after="0"/>
+              <w:spacing w:line="240" w:lineRule="auto"/>
             </w:pPr>
-            <w:r/>
             <w:r>
               <w:rPr>
-                <w:rFonts w:ascii="Times New Roman" w:hAnsi="Times New Roman" w:eastAsia="Times New Roman"/>
                 <w:b w:val="0"/>
                 <w:i w:val="0"/>
-                <w:sz w:val="18"/>
+                <w:sz w:val="19"/>
               </w:rPr>
               <w:t>20.83</w:t>
             </w:r>
@@ -3193,15 +2091,13 @@
           </w:tcPr>
           <w:p>
             <w:pPr>
-              <w:spacing w:line="240" w:lineRule="auto" w:after="0"/>
+              <w:spacing w:line="240" w:lineRule="auto"/>
             </w:pPr>
-            <w:r/>
             <w:r>
               <w:rPr>
-                <w:rFonts w:ascii="Times New Roman" w:hAnsi="Times New Roman" w:eastAsia="Times New Roman"/>
                 <w:b w:val="0"/>
                 <w:i w:val="0"/>
-                <w:sz w:val="18"/>
+                <w:sz w:val="19"/>
               </w:rPr>
               <w:t>23/156</w:t>
             </w:r>
@@ -3215,17 +2111,15 @@
           </w:tcPr>
           <w:p>
             <w:pPr>
-              <w:spacing w:line="240" w:lineRule="auto" w:after="0"/>
+              <w:spacing w:line="240" w:lineRule="auto"/>
             </w:pPr>
-            <w:r/>
             <w:r>
               <w:rPr>
-                <w:rFonts w:ascii="Times New Roman" w:hAnsi="Times New Roman" w:eastAsia="Times New Roman"/>
                 <w:b w:val="0"/>
                 <w:i w:val="0"/>
-                <w:sz w:val="18"/>
+                <w:sz w:val="19"/>
               </w:rPr>
-              <w:t>Data logistic + rules</w:t>
+              <w:t>Opportunity logistic + rules</w:t>
             </w:r>
           </w:p>
         </w:tc>
@@ -3235,15 +2129,13 @@
           </w:tcPr>
           <w:p>
             <w:pPr>
-              <w:spacing w:line="240" w:lineRule="auto" w:after="0"/>
+              <w:spacing w:line="240" w:lineRule="auto"/>
             </w:pPr>
-            <w:r/>
             <w:r>
               <w:rPr>
-                <w:rFonts w:ascii="Times New Roman" w:hAnsi="Times New Roman" w:eastAsia="Times New Roman"/>
                 <w:b w:val="0"/>
                 <w:i w:val="0"/>
-                <w:sz w:val="18"/>
+                <w:sz w:val="19"/>
               </w:rPr>
               <w:t>Opportunity</w:t>
             </w:r>
@@ -3255,15 +2147,13 @@
           </w:tcPr>
           <w:p>
             <w:pPr>
-              <w:spacing w:line="240" w:lineRule="auto" w:after="0"/>
+              <w:spacing w:line="240" w:lineRule="auto"/>
             </w:pPr>
-            <w:r/>
             <w:r>
               <w:rPr>
-                <w:rFonts w:ascii="Times New Roman" w:hAnsi="Times New Roman" w:eastAsia="Times New Roman"/>
                 <w:b w:val="0"/>
                 <w:i w:val="0"/>
-                <w:sz w:val="18"/>
+                <w:sz w:val="19"/>
               </w:rPr>
               <w:t>On</w:t>
             </w:r>
@@ -3275,15 +2165,13 @@
           </w:tcPr>
           <w:p>
             <w:pPr>
-              <w:spacing w:line="240" w:lineRule="auto" w:after="0"/>
+              <w:spacing w:line="240" w:lineRule="auto"/>
             </w:pPr>
-            <w:r/>
             <w:r>
               <w:rPr>
-                <w:rFonts w:ascii="Times New Roman" w:hAnsi="Times New Roman" w:eastAsia="Times New Roman"/>
                 <w:b w:val="0"/>
                 <w:i w:val="0"/>
-                <w:sz w:val="18"/>
+                <w:sz w:val="19"/>
               </w:rPr>
               <w:t>0.691</w:t>
             </w:r>
@@ -3295,15 +2183,13 @@
           </w:tcPr>
           <w:p>
             <w:pPr>
-              <w:spacing w:line="240" w:lineRule="auto" w:after="0"/>
+              <w:spacing w:line="240" w:lineRule="auto"/>
             </w:pPr>
-            <w:r/>
             <w:r>
               <w:rPr>
-                <w:rFonts w:ascii="Times New Roman" w:hAnsi="Times New Roman" w:eastAsia="Times New Roman"/>
                 <w:b w:val="0"/>
                 <w:i w:val="0"/>
-                <w:sz w:val="18"/>
+                <w:sz w:val="19"/>
               </w:rPr>
               <w:t>180/448</w:t>
             </w:r>
@@ -3315,15 +2201,13 @@
           </w:tcPr>
           <w:p>
             <w:pPr>
-              <w:spacing w:line="240" w:lineRule="auto" w:after="0"/>
+              <w:spacing w:line="240" w:lineRule="auto"/>
             </w:pPr>
-            <w:r/>
             <w:r>
               <w:rPr>
-                <w:rFonts w:ascii="Times New Roman" w:hAnsi="Times New Roman" w:eastAsia="Times New Roman"/>
                 <w:b w:val="0"/>
                 <w:i w:val="0"/>
-                <w:sz w:val="18"/>
+                <w:sz w:val="19"/>
               </w:rPr>
               <w:t>0.247</w:t>
             </w:r>
@@ -3335,15 +2219,13 @@
           </w:tcPr>
           <w:p>
             <w:pPr>
-              <w:spacing w:line="240" w:lineRule="auto" w:after="0"/>
+              <w:spacing w:line="240" w:lineRule="auto"/>
             </w:pPr>
-            <w:r/>
             <w:r>
               <w:rPr>
-                <w:rFonts w:ascii="Times New Roman" w:hAnsi="Times New Roman" w:eastAsia="Times New Roman"/>
                 <w:b w:val="0"/>
                 <w:i w:val="0"/>
-                <w:sz w:val="18"/>
+                <w:sz w:val="19"/>
               </w:rPr>
               <w:t>20.27</w:t>
             </w:r>
@@ -3355,15 +2237,13 @@
           </w:tcPr>
           <w:p>
             <w:pPr>
-              <w:spacing w:line="240" w:lineRule="auto" w:after="0"/>
+              <w:spacing w:line="240" w:lineRule="auto"/>
             </w:pPr>
-            <w:r/>
             <w:r>
               <w:rPr>
-                <w:rFonts w:ascii="Times New Roman" w:hAnsi="Times New Roman" w:eastAsia="Times New Roman"/>
                 <w:b w:val="0"/>
                 <w:i w:val="0"/>
-                <w:sz w:val="18"/>
+                <w:sz w:val="19"/>
               </w:rPr>
               <w:t>33/156</w:t>
             </w:r>
@@ -3377,15 +2257,13 @@
           </w:tcPr>
           <w:p>
             <w:pPr>
-              <w:spacing w:line="240" w:lineRule="auto" w:after="0"/>
+              <w:spacing w:line="240" w:lineRule="auto"/>
             </w:pPr>
-            <w:r/>
             <w:r>
               <w:rPr>
-                <w:rFonts w:ascii="Times New Roman" w:hAnsi="Times New Roman" w:eastAsia="Times New Roman"/>
                 <w:b w:val="0"/>
                 <w:i w:val="0"/>
-                <w:sz w:val="18"/>
+                <w:sz w:val="19"/>
               </w:rPr>
               <w:t>KCID-AI</w:t>
             </w:r>
@@ -3397,15 +2275,13 @@
           </w:tcPr>
           <w:p>
             <w:pPr>
-              <w:spacing w:line="240" w:lineRule="auto" w:after="0"/>
+              <w:spacing w:line="240" w:lineRule="auto"/>
             </w:pPr>
-            <w:r/>
             <w:r>
               <w:rPr>
-                <w:rFonts w:ascii="Times New Roman" w:hAnsi="Times New Roman" w:eastAsia="Times New Roman"/>
                 <w:b w:val="0"/>
                 <w:i w:val="0"/>
-                <w:sz w:val="18"/>
+                <w:sz w:val="19"/>
               </w:rPr>
               <w:t>Opportunity + cybersecurity</w:t>
             </w:r>
@@ -3417,15 +2293,13 @@
           </w:tcPr>
           <w:p>
             <w:pPr>
-              <w:spacing w:line="240" w:lineRule="auto" w:after="0"/>
+              <w:spacing w:line="240" w:lineRule="auto"/>
             </w:pPr>
-            <w:r/>
             <w:r>
               <w:rPr>
-                <w:rFonts w:ascii="Times New Roman" w:hAnsi="Times New Roman" w:eastAsia="Times New Roman"/>
                 <w:b w:val="0"/>
                 <w:i w:val="0"/>
-                <w:sz w:val="18"/>
+                <w:sz w:val="19"/>
               </w:rPr>
               <w:t>On</w:t>
             </w:r>
@@ -3437,15 +2311,13 @@
           </w:tcPr>
           <w:p>
             <w:pPr>
-              <w:spacing w:line="240" w:lineRule="auto" w:after="0"/>
+              <w:spacing w:line="240" w:lineRule="auto"/>
             </w:pPr>
-            <w:r/>
             <w:r>
               <w:rPr>
-                <w:rFonts w:ascii="Times New Roman" w:hAnsi="Times New Roman" w:eastAsia="Times New Roman"/>
                 <w:b w:val="0"/>
                 <w:i w:val="0"/>
-                <w:sz w:val="18"/>
+                <w:sz w:val="19"/>
               </w:rPr>
               <w:t>0.728</w:t>
             </w:r>
@@ -3457,15 +2329,13 @@
           </w:tcPr>
           <w:p>
             <w:pPr>
-              <w:spacing w:line="240" w:lineRule="auto" w:after="0"/>
+              <w:spacing w:line="240" w:lineRule="auto"/>
             </w:pPr>
-            <w:r/>
             <w:r>
               <w:rPr>
-                <w:rFonts w:ascii="Times New Roman" w:hAnsi="Times New Roman" w:eastAsia="Times New Roman"/>
                 <w:b w:val="0"/>
                 <w:i w:val="0"/>
-                <w:sz w:val="18"/>
+                <w:sz w:val="19"/>
               </w:rPr>
               <w:t>170/448</w:t>
             </w:r>
@@ -3477,15 +2347,13 @@
           </w:tcPr>
           <w:p>
             <w:pPr>
-              <w:spacing w:line="240" w:lineRule="auto" w:after="0"/>
+              <w:spacing w:line="240" w:lineRule="auto"/>
             </w:pPr>
-            <w:r/>
             <w:r>
               <w:rPr>
-                <w:rFonts w:ascii="Times New Roman" w:hAnsi="Times New Roman" w:eastAsia="Times New Roman"/>
                 <w:b w:val="0"/>
                 <w:i w:val="0"/>
-                <w:sz w:val="18"/>
+                <w:sz w:val="19"/>
               </w:rPr>
               <w:t>0.224</w:t>
             </w:r>
@@ -3497,15 +2365,13 @@
           </w:tcPr>
           <w:p>
             <w:pPr>
-              <w:spacing w:line="240" w:lineRule="auto" w:after="0"/>
+              <w:spacing w:line="240" w:lineRule="auto"/>
             </w:pPr>
-            <w:r/>
             <w:r>
               <w:rPr>
-                <w:rFonts w:ascii="Times New Roman" w:hAnsi="Times New Roman" w:eastAsia="Times New Roman"/>
                 <w:b w:val="0"/>
                 <w:i w:val="0"/>
-                <w:sz w:val="18"/>
+                <w:sz w:val="19"/>
               </w:rPr>
               <w:t>21.26</w:t>
             </w:r>
@@ -3517,96 +2383,960 @@
           </w:tcPr>
           <w:p>
             <w:pPr>
-              <w:spacing w:line="240" w:lineRule="auto" w:after="0"/>
+              <w:spacing w:line="240" w:lineRule="auto"/>
             </w:pPr>
-            <w:r/>
             <w:r>
               <w:rPr>
-                <w:rFonts w:ascii="Times New Roman" w:hAnsi="Times New Roman" w:eastAsia="Times New Roman"/>
                 <w:b w:val="0"/>
                 <w:i w:val="0"/>
-                <w:sz w:val="18"/>
+                <w:sz w:val="19"/>
               </w:rPr>
               <w:t>13/156</w:t>
             </w:r>
           </w:p>
         </w:tc>
       </w:tr>
+      <w:tr>
+        <w:tc>
+          <w:tcPr>
+            <w:tcW w:type="dxa" w:w="1170"/>
+          </w:tcPr>
+          <w:p>
+            <w:pPr>
+              <w:spacing w:line="240" w:lineRule="auto"/>
+            </w:pPr>
+            <w:r>
+              <w:rPr>
+                <w:b w:val="0"/>
+                <w:i w:val="0"/>
+                <w:sz w:val="19"/>
+              </w:rPr>
+              <w:t>Knowledge boosting + rules</w:t>
+            </w:r>
+          </w:p>
+        </w:tc>
+        <w:tc>
+          <w:tcPr>
+            <w:tcW w:type="dxa" w:w="1170"/>
+          </w:tcPr>
+          <w:p>
+            <w:pPr>
+              <w:spacing w:line="240" w:lineRule="auto"/>
+            </w:pPr>
+            <w:r>
+              <w:rPr>
+                <w:b w:val="0"/>
+                <w:i w:val="0"/>
+                <w:sz w:val="19"/>
+              </w:rPr>
+              <w:t>Opportunity + cybersecurity</w:t>
+            </w:r>
+          </w:p>
+        </w:tc>
+        <w:tc>
+          <w:tcPr>
+            <w:tcW w:type="dxa" w:w="1170"/>
+          </w:tcPr>
+          <w:p>
+            <w:pPr>
+              <w:spacing w:line="240" w:lineRule="auto"/>
+            </w:pPr>
+            <w:r>
+              <w:rPr>
+                <w:b w:val="0"/>
+                <w:i w:val="0"/>
+                <w:sz w:val="19"/>
+              </w:rPr>
+              <w:t>On</w:t>
+            </w:r>
+          </w:p>
+        </w:tc>
+        <w:tc>
+          <w:tcPr>
+            <w:tcW w:type="dxa" w:w="1170"/>
+          </w:tcPr>
+          <w:p>
+            <w:pPr>
+              <w:spacing w:line="240" w:lineRule="auto"/>
+            </w:pPr>
+            <w:r>
+              <w:rPr>
+                <w:b w:val="0"/>
+                <w:i w:val="0"/>
+                <w:sz w:val="19"/>
+              </w:rPr>
+              <w:t>0.714</w:t>
+            </w:r>
+          </w:p>
+        </w:tc>
+        <w:tc>
+          <w:tcPr>
+            <w:tcW w:type="dxa" w:w="1170"/>
+          </w:tcPr>
+          <w:p>
+            <w:pPr>
+              <w:spacing w:line="240" w:lineRule="auto"/>
+            </w:pPr>
+            <w:r>
+              <w:rPr>
+                <w:b w:val="0"/>
+                <w:i w:val="0"/>
+                <w:sz w:val="19"/>
+              </w:rPr>
+              <w:t>205/448</w:t>
+            </w:r>
+          </w:p>
+        </w:tc>
+        <w:tc>
+          <w:tcPr>
+            <w:tcW w:type="dxa" w:w="1170"/>
+          </w:tcPr>
+          <w:p>
+            <w:pPr>
+              <w:spacing w:line="240" w:lineRule="auto"/>
+            </w:pPr>
+            <w:r>
+              <w:rPr>
+                <w:b w:val="0"/>
+                <w:i w:val="0"/>
+                <w:sz w:val="19"/>
+              </w:rPr>
+              <w:t>0.248</w:t>
+            </w:r>
+          </w:p>
+        </w:tc>
+        <w:tc>
+          <w:tcPr>
+            <w:tcW w:type="dxa" w:w="1170"/>
+          </w:tcPr>
+          <w:p>
+            <w:pPr>
+              <w:spacing w:line="240" w:lineRule="auto"/>
+            </w:pPr>
+            <w:r>
+              <w:rPr>
+                <w:b w:val="0"/>
+                <w:i w:val="0"/>
+                <w:sz w:val="19"/>
+              </w:rPr>
+              <w:t>20.74</w:t>
+            </w:r>
+          </w:p>
+        </w:tc>
+        <w:tc>
+          <w:tcPr>
+            <w:tcW w:type="dxa" w:w="1170"/>
+          </w:tcPr>
+          <w:p>
+            <w:pPr>
+              <w:spacing w:line="240" w:lineRule="auto"/>
+            </w:pPr>
+            <w:r>
+              <w:rPr>
+                <w:b w:val="0"/>
+                <w:i w:val="0"/>
+                <w:sz w:val="19"/>
+              </w:rPr>
+              <w:t>19/156</w:t>
+            </w:r>
+          </w:p>
+        </w:tc>
+      </w:tr>
+      <w:tr>
+        <w:tc>
+          <w:tcPr>
+            <w:tcW w:type="dxa" w:w="1170"/>
+          </w:tcPr>
+          <w:p>
+            <w:pPr>
+              <w:spacing w:line="240" w:lineRule="auto"/>
+            </w:pPr>
+            <w:r>
+              <w:rPr>
+                <w:b w:val="0"/>
+                <w:i w:val="0"/>
+                <w:sz w:val="19"/>
+              </w:rPr>
+              <w:t>Expected-utility</w:t>
+            </w:r>
+          </w:p>
+        </w:tc>
+        <w:tc>
+          <w:tcPr>
+            <w:tcW w:type="dxa" w:w="1170"/>
+          </w:tcPr>
+          <w:p>
+            <w:pPr>
+              <w:spacing w:line="240" w:lineRule="auto"/>
+            </w:pPr>
+            <w:r>
+              <w:rPr>
+                <w:b w:val="0"/>
+                <w:i w:val="0"/>
+                <w:sz w:val="19"/>
+              </w:rPr>
+              <w:t>Opportunity + cybersecurity</w:t>
+            </w:r>
+          </w:p>
+        </w:tc>
+        <w:tc>
+          <w:tcPr>
+            <w:tcW w:type="dxa" w:w="1170"/>
+          </w:tcPr>
+          <w:p>
+            <w:pPr>
+              <w:spacing w:line="240" w:lineRule="auto"/>
+            </w:pPr>
+            <w:r>
+              <w:rPr>
+                <w:b w:val="0"/>
+                <w:i w:val="0"/>
+                <w:sz w:val="19"/>
+              </w:rPr>
+              <w:t>Off</w:t>
+            </w:r>
+          </w:p>
+        </w:tc>
+        <w:tc>
+          <w:tcPr>
+            <w:tcW w:type="dxa" w:w="1170"/>
+          </w:tcPr>
+          <w:p>
+            <w:pPr>
+              <w:spacing w:line="240" w:lineRule="auto"/>
+            </w:pPr>
+            <w:r>
+              <w:rPr>
+                <w:b w:val="0"/>
+                <w:i w:val="0"/>
+                <w:sz w:val="19"/>
+              </w:rPr>
+              <w:t>0.728</w:t>
+            </w:r>
+          </w:p>
+        </w:tc>
+        <w:tc>
+          <w:tcPr>
+            <w:tcW w:type="dxa" w:w="1170"/>
+          </w:tcPr>
+          <w:p>
+            <w:pPr>
+              <w:spacing w:line="240" w:lineRule="auto"/>
+            </w:pPr>
+            <w:r>
+              <w:rPr>
+                <w:b w:val="0"/>
+                <w:i w:val="0"/>
+                <w:sz w:val="19"/>
+              </w:rPr>
+              <w:t>184/448</w:t>
+            </w:r>
+          </w:p>
+        </w:tc>
+        <w:tc>
+          <w:tcPr>
+            <w:tcW w:type="dxa" w:w="1170"/>
+          </w:tcPr>
+          <w:p>
+            <w:pPr>
+              <w:spacing w:line="240" w:lineRule="auto"/>
+            </w:pPr>
+            <w:r>
+              <w:rPr>
+                <w:b w:val="0"/>
+                <w:i w:val="0"/>
+                <w:sz w:val="19"/>
+              </w:rPr>
+              <w:t>0.230</w:t>
+            </w:r>
+          </w:p>
+        </w:tc>
+        <w:tc>
+          <w:tcPr>
+            <w:tcW w:type="dxa" w:w="1170"/>
+          </w:tcPr>
+          <w:p>
+            <w:pPr>
+              <w:spacing w:line="240" w:lineRule="auto"/>
+            </w:pPr>
+            <w:r>
+              <w:rPr>
+                <w:b w:val="0"/>
+                <w:i w:val="0"/>
+                <w:sz w:val="19"/>
+              </w:rPr>
+              <w:t>21.81</w:t>
+            </w:r>
+          </w:p>
+        </w:tc>
+        <w:tc>
+          <w:tcPr>
+            <w:tcW w:type="dxa" w:w="1170"/>
+          </w:tcPr>
+          <w:p>
+            <w:pPr>
+              <w:spacing w:line="240" w:lineRule="auto"/>
+            </w:pPr>
+            <w:r>
+              <w:rPr>
+                <w:b w:val="0"/>
+                <w:i w:val="0"/>
+                <w:sz w:val="19"/>
+              </w:rPr>
+              <w:t>22/156</w:t>
+            </w:r>
+          </w:p>
+        </w:tc>
+      </w:tr>
+      <w:tr>
+        <w:tc>
+          <w:tcPr>
+            <w:tcW w:type="dxa" w:w="1170"/>
+          </w:tcPr>
+          <w:p>
+            <w:pPr>
+              <w:spacing w:line="240" w:lineRule="auto"/>
+            </w:pPr>
+            <w:r>
+              <w:rPr>
+                <w:b w:val="0"/>
+                <w:i w:val="0"/>
+                <w:sz w:val="19"/>
+              </w:rPr>
+              <w:t>Expected-utility + hard rules</w:t>
+            </w:r>
+          </w:p>
+        </w:tc>
+        <w:tc>
+          <w:tcPr>
+            <w:tcW w:type="dxa" w:w="1170"/>
+          </w:tcPr>
+          <w:p>
+            <w:pPr>
+              <w:spacing w:line="240" w:lineRule="auto"/>
+            </w:pPr>
+            <w:r>
+              <w:rPr>
+                <w:b w:val="0"/>
+                <w:i w:val="0"/>
+                <w:sz w:val="19"/>
+              </w:rPr>
+              <w:t>Opportunity + cybersecurity</w:t>
+            </w:r>
+          </w:p>
+        </w:tc>
+        <w:tc>
+          <w:tcPr>
+            <w:tcW w:type="dxa" w:w="1170"/>
+          </w:tcPr>
+          <w:p>
+            <w:pPr>
+              <w:spacing w:line="240" w:lineRule="auto"/>
+            </w:pPr>
+            <w:r>
+              <w:rPr>
+                <w:b w:val="0"/>
+                <w:i w:val="0"/>
+                <w:sz w:val="19"/>
+              </w:rPr>
+              <w:t>Hard only</w:t>
+            </w:r>
+          </w:p>
+        </w:tc>
+        <w:tc>
+          <w:tcPr>
+            <w:tcW w:type="dxa" w:w="1170"/>
+          </w:tcPr>
+          <w:p>
+            <w:pPr>
+              <w:spacing w:line="240" w:lineRule="auto"/>
+            </w:pPr>
+            <w:r>
+              <w:rPr>
+                <w:b w:val="0"/>
+                <w:i w:val="0"/>
+                <w:sz w:val="19"/>
+              </w:rPr>
+              <w:t>0.728</w:t>
+            </w:r>
+          </w:p>
+        </w:tc>
+        <w:tc>
+          <w:tcPr>
+            <w:tcW w:type="dxa" w:w="1170"/>
+          </w:tcPr>
+          <w:p>
+            <w:pPr>
+              <w:spacing w:line="240" w:lineRule="auto"/>
+            </w:pPr>
+            <w:r>
+              <w:rPr>
+                <w:b w:val="0"/>
+                <w:i w:val="0"/>
+                <w:sz w:val="19"/>
+              </w:rPr>
+              <w:t>184/448</w:t>
+            </w:r>
+          </w:p>
+        </w:tc>
+        <w:tc>
+          <w:tcPr>
+            <w:tcW w:type="dxa" w:w="1170"/>
+          </w:tcPr>
+          <w:p>
+            <w:pPr>
+              <w:spacing w:line="240" w:lineRule="auto"/>
+            </w:pPr>
+            <w:r>
+              <w:rPr>
+                <w:b w:val="0"/>
+                <w:i w:val="0"/>
+                <w:sz w:val="19"/>
+              </w:rPr>
+              <w:t>0.230</w:t>
+            </w:r>
+          </w:p>
+        </w:tc>
+        <w:tc>
+          <w:tcPr>
+            <w:tcW w:type="dxa" w:w="1170"/>
+          </w:tcPr>
+          <w:p>
+            <w:pPr>
+              <w:spacing w:line="240" w:lineRule="auto"/>
+            </w:pPr>
+            <w:r>
+              <w:rPr>
+                <w:b w:val="0"/>
+                <w:i w:val="0"/>
+                <w:sz w:val="19"/>
+              </w:rPr>
+              <w:t>21.82</w:t>
+            </w:r>
+          </w:p>
+        </w:tc>
+        <w:tc>
+          <w:tcPr>
+            <w:tcW w:type="dxa" w:w="1170"/>
+          </w:tcPr>
+          <w:p>
+            <w:pPr>
+              <w:spacing w:line="240" w:lineRule="auto"/>
+            </w:pPr>
+            <w:r>
+              <w:rPr>
+                <w:b w:val="0"/>
+                <w:i w:val="0"/>
+                <w:sz w:val="19"/>
+              </w:rPr>
+              <w:t>22/156</w:t>
+            </w:r>
+          </w:p>
+        </w:tc>
+      </w:tr>
+      <w:tr>
+        <w:tc>
+          <w:tcPr>
+            <w:tcW w:type="dxa" w:w="1170"/>
+          </w:tcPr>
+          <w:p>
+            <w:pPr>
+              <w:spacing w:line="240" w:lineRule="auto"/>
+            </w:pPr>
+            <w:r>
+              <w:rPr>
+                <w:b w:val="0"/>
+                <w:i w:val="0"/>
+                <w:sz w:val="19"/>
+              </w:rPr>
+              <w:t>Expected-utility, capped</w:t>
+            </w:r>
+          </w:p>
+        </w:tc>
+        <w:tc>
+          <w:tcPr>
+            <w:tcW w:type="dxa" w:w="1170"/>
+          </w:tcPr>
+          <w:p>
+            <w:pPr>
+              <w:spacing w:line="240" w:lineRule="auto"/>
+            </w:pPr>
+            <w:r>
+              <w:rPr>
+                <w:b w:val="0"/>
+                <w:i w:val="0"/>
+                <w:sz w:val="19"/>
+              </w:rPr>
+              <w:t>Opportunity + cybersecurity</w:t>
+            </w:r>
+          </w:p>
+        </w:tc>
+        <w:tc>
+          <w:tcPr>
+            <w:tcW w:type="dxa" w:w="1170"/>
+          </w:tcPr>
+          <w:p>
+            <w:pPr>
+              <w:spacing w:line="240" w:lineRule="auto"/>
+            </w:pPr>
+            <w:r>
+              <w:rPr>
+                <w:b w:val="0"/>
+                <w:i w:val="0"/>
+                <w:sz w:val="19"/>
+              </w:rPr>
+              <w:t>Off</w:t>
+            </w:r>
+          </w:p>
+        </w:tc>
+        <w:tc>
+          <w:tcPr>
+            <w:tcW w:type="dxa" w:w="1170"/>
+          </w:tcPr>
+          <w:p>
+            <w:pPr>
+              <w:spacing w:line="240" w:lineRule="auto"/>
+            </w:pPr>
+            <w:r>
+              <w:rPr>
+                <w:b w:val="0"/>
+                <w:i w:val="0"/>
+                <w:sz w:val="19"/>
+              </w:rPr>
+              <w:t>0.728</w:t>
+            </w:r>
+          </w:p>
+        </w:tc>
+        <w:tc>
+          <w:tcPr>
+            <w:tcW w:type="dxa" w:w="1170"/>
+          </w:tcPr>
+          <w:p>
+            <w:pPr>
+              <w:spacing w:line="240" w:lineRule="auto"/>
+            </w:pPr>
+            <w:r>
+              <w:rPr>
+                <w:b w:val="0"/>
+                <w:i w:val="0"/>
+                <w:sz w:val="19"/>
+              </w:rPr>
+              <w:t>172/448</w:t>
+            </w:r>
+          </w:p>
+        </w:tc>
+        <w:tc>
+          <w:tcPr>
+            <w:tcW w:type="dxa" w:w="1170"/>
+          </w:tcPr>
+          <w:p>
+            <w:pPr>
+              <w:spacing w:line="240" w:lineRule="auto"/>
+            </w:pPr>
+            <w:r>
+              <w:rPr>
+                <w:b w:val="0"/>
+                <w:i w:val="0"/>
+                <w:sz w:val="19"/>
+              </w:rPr>
+              <w:t>0.226</w:t>
+            </w:r>
+          </w:p>
+        </w:tc>
+        <w:tc>
+          <w:tcPr>
+            <w:tcW w:type="dxa" w:w="1170"/>
+          </w:tcPr>
+          <w:p>
+            <w:pPr>
+              <w:spacing w:line="240" w:lineRule="auto"/>
+            </w:pPr>
+            <w:r>
+              <w:rPr>
+                <w:b w:val="0"/>
+                <w:i w:val="0"/>
+                <w:sz w:val="19"/>
+              </w:rPr>
+              <w:t>21.56</w:t>
+            </w:r>
+          </w:p>
+        </w:tc>
+        <w:tc>
+          <w:tcPr>
+            <w:tcW w:type="dxa" w:w="1170"/>
+          </w:tcPr>
+          <w:p>
+            <w:pPr>
+              <w:spacing w:line="240" w:lineRule="auto"/>
+            </w:pPr>
+            <w:r>
+              <w:rPr>
+                <w:b w:val="0"/>
+                <w:i w:val="0"/>
+                <w:sz w:val="19"/>
+              </w:rPr>
+              <w:t>16/156</w:t>
+            </w:r>
+          </w:p>
+        </w:tc>
+      </w:tr>
+      <w:tr>
+        <w:tc>
+          <w:tcPr>
+            <w:tcW w:type="dxa" w:w="1170"/>
+          </w:tcPr>
+          <w:p>
+            <w:pPr>
+              <w:spacing w:line="240" w:lineRule="auto"/>
+            </w:pPr>
+            <w:r>
+              <w:rPr>
+                <w:b w:val="0"/>
+                <w:i w:val="0"/>
+                <w:sz w:val="19"/>
+              </w:rPr>
+              <w:t>Rule-only</w:t>
+            </w:r>
+          </w:p>
+        </w:tc>
+        <w:tc>
+          <w:tcPr>
+            <w:tcW w:type="dxa" w:w="1170"/>
+          </w:tcPr>
+          <w:p>
+            <w:pPr>
+              <w:spacing w:line="240" w:lineRule="auto"/>
+            </w:pPr>
+            <w:r>
+              <w:rPr>
+                <w:b w:val="0"/>
+                <w:i w:val="0"/>
+                <w:sz w:val="19"/>
+              </w:rPr>
+              <w:t>Cybersecurity rules only</w:t>
+            </w:r>
+          </w:p>
+        </w:tc>
+        <w:tc>
+          <w:tcPr>
+            <w:tcW w:type="dxa" w:w="1170"/>
+          </w:tcPr>
+          <w:p>
+            <w:pPr>
+              <w:spacing w:line="240" w:lineRule="auto"/>
+            </w:pPr>
+            <w:r>
+              <w:rPr>
+                <w:b w:val="0"/>
+                <w:i w:val="0"/>
+                <w:sz w:val="19"/>
+              </w:rPr>
+              <w:t>On</w:t>
+            </w:r>
+          </w:p>
+        </w:tc>
+        <w:tc>
+          <w:tcPr>
+            <w:tcW w:type="dxa" w:w="1170"/>
+          </w:tcPr>
+          <w:p>
+            <w:pPr>
+              <w:spacing w:line="240" w:lineRule="auto"/>
+            </w:pPr>
+            <w:r>
+              <w:rPr>
+                <w:b w:val="0"/>
+                <w:i w:val="0"/>
+                <w:sz w:val="19"/>
+              </w:rPr>
+              <w:t>—</w:t>
+            </w:r>
+          </w:p>
+        </w:tc>
+        <w:tc>
+          <w:tcPr>
+            <w:tcW w:type="dxa" w:w="1170"/>
+          </w:tcPr>
+          <w:p>
+            <w:pPr>
+              <w:spacing w:line="240" w:lineRule="auto"/>
+            </w:pPr>
+            <w:r>
+              <w:rPr>
+                <w:b w:val="0"/>
+                <w:i w:val="0"/>
+                <w:sz w:val="19"/>
+              </w:rPr>
+              <w:t>265/448</w:t>
+            </w:r>
+          </w:p>
+        </w:tc>
+        <w:tc>
+          <w:tcPr>
+            <w:tcW w:type="dxa" w:w="1170"/>
+          </w:tcPr>
+          <w:p>
+            <w:pPr>
+              <w:spacing w:line="240" w:lineRule="auto"/>
+            </w:pPr>
+            <w:r>
+              <w:rPr>
+                <w:b w:val="0"/>
+                <w:i w:val="0"/>
+                <w:sz w:val="19"/>
+              </w:rPr>
+              <w:t>0.275</w:t>
+            </w:r>
+          </w:p>
+        </w:tc>
+        <w:tc>
+          <w:tcPr>
+            <w:tcW w:type="dxa" w:w="1170"/>
+          </w:tcPr>
+          <w:p>
+            <w:pPr>
+              <w:spacing w:line="240" w:lineRule="auto"/>
+            </w:pPr>
+            <w:r>
+              <w:rPr>
+                <w:b w:val="0"/>
+                <w:i w:val="0"/>
+                <w:sz w:val="19"/>
+              </w:rPr>
+              <w:t>19.36</w:t>
+            </w:r>
+          </w:p>
+        </w:tc>
+        <w:tc>
+          <w:tcPr>
+            <w:tcW w:type="dxa" w:w="1170"/>
+          </w:tcPr>
+          <w:p>
+            <w:pPr>
+              <w:spacing w:line="240" w:lineRule="auto"/>
+            </w:pPr>
+            <w:r>
+              <w:rPr>
+                <w:b w:val="0"/>
+                <w:i w:val="0"/>
+                <w:sz w:val="19"/>
+              </w:rPr>
+              <w:t>25/156</w:t>
+            </w:r>
+          </w:p>
+        </w:tc>
+      </w:tr>
+      <w:tr>
+        <w:tc>
+          <w:tcPr>
+            <w:tcW w:type="dxa" w:w="1170"/>
+          </w:tcPr>
+          <w:p>
+            <w:pPr>
+              <w:spacing w:line="240" w:lineRule="auto"/>
+            </w:pPr>
+            <w:r>
+              <w:rPr>
+                <w:b w:val="0"/>
+                <w:i w:val="0"/>
+                <w:sz w:val="19"/>
+              </w:rPr>
+              <w:t>Hybrid (hard rules + capped expected-utility)</w:t>
+            </w:r>
+          </w:p>
+        </w:tc>
+        <w:tc>
+          <w:tcPr>
+            <w:tcW w:type="dxa" w:w="1170"/>
+          </w:tcPr>
+          <w:p>
+            <w:pPr>
+              <w:spacing w:line="240" w:lineRule="auto"/>
+            </w:pPr>
+            <w:r>
+              <w:rPr>
+                <w:b w:val="0"/>
+                <w:i w:val="0"/>
+                <w:sz w:val="19"/>
+              </w:rPr>
+              <w:t>Opportunity + cybersecurity</w:t>
+            </w:r>
+          </w:p>
+        </w:tc>
+        <w:tc>
+          <w:tcPr>
+            <w:tcW w:type="dxa" w:w="1170"/>
+          </w:tcPr>
+          <w:p>
+            <w:pPr>
+              <w:spacing w:line="240" w:lineRule="auto"/>
+            </w:pPr>
+            <w:r>
+              <w:rPr>
+                <w:b w:val="0"/>
+                <w:i w:val="0"/>
+                <w:sz w:val="19"/>
+              </w:rPr>
+              <w:t>Hard only</w:t>
+            </w:r>
+          </w:p>
+        </w:tc>
+        <w:tc>
+          <w:tcPr>
+            <w:tcW w:type="dxa" w:w="1170"/>
+          </w:tcPr>
+          <w:p>
+            <w:pPr>
+              <w:spacing w:line="240" w:lineRule="auto"/>
+            </w:pPr>
+            <w:r>
+              <w:rPr>
+                <w:b w:val="0"/>
+                <w:i w:val="0"/>
+                <w:sz w:val="19"/>
+              </w:rPr>
+              <w:t>0.728</w:t>
+            </w:r>
+          </w:p>
+        </w:tc>
+        <w:tc>
+          <w:tcPr>
+            <w:tcW w:type="dxa" w:w="1170"/>
+          </w:tcPr>
+          <w:p>
+            <w:pPr>
+              <w:spacing w:line="240" w:lineRule="auto"/>
+            </w:pPr>
+            <w:r>
+              <w:rPr>
+                <w:b w:val="0"/>
+                <w:i w:val="0"/>
+                <w:sz w:val="19"/>
+              </w:rPr>
+              <w:t>172/448</w:t>
+            </w:r>
+          </w:p>
+        </w:tc>
+        <w:tc>
+          <w:tcPr>
+            <w:tcW w:type="dxa" w:w="1170"/>
+          </w:tcPr>
+          <w:p>
+            <w:pPr>
+              <w:spacing w:line="240" w:lineRule="auto"/>
+            </w:pPr>
+            <w:r>
+              <w:rPr>
+                <w:b w:val="0"/>
+                <w:i w:val="0"/>
+                <w:sz w:val="19"/>
+              </w:rPr>
+              <w:t>0.226</w:t>
+            </w:r>
+          </w:p>
+        </w:tc>
+        <w:tc>
+          <w:tcPr>
+            <w:tcW w:type="dxa" w:w="1170"/>
+          </w:tcPr>
+          <w:p>
+            <w:pPr>
+              <w:spacing w:line="240" w:lineRule="auto"/>
+            </w:pPr>
+            <w:r>
+              <w:rPr>
+                <w:b w:val="0"/>
+                <w:i w:val="0"/>
+                <w:sz w:val="19"/>
+              </w:rPr>
+              <w:t>21.56</w:t>
+            </w:r>
+          </w:p>
+        </w:tc>
+        <w:tc>
+          <w:tcPr>
+            <w:tcW w:type="dxa" w:w="1170"/>
+          </w:tcPr>
+          <w:p>
+            <w:pPr>
+              <w:spacing w:line="240" w:lineRule="auto"/>
+            </w:pPr>
+            <w:r>
+              <w:rPr>
+                <w:b w:val="0"/>
+                <w:i w:val="0"/>
+                <w:sz w:val="19"/>
+              </w:rPr>
+              <w:t>16/156</w:t>
+            </w:r>
+          </w:p>
+        </w:tc>
+      </w:tr>
     </w:tbl>
-    <w:p/>
     <w:p>
-      <w:pPr>
-        <w:spacing w:line="480" w:lineRule="auto" w:after="120" w:before="0"/>
-      </w:pPr>
       <w:r>
         <w:rPr>
-          <w:rFonts w:ascii="Times New Roman" w:hAnsi="Times New Roman" w:eastAsia="Times New Roman"/>
           <w:b w:val="0"/>
           <w:i/>
-          <w:sz w:val="24"/>
         </w:rPr>
         <w:t>Note.</w:t>
       </w:r>
       <w:r>
         <w:rPr>
-          <w:rFonts w:ascii="Times New Roman" w:hAnsi="Times New Roman" w:eastAsia="Times New Roman"/>
           <w:b w:val="0"/>
           <w:i w:val="0"/>
-          <w:sz w:val="24"/>
         </w:rPr>
-        <w:t xml:space="preserve"> The cell contains 256 test initiatives with data volume at or above 0.493 and access control at or below 0.435, of which 156 are breaches. Area under the curve is identical within a feature set because the rules change the action, not the probability. Paired intervals in the text use 1,000 resamples of the test set.</w:t>
+        <w:t xml:space="preserve"> Subgroup: 256 test initiatives (156 breaches) with data volume ≥ 0.493 and access control ≤ 0.435. Launched-breach counts use all breaches as the denominator; prevalence among launches uses launches as the denominator. Rules leave AUROC unchanged. The last six rows are the additional policies of Section 2.3; the expected-utility policies use the knowledge logistic probabilities and Eq. (4) instead of thresholds, and the rule-only policy has no probability model. Utility is in illustrative units.</w:t>
+      </w:r>
+    </w:p>
+    <w:p>
+      <w:r>
+        <w:rPr>
+          <w:b w:val="0"/>
+          <w:i w:val="0"/>
+        </w:rPr>
+        <w:t>With rules off, adding the cybersecurity indicators raises mean utility by 1.22 (0.30 to 2.14) and lowers the launched-breach rate by 0.040 (−0.078 to −0.004). Adding the rules to the knowledge model then reduces launched breaches from 180 to 170, a rate difference of −0.022 (−0.037 to −0.011), and subgroup launched breaches from 21 to 13 (exact difference −8/156 = −0.051; bootstrap interval −0.089 to −0.020). The corresponding utility change is −0.006 (−0.28 to 0.25), which establishes neither equivalence nor improvement. Rules on the opportunity model also reach 180 launched breaches, at a lower point-estimate utility (20.27; not bootstrapped).</w:t>
+      </w:r>
+    </w:p>
+    <w:p>
+      <w:r>
+        <w:rPr>
+          <w:b w:val="0"/>
+          <w:i w:val="0"/>
+        </w:rPr>
+        <w:t>Relative to knowledge boosting (211 launched breaches, utility 20.83), KCID-AI shows a utility difference of 0.43 (−0.29 to 1.23) and a subgroup difference of −0.064 (−0.108 to −0.021). Adding the rules to boosting reduces its launched breaches from 211 to 205 (−0.013; −0.024 to −0.004) with a utility change of −0.09 (−0.35 to 0.16); KCID-AI still launches fewer (−0.078; −0.106 to −0.049). The expected-utility policy attains the highest utility in Table 1 (21.81) but launches 184 breaches; relative to it, KCID-AI loses 0.55 utility (−1.06 to −0.04) and launches fewer breaches overall (−0.031; −0.049 to −0.013) and in the subgroup (−0.058; −0.096 to −0.027). Adding the hard rules to the expected-utility policy changes no launch, because it already declines to launch the initiatives they exclude. Given the same expected-breach budget as KCID-AI, the capped policy launches 172 breaches, 16 in the subgroup, with utility 21.56; its differences from KCID-AI include zero for utility (−0.30; −0.77 to 0.19), launched breaches (−0.004; −0.020 to 0.012) and the subgroup (−0.019; −0.056 to 0.014). The rule-only policy launches 77% of initiatives, including 265 breaches, with utility 19.36; KCID-AI improves on it in utility (1.90; 0.52 to 3.30) and launched breaches (−0.212; −0.258 to −0.165). The hybrid launches exactly the same initiatives as the capped policy; its hard rules only move 17 initiatives from harden to defer. Its explanations are weaker than KCID-AI's: 47.3% of the initiatives it does not launch carry a named rule, against 49.3% for KCID-AI (difference 0.020; 0.009 to 0.033), and 7.4% of its launches carry a soft-rule flag, against 5.9% (−0.014; −0.023 to −0.007).</w:t>
       </w:r>
     </w:p>
     <w:p>
       <w:pPr>
-        <w:spacing w:line="480" w:lineRule="auto" w:after="120" w:before="0"/>
+        <w:spacing w:before="120"/>
       </w:pPr>
       <w:r>
         <w:rPr>
-          <w:rFonts w:ascii="Times New Roman" w:hAnsi="Times New Roman" w:eastAsia="Times New Roman"/>
-          <w:b w:val="0"/>
-          <w:i w:val="0"/>
-          <w:sz w:val="24"/>
+          <w:b/>
+          <w:i/>
         </w:rPr>
-        <w:t>Adding the cybersecurity indicators, with rules still off, raises utility by 1.22 (0.30 to 2.14) and cuts the cell’s launched breaches from 43 to 21. The missed-breach rate falls by 0.040 (−0.078 to −0.004). Turning the rules on after those features are in the score leaves mean utility unchanged (−0.006; −0.28 to 0.25) and cuts launched breaches from 180 to 170 (−0.022; −0.037 to −0.011) and from 21 to 13 in the cell (−0.050; −0.089 to −0.020). Rules on the data-only score also reach 180 launched breaches, at a utility of 20.27. The features account for the utility gain. The rules remove a further set of launches.</w:t>
+        <w:t>4.3 Where the launches move</w:t>
       </w:r>
     </w:p>
     <w:p>
-      <w:pPr>
-        <w:spacing w:line="480" w:lineRule="auto" w:after="120" w:before="0"/>
-      </w:pPr>
       <w:r>
         <w:rPr>
-          <w:rFonts w:ascii="Times New Roman" w:hAnsi="Times New Roman" w:eastAsia="Times New Roman"/>
           <w:b w:val="0"/>
           <w:i w:val="0"/>
-          <w:sz w:val="24"/>
         </w:rPr>
-        <w:t>Gradient boosting does not close that gap. On the opportunity indicators it launches 227 of 448 breaches, at utility 19.65. On the knowledge set it launches 211. Its utility difference against KCID-AI includes zero (0.43; −0.29 to 1.23). Its cell difference does not (−0.064; −0.108 to −0.021).</w:t>
-      </w:r>
-    </w:p>
-    <w:p>
-      <w:pPr>
-        <w:spacing w:line="480" w:lineRule="auto" w:after="120" w:before="0"/>
-      </w:pPr>
-      <w:r>
-        <w:rPr>
-          <w:rFonts w:ascii="Times New Roman" w:hAnsi="Times New Roman" w:eastAsia="Times New Roman"/>
-          <w:b w:val="0"/>
-          <w:i w:val="0"/>
-          <w:sz w:val="24"/>
-        </w:rPr>
-        <w:t>Figure 2 restricts Figure 1 to initiatives that do breach. In the lowest access quintile, 94 breaches, the data-only logistic launches 0.287, the knowledge logistic 0.096, and KCID-AI 0.043. In the highest quintile, 34 breaches, those shares are 0.382, 0.676, and 0.676. Launches move toward the quintiles where Figure 1 says the risk has fallen. The rules bind on the left of Figure 2, where KCID-AI separates from the knowledge logistic, and they are silent on the right, where the two knowledge curves meet.</w:t>
+        <w:t>Fig. 2 locates the changes. In the lowest access quintile (94 breaches), the opportunity logistic model, knowledge logistic model and KCID-AI launch 0.287, 0.096 and 0.043 of breach-labelled initiatives. In the highest quintile (34 breaches), the corresponding shares are 0.382, 0.676 and 0.676. Launches thus move from high-risk, low-access initiatives towards high-access ones. The rules bind only in the low-access quintiles, where KCID-AI separates from the knowledge model.</w:t>
       </w:r>
     </w:p>
     <w:p>
       <w:pPr>
         <w:spacing w:line="240" w:lineRule="auto"/>
+        <w:jc w:val="center"/>
       </w:pPr>
       <w:r>
         <w:drawing>
           <wp:inline xmlns:a="http://schemas.openxmlformats.org/drawingml/2006/main" xmlns:pic="http://schemas.openxmlformats.org/drawingml/2006/picture">
-            <wp:extent cx="5943600" cy="3698302"/>
+            <wp:extent cx="4572000" cy="2844848"/>
             <wp:docPr id="2" name="Picture 2"/>
             <wp:cNvGraphicFramePr>
               <a:graphicFrameLocks noChangeAspect="1"/>
@@ -3619,7 +3349,7 @@
                     <pic:cNvPicPr/>
                   </pic:nvPicPr>
                   <pic:blipFill>
-                    <a:blip r:embed="rId10"/>
+                    <a:blip r:embed="rId11"/>
                     <a:stretch>
                       <a:fillRect/>
                     </a:stretch>
@@ -3627,7 +3357,7 @@
                   <pic:spPr>
                     <a:xfrm>
                       <a:off x="0" y="0"/>
-                      <a:ext cx="5943600" cy="3698302"/>
+                      <a:ext cx="4572000" cy="2844848"/>
                     </a:xfrm>
                     <a:prstGeom prst="rect"/>
                   </pic:spPr>
@@ -3639,386 +3369,2093 @@
       </w:r>
     </w:p>
     <w:p>
-      <w:pPr>
-        <w:spacing w:line="480" w:lineRule="auto" w:after="120" w:before="0"/>
-      </w:pPr>
       <w:r>
         <w:rPr>
-          <w:rFonts w:ascii="Times New Roman" w:hAnsi="Times New Roman" w:eastAsia="Times New Roman"/>
           <w:b/>
           <w:i w:val="0"/>
-          <w:sz w:val="24"/>
         </w:rPr>
-        <w:t>Figure 2.</w:t>
+        <w:t>Fig. 2.</w:t>
       </w:r>
       <w:r>
         <w:rPr>
-          <w:rFonts w:ascii="Times New Roman" w:hAnsi="Times New Roman" w:eastAsia="Times New Roman"/>
           <w:b w:val="0"/>
           <w:i w:val="0"/>
-          <w:sz w:val="24"/>
         </w:rPr>
-        <w:t xml:space="preserve"> Share of breaches launched in the same quintiles as Figure 1. Counts are 94, 65, 50, 41, and 34. KCID-AI adds the rule layer to the knowledge logistic.</w:t>
+        <w:t xml:space="preserve"> Share of breach-labelled initiatives that each policy launches, within the access-control quintiles of Fig. 1 (breach counts 94, 65, 50, 41 and 34). The knowledge logistic model and KCID-AI coincide from Q3 upward. Points are estimates without uncertainty intervals.</w:t>
       </w:r>
     </w:p>
     <w:p>
       <w:pPr>
-        <w:spacing w:line="480" w:lineRule="auto" w:after="120" w:before="0"/>
+        <w:spacing w:before="120"/>
       </w:pPr>
       <w:r>
         <w:rPr>
-          <w:rFonts w:ascii="Times New Roman" w:hAnsi="Times New Roman" w:eastAsia="Times New Roman"/>
+          <w:b/>
+          <w:i/>
+        </w:rPr>
+        <w:t>4.4 Robustness to the seed and to payoff and policy assumptions</w:t>
+      </w:r>
+    </w:p>
+    <w:p>
+      <w:r>
+        <w:rPr>
+          <w:b w:val="0"/>
+          <w:i w:val="0"/>
+        </w:rPr>
+        <w:t>Table 2 summarises 50 regenerated populations. The feature effect replicates without exception: adding the cybersecurity indicators raises mean utility in all 50 replications (paired mean 1.80; 2.5th–97.5th percentile 0.99 to 2.60), and KCID-AI exceeds the opportunity logistic model in all 50 (mean 1.62). The rule layer lowers the launched-breach rate relative to the knowledge logistic model in all 50 replications (mean −0.020) and lowers subgroup launched breaches in 48, with no change in the other two, but its utility effect is negative in 44 of 50 (mean −0.18; −0.41 to 0.09). The same pattern holds when the rules are added to boosting: launched breaches fall in all 50 replications (mean −0.021) and utility falls in 40 (mean −0.10). Against every comparator, KCID-AI launches fewer breaches in all 50 replications, but it has the higher utility consistently only against the opportunity logistic model. The expected-utility policy has the highest mean utility, exceeding KCID-AI in 49 of 50 replications by a mean of 0.48 (0.10 to 0.82), while launching more breaches (mean difference 0.038). Adding hard rules to that policy changes launched breaches in only 5 replications and leaves utility essentially unchanged (mean −0.006). KCID-AI's seed-23 utility advantages over boosting do not generalise. At an equal expected-breach budget, the capped expected-utility policy launches almost exactly as many breaches as KCID-AI (mean difference −0.002) but has higher utility in 46 of 50 replications (mean 0.29; 2.5th–97.5th percentile −0.17 to 0.65); capping costs the uncapped policy 0.20 utility units on average while removing 0.036 of launched breaches. The rule-only policy is dominated: KCID-AI has higher utility and fewer launched breaches in all 50 replications (mean differences 1.72 and −0.204). The hybrid inherits the capped policy's efficiency: it has higher utility than KCID-AI in 46 of 50 replications (mean 0.28) with almost the same launched breaches, and differs from the capped policy by less than 0.01 in mean utility. It does not inherit KCID-AI's rule consistency: in all 50 replications, KCID-AI has higher reason coverage (mean 0.498 against 0.479) and a lower flagged-launch share (0.058 against 0.073).</w:t>
+      </w:r>
+    </w:p>
+    <w:p>
+      <w:r>
+        <w:rPr>
           <w:b/>
           <w:i w:val="0"/>
-          <w:sz w:val="24"/>
         </w:rPr>
-        <w:t>5. Conclusion</w:t>
+        <w:t>Table 2.</w:t>
+      </w:r>
+      <w:r>
+        <w:rPr>
+          <w:b w:val="0"/>
+          <w:i w:val="0"/>
+        </w:rPr>
+        <w:t xml:space="preserve"> Policy outcomes across 50 regenerated populations (seeds 1–50).</w:t>
+      </w:r>
+    </w:p>
+    <w:tbl>
+      <w:tblPr>
+        <w:tblStyle w:val="TableGrid"/>
+        <w:tblW w:type="auto" w:w="0"/>
+        <w:tblLook w:firstColumn="1" w:firstRow="1" w:lastColumn="0" w:lastRow="0" w:noHBand="0" w:noVBand="1" w:val="04A0"/>
+      </w:tblPr>
+      <w:tblGrid>
+        <w:gridCol w:w="1560"/>
+        <w:gridCol w:w="1560"/>
+        <w:gridCol w:w="1560"/>
+        <w:gridCol w:w="1560"/>
+        <w:gridCol w:w="1560"/>
+        <w:gridCol w:w="1560"/>
+      </w:tblGrid>
+      <w:tr>
+        <w:tc>
+          <w:tcPr>
+            <w:tcW w:type="dxa" w:w="1560"/>
+          </w:tcPr>
+          <w:p>
+            <w:pPr>
+              <w:spacing w:line="240" w:lineRule="auto"/>
+            </w:pPr>
+            <w:r>
+              <w:rPr>
+                <w:b/>
+                <w:i w:val="0"/>
+                <w:sz w:val="19"/>
+              </w:rPr>
+              <w:t>Policy</w:t>
+            </w:r>
+          </w:p>
+        </w:tc>
+        <w:tc>
+          <w:tcPr>
+            <w:tcW w:type="dxa" w:w="1560"/>
+          </w:tcPr>
+          <w:p>
+            <w:pPr>
+              <w:spacing w:line="240" w:lineRule="auto"/>
+            </w:pPr>
+            <w:r>
+              <w:rPr>
+                <w:b/>
+                <w:i w:val="0"/>
+                <w:sz w:val="19"/>
+              </w:rPr>
+              <w:t>Mean utility</w:t>
+            </w:r>
+          </w:p>
+        </w:tc>
+        <w:tc>
+          <w:tcPr>
+            <w:tcW w:type="dxa" w:w="1560"/>
+          </w:tcPr>
+          <w:p>
+            <w:pPr>
+              <w:spacing w:line="240" w:lineRule="auto"/>
+            </w:pPr>
+            <w:r>
+              <w:rPr>
+                <w:b/>
+                <w:i w:val="0"/>
+                <w:sz w:val="19"/>
+              </w:rPr>
+              <w:t>Launched-breach rate</w:t>
+            </w:r>
+          </w:p>
+        </w:tc>
+        <w:tc>
+          <w:tcPr>
+            <w:tcW w:type="dxa" w:w="1560"/>
+          </w:tcPr>
+          <w:p>
+            <w:pPr>
+              <w:spacing w:line="240" w:lineRule="auto"/>
+            </w:pPr>
+            <w:r>
+              <w:rPr>
+                <w:b/>
+                <w:i w:val="0"/>
+                <w:sz w:val="19"/>
+              </w:rPr>
+              <w:t>Subgroup launched-breach rate</w:t>
+            </w:r>
+          </w:p>
+        </w:tc>
+        <w:tc>
+          <w:tcPr>
+            <w:tcW w:type="dxa" w:w="1560"/>
+          </w:tcPr>
+          <w:p>
+            <w:pPr>
+              <w:spacing w:line="240" w:lineRule="auto"/>
+            </w:pPr>
+            <w:r>
+              <w:rPr>
+                <w:b/>
+                <w:i w:val="0"/>
+                <w:sz w:val="19"/>
+              </w:rPr>
+              <w:t>Replications with higher KCID-AI utility</w:t>
+            </w:r>
+          </w:p>
+        </w:tc>
+        <w:tc>
+          <w:tcPr>
+            <w:tcW w:type="dxa" w:w="1560"/>
+          </w:tcPr>
+          <w:p>
+            <w:pPr>
+              <w:spacing w:line="240" w:lineRule="auto"/>
+            </w:pPr>
+            <w:r>
+              <w:rPr>
+                <w:b/>
+                <w:i w:val="0"/>
+                <w:sz w:val="19"/>
+              </w:rPr>
+              <w:t>Replications with fewer KCID-AI launched breaches</w:t>
+            </w:r>
+          </w:p>
+        </w:tc>
+      </w:tr>
+      <w:tr>
+        <w:tc>
+          <w:tcPr>
+            <w:tcW w:type="dxa" w:w="1560"/>
+          </w:tcPr>
+          <w:p>
+            <w:pPr>
+              <w:spacing w:line="240" w:lineRule="auto"/>
+            </w:pPr>
+            <w:r>
+              <w:rPr>
+                <w:b w:val="0"/>
+                <w:i w:val="0"/>
+                <w:sz w:val="19"/>
+              </w:rPr>
+              <w:t>Opportunity logistic</w:t>
+            </w:r>
+          </w:p>
+        </w:tc>
+        <w:tc>
+          <w:tcPr>
+            <w:tcW w:type="dxa" w:w="1560"/>
+          </w:tcPr>
+          <w:p>
+            <w:pPr>
+              <w:spacing w:line="240" w:lineRule="auto"/>
+            </w:pPr>
+            <w:r>
+              <w:rPr>
+                <w:b w:val="0"/>
+                <w:i w:val="0"/>
+                <w:sz w:val="19"/>
+              </w:rPr>
+              <w:t>19.20 (18.02–20.94)</w:t>
+            </w:r>
+          </w:p>
+        </w:tc>
+        <w:tc>
+          <w:tcPr>
+            <w:tcW w:type="dxa" w:w="1560"/>
+          </w:tcPr>
+          <w:p>
+            <w:pPr>
+              <w:spacing w:line="240" w:lineRule="auto"/>
+            </w:pPr>
+            <w:r>
+              <w:rPr>
+                <w:b w:val="0"/>
+                <w:i w:val="0"/>
+                <w:sz w:val="19"/>
+              </w:rPr>
+              <w:t>0.454 (0.407–0.510)</w:t>
+            </w:r>
+          </w:p>
+        </w:tc>
+        <w:tc>
+          <w:tcPr>
+            <w:tcW w:type="dxa" w:w="1560"/>
+          </w:tcPr>
+          <w:p>
+            <w:pPr>
+              <w:spacing w:line="240" w:lineRule="auto"/>
+            </w:pPr>
+            <w:r>
+              <w:rPr>
+                <w:b w:val="0"/>
+                <w:i w:val="0"/>
+                <w:sz w:val="19"/>
+              </w:rPr>
+              <w:t>0.261 (0.194–0.337)</w:t>
+            </w:r>
+          </w:p>
+        </w:tc>
+        <w:tc>
+          <w:tcPr>
+            <w:tcW w:type="dxa" w:w="1560"/>
+          </w:tcPr>
+          <w:p>
+            <w:pPr>
+              <w:spacing w:line="240" w:lineRule="auto"/>
+            </w:pPr>
+            <w:r>
+              <w:rPr>
+                <w:b w:val="0"/>
+                <w:i w:val="0"/>
+                <w:sz w:val="19"/>
+              </w:rPr>
+              <w:t>50/50</w:t>
+            </w:r>
+          </w:p>
+        </w:tc>
+        <w:tc>
+          <w:tcPr>
+            <w:tcW w:type="dxa" w:w="1560"/>
+          </w:tcPr>
+          <w:p>
+            <w:pPr>
+              <w:spacing w:line="240" w:lineRule="auto"/>
+            </w:pPr>
+            <w:r>
+              <w:rPr>
+                <w:b w:val="0"/>
+                <w:i w:val="0"/>
+                <w:sz w:val="19"/>
+              </w:rPr>
+              <w:t>50/50</w:t>
+            </w:r>
+          </w:p>
+        </w:tc>
+      </w:tr>
+      <w:tr>
+        <w:tc>
+          <w:tcPr>
+            <w:tcW w:type="dxa" w:w="1560"/>
+          </w:tcPr>
+          <w:p>
+            <w:pPr>
+              <w:spacing w:line="240" w:lineRule="auto"/>
+            </w:pPr>
+            <w:r>
+              <w:rPr>
+                <w:b w:val="0"/>
+                <w:i w:val="0"/>
+                <w:sz w:val="19"/>
+              </w:rPr>
+              <w:t>Knowledge logistic</w:t>
+            </w:r>
+          </w:p>
+        </w:tc>
+        <w:tc>
+          <w:tcPr>
+            <w:tcW w:type="dxa" w:w="1560"/>
+          </w:tcPr>
+          <w:p>
+            <w:pPr>
+              <w:spacing w:line="240" w:lineRule="auto"/>
+            </w:pPr>
+            <w:r>
+              <w:rPr>
+                <w:b w:val="0"/>
+                <w:i w:val="0"/>
+                <w:sz w:val="19"/>
+              </w:rPr>
+              <w:t>21.00 (19.81–22.95)</w:t>
+            </w:r>
+          </w:p>
+        </w:tc>
+        <w:tc>
+          <w:tcPr>
+            <w:tcW w:type="dxa" w:w="1560"/>
+          </w:tcPr>
+          <w:p>
+            <w:pPr>
+              <w:spacing w:line="240" w:lineRule="auto"/>
+            </w:pPr>
+            <w:r>
+              <w:rPr>
+                <w:b w:val="0"/>
+                <w:i w:val="0"/>
+                <w:sz w:val="19"/>
+              </w:rPr>
+              <w:t>0.406 (0.359–0.451)</w:t>
+            </w:r>
+          </w:p>
+        </w:tc>
+        <w:tc>
+          <w:tcPr>
+            <w:tcW w:type="dxa" w:w="1560"/>
+          </w:tcPr>
+          <w:p>
+            <w:pPr>
+              <w:spacing w:line="240" w:lineRule="auto"/>
+            </w:pPr>
+            <w:r>
+              <w:rPr>
+                <w:b w:val="0"/>
+                <w:i w:val="0"/>
+                <w:sz w:val="19"/>
+              </w:rPr>
+              <w:t>0.111 (0.056–0.191)</w:t>
+            </w:r>
+          </w:p>
+        </w:tc>
+        <w:tc>
+          <w:tcPr>
+            <w:tcW w:type="dxa" w:w="1560"/>
+          </w:tcPr>
+          <w:p>
+            <w:pPr>
+              <w:spacing w:line="240" w:lineRule="auto"/>
+            </w:pPr>
+            <w:r>
+              <w:rPr>
+                <w:b w:val="0"/>
+                <w:i w:val="0"/>
+                <w:sz w:val="19"/>
+              </w:rPr>
+              <w:t>6/50</w:t>
+            </w:r>
+          </w:p>
+        </w:tc>
+        <w:tc>
+          <w:tcPr>
+            <w:tcW w:type="dxa" w:w="1560"/>
+          </w:tcPr>
+          <w:p>
+            <w:pPr>
+              <w:spacing w:line="240" w:lineRule="auto"/>
+            </w:pPr>
+            <w:r>
+              <w:rPr>
+                <w:b w:val="0"/>
+                <w:i w:val="0"/>
+                <w:sz w:val="19"/>
+              </w:rPr>
+              <w:t>50/50</w:t>
+            </w:r>
+          </w:p>
+        </w:tc>
+      </w:tr>
+      <w:tr>
+        <w:tc>
+          <w:tcPr>
+            <w:tcW w:type="dxa" w:w="1560"/>
+          </w:tcPr>
+          <w:p>
+            <w:pPr>
+              <w:spacing w:line="240" w:lineRule="auto"/>
+            </w:pPr>
+            <w:r>
+              <w:rPr>
+                <w:b w:val="0"/>
+                <w:i w:val="0"/>
+                <w:sz w:val="19"/>
+              </w:rPr>
+              <w:t>Knowledge boosting</w:t>
+            </w:r>
+          </w:p>
+        </w:tc>
+        <w:tc>
+          <w:tcPr>
+            <w:tcW w:type="dxa" w:w="1560"/>
+          </w:tcPr>
+          <w:p>
+            <w:pPr>
+              <w:spacing w:line="240" w:lineRule="auto"/>
+            </w:pPr>
+            <w:r>
+              <w:rPr>
+                <w:b w:val="0"/>
+                <w:i w:val="0"/>
+                <w:sz w:val="19"/>
+              </w:rPr>
+              <w:t>21.13 (19.70–22.98)</w:t>
+            </w:r>
+          </w:p>
+        </w:tc>
+        <w:tc>
+          <w:tcPr>
+            <w:tcW w:type="dxa" w:w="1560"/>
+          </w:tcPr>
+          <w:p>
+            <w:pPr>
+              <w:spacing w:line="240" w:lineRule="auto"/>
+            </w:pPr>
+            <w:r>
+              <w:rPr>
+                <w:b w:val="0"/>
+                <w:i w:val="0"/>
+                <w:sz w:val="19"/>
+              </w:rPr>
+              <w:t>0.463 (0.402–0.502)</w:t>
+            </w:r>
+          </w:p>
+        </w:tc>
+        <w:tc>
+          <w:tcPr>
+            <w:tcW w:type="dxa" w:w="1560"/>
+          </w:tcPr>
+          <w:p>
+            <w:pPr>
+              <w:spacing w:line="240" w:lineRule="auto"/>
+            </w:pPr>
+            <w:r>
+              <w:rPr>
+                <w:b w:val="0"/>
+                <w:i w:val="0"/>
+                <w:sz w:val="19"/>
+              </w:rPr>
+              <w:t>0.140 (0.082–0.223)</w:t>
+            </w:r>
+          </w:p>
+        </w:tc>
+        <w:tc>
+          <w:tcPr>
+            <w:tcW w:type="dxa" w:w="1560"/>
+          </w:tcPr>
+          <w:p>
+            <w:pPr>
+              <w:spacing w:line="240" w:lineRule="auto"/>
+            </w:pPr>
+            <w:r>
+              <w:rPr>
+                <w:b w:val="0"/>
+                <w:i w:val="0"/>
+                <w:sz w:val="19"/>
+              </w:rPr>
+              <w:t>8/50</w:t>
+            </w:r>
+          </w:p>
+        </w:tc>
+        <w:tc>
+          <w:tcPr>
+            <w:tcW w:type="dxa" w:w="1560"/>
+          </w:tcPr>
+          <w:p>
+            <w:pPr>
+              <w:spacing w:line="240" w:lineRule="auto"/>
+            </w:pPr>
+            <w:r>
+              <w:rPr>
+                <w:b w:val="0"/>
+                <w:i w:val="0"/>
+                <w:sz w:val="19"/>
+              </w:rPr>
+              <w:t>50/50</w:t>
+            </w:r>
+          </w:p>
+        </w:tc>
+      </w:tr>
+      <w:tr>
+        <w:tc>
+          <w:tcPr>
+            <w:tcW w:type="dxa" w:w="1560"/>
+          </w:tcPr>
+          <w:p>
+            <w:pPr>
+              <w:spacing w:line="240" w:lineRule="auto"/>
+            </w:pPr>
+            <w:r>
+              <w:rPr>
+                <w:b w:val="0"/>
+                <w:i w:val="0"/>
+                <w:sz w:val="19"/>
+              </w:rPr>
+              <w:t>Knowledge boosting + rules</w:t>
+            </w:r>
+          </w:p>
+        </w:tc>
+        <w:tc>
+          <w:tcPr>
+            <w:tcW w:type="dxa" w:w="1560"/>
+          </w:tcPr>
+          <w:p>
+            <w:pPr>
+              <w:spacing w:line="240" w:lineRule="auto"/>
+            </w:pPr>
+            <w:r>
+              <w:rPr>
+                <w:b w:val="0"/>
+                <w:i w:val="0"/>
+                <w:sz w:val="19"/>
+              </w:rPr>
+              <w:t>21.04 (19.75–22.66)</w:t>
+            </w:r>
+          </w:p>
+        </w:tc>
+        <w:tc>
+          <w:tcPr>
+            <w:tcW w:type="dxa" w:w="1560"/>
+          </w:tcPr>
+          <w:p>
+            <w:pPr>
+              <w:spacing w:line="240" w:lineRule="auto"/>
+            </w:pPr>
+            <w:r>
+              <w:rPr>
+                <w:b w:val="0"/>
+                <w:i w:val="0"/>
+                <w:sz w:val="19"/>
+              </w:rPr>
+              <w:t>0.442 (0.383–0.484)</w:t>
+            </w:r>
+          </w:p>
+        </w:tc>
+        <w:tc>
+          <w:tcPr>
+            <w:tcW w:type="dxa" w:w="1560"/>
+          </w:tcPr>
+          <w:p>
+            <w:pPr>
+              <w:spacing w:line="240" w:lineRule="auto"/>
+            </w:pPr>
+            <w:r>
+              <w:rPr>
+                <w:b w:val="0"/>
+                <w:i w:val="0"/>
+                <w:sz w:val="19"/>
+              </w:rPr>
+              <w:t>0.114 (0.065–0.181)</w:t>
+            </w:r>
+          </w:p>
+        </w:tc>
+        <w:tc>
+          <w:tcPr>
+            <w:tcW w:type="dxa" w:w="1560"/>
+          </w:tcPr>
+          <w:p>
+            <w:pPr>
+              <w:spacing w:line="240" w:lineRule="auto"/>
+            </w:pPr>
+            <w:r>
+              <w:rPr>
+                <w:b w:val="0"/>
+                <w:i w:val="0"/>
+                <w:sz w:val="19"/>
+              </w:rPr>
+              <w:t>15/50</w:t>
+            </w:r>
+          </w:p>
+        </w:tc>
+        <w:tc>
+          <w:tcPr>
+            <w:tcW w:type="dxa" w:w="1560"/>
+          </w:tcPr>
+          <w:p>
+            <w:pPr>
+              <w:spacing w:line="240" w:lineRule="auto"/>
+            </w:pPr>
+            <w:r>
+              <w:rPr>
+                <w:b w:val="0"/>
+                <w:i w:val="0"/>
+                <w:sz w:val="19"/>
+              </w:rPr>
+              <w:t>50/50</w:t>
+            </w:r>
+          </w:p>
+        </w:tc>
+      </w:tr>
+      <w:tr>
+        <w:tc>
+          <w:tcPr>
+            <w:tcW w:type="dxa" w:w="1560"/>
+          </w:tcPr>
+          <w:p>
+            <w:pPr>
+              <w:spacing w:line="240" w:lineRule="auto"/>
+            </w:pPr>
+            <w:r>
+              <w:rPr>
+                <w:b w:val="0"/>
+                <w:i w:val="0"/>
+                <w:sz w:val="19"/>
+              </w:rPr>
+              <w:t>Expected-utility</w:t>
+            </w:r>
+          </w:p>
+        </w:tc>
+        <w:tc>
+          <w:tcPr>
+            <w:tcW w:type="dxa" w:w="1560"/>
+          </w:tcPr>
+          <w:p>
+            <w:pPr>
+              <w:spacing w:line="240" w:lineRule="auto"/>
+            </w:pPr>
+            <w:r>
+              <w:rPr>
+                <w:b w:val="0"/>
+                <w:i w:val="0"/>
+                <w:sz w:val="19"/>
+              </w:rPr>
+              <w:t>21.30 (20.14–23.25)</w:t>
+            </w:r>
+          </w:p>
+        </w:tc>
+        <w:tc>
+          <w:tcPr>
+            <w:tcW w:type="dxa" w:w="1560"/>
+          </w:tcPr>
+          <w:p>
+            <w:pPr>
+              <w:spacing w:line="240" w:lineRule="auto"/>
+            </w:pPr>
+            <w:r>
+              <w:rPr>
+                <w:b w:val="0"/>
+                <w:i w:val="0"/>
+                <w:sz w:val="19"/>
+              </w:rPr>
+              <w:t>0.424 (0.375–0.465)</w:t>
+            </w:r>
+          </w:p>
+        </w:tc>
+        <w:tc>
+          <w:tcPr>
+            <w:tcW w:type="dxa" w:w="1560"/>
+          </w:tcPr>
+          <w:p>
+            <w:pPr>
+              <w:spacing w:line="240" w:lineRule="auto"/>
+            </w:pPr>
+            <w:r>
+              <w:rPr>
+                <w:b w:val="0"/>
+                <w:i w:val="0"/>
+                <w:sz w:val="19"/>
+              </w:rPr>
+              <w:t>0.118 (0.065–0.211)</w:t>
+            </w:r>
+          </w:p>
+        </w:tc>
+        <w:tc>
+          <w:tcPr>
+            <w:tcW w:type="dxa" w:w="1560"/>
+          </w:tcPr>
+          <w:p>
+            <w:pPr>
+              <w:spacing w:line="240" w:lineRule="auto"/>
+            </w:pPr>
+            <w:r>
+              <w:rPr>
+                <w:b w:val="0"/>
+                <w:i w:val="0"/>
+                <w:sz w:val="19"/>
+              </w:rPr>
+              <w:t>1/50</w:t>
+            </w:r>
+          </w:p>
+        </w:tc>
+        <w:tc>
+          <w:tcPr>
+            <w:tcW w:type="dxa" w:w="1560"/>
+          </w:tcPr>
+          <w:p>
+            <w:pPr>
+              <w:spacing w:line="240" w:lineRule="auto"/>
+            </w:pPr>
+            <w:r>
+              <w:rPr>
+                <w:b w:val="0"/>
+                <w:i w:val="0"/>
+                <w:sz w:val="19"/>
+              </w:rPr>
+              <w:t>50/50</w:t>
+            </w:r>
+          </w:p>
+        </w:tc>
+      </w:tr>
+      <w:tr>
+        <w:tc>
+          <w:tcPr>
+            <w:tcW w:type="dxa" w:w="1560"/>
+          </w:tcPr>
+          <w:p>
+            <w:pPr>
+              <w:spacing w:line="240" w:lineRule="auto"/>
+            </w:pPr>
+            <w:r>
+              <w:rPr>
+                <w:b w:val="0"/>
+                <w:i w:val="0"/>
+                <w:sz w:val="19"/>
+              </w:rPr>
+              <w:t>Expected-utility + hard rules</w:t>
+            </w:r>
+          </w:p>
+        </w:tc>
+        <w:tc>
+          <w:tcPr>
+            <w:tcW w:type="dxa" w:w="1560"/>
+          </w:tcPr>
+          <w:p>
+            <w:pPr>
+              <w:spacing w:line="240" w:lineRule="auto"/>
+            </w:pPr>
+            <w:r>
+              <w:rPr>
+                <w:b w:val="0"/>
+                <w:i w:val="0"/>
+                <w:sz w:val="19"/>
+              </w:rPr>
+              <w:t>21.29 (20.16–23.23)</w:t>
+            </w:r>
+          </w:p>
+        </w:tc>
+        <w:tc>
+          <w:tcPr>
+            <w:tcW w:type="dxa" w:w="1560"/>
+          </w:tcPr>
+          <w:p>
+            <w:pPr>
+              <w:spacing w:line="240" w:lineRule="auto"/>
+            </w:pPr>
+            <w:r>
+              <w:rPr>
+                <w:b w:val="0"/>
+                <w:i w:val="0"/>
+                <w:sz w:val="19"/>
+              </w:rPr>
+              <w:t>0.423 (0.375–0.465)</w:t>
+            </w:r>
+          </w:p>
+        </w:tc>
+        <w:tc>
+          <w:tcPr>
+            <w:tcW w:type="dxa" w:w="1560"/>
+          </w:tcPr>
+          <w:p>
+            <w:pPr>
+              <w:spacing w:line="240" w:lineRule="auto"/>
+            </w:pPr>
+            <w:r>
+              <w:rPr>
+                <w:b w:val="0"/>
+                <w:i w:val="0"/>
+                <w:sz w:val="19"/>
+              </w:rPr>
+              <w:t>0.118 (0.065–0.211)</w:t>
+            </w:r>
+          </w:p>
+        </w:tc>
+        <w:tc>
+          <w:tcPr>
+            <w:tcW w:type="dxa" w:w="1560"/>
+          </w:tcPr>
+          <w:p>
+            <w:pPr>
+              <w:spacing w:line="240" w:lineRule="auto"/>
+            </w:pPr>
+            <w:r>
+              <w:rPr>
+                <w:b w:val="0"/>
+                <w:i w:val="0"/>
+                <w:sz w:val="19"/>
+              </w:rPr>
+              <w:t>1/50</w:t>
+            </w:r>
+          </w:p>
+        </w:tc>
+        <w:tc>
+          <w:tcPr>
+            <w:tcW w:type="dxa" w:w="1560"/>
+          </w:tcPr>
+          <w:p>
+            <w:pPr>
+              <w:spacing w:line="240" w:lineRule="auto"/>
+            </w:pPr>
+            <w:r>
+              <w:rPr>
+                <w:b w:val="0"/>
+                <w:i w:val="0"/>
+                <w:sz w:val="19"/>
+              </w:rPr>
+              <w:t>50/50</w:t>
+            </w:r>
+          </w:p>
+        </w:tc>
+      </w:tr>
+      <w:tr>
+        <w:tc>
+          <w:tcPr>
+            <w:tcW w:type="dxa" w:w="1560"/>
+          </w:tcPr>
+          <w:p>
+            <w:pPr>
+              <w:spacing w:line="240" w:lineRule="auto"/>
+            </w:pPr>
+            <w:r>
+              <w:rPr>
+                <w:b w:val="0"/>
+                <w:i w:val="0"/>
+                <w:sz w:val="19"/>
+              </w:rPr>
+              <w:t>Expected-utility, capped</w:t>
+            </w:r>
+          </w:p>
+        </w:tc>
+        <w:tc>
+          <w:tcPr>
+            <w:tcW w:type="dxa" w:w="1560"/>
+          </w:tcPr>
+          <w:p>
+            <w:pPr>
+              <w:spacing w:line="240" w:lineRule="auto"/>
+            </w:pPr>
+            <w:r>
+              <w:rPr>
+                <w:b w:val="0"/>
+                <w:i w:val="0"/>
+                <w:sz w:val="19"/>
+              </w:rPr>
+              <w:t>21.11 (19.82–22.96)</w:t>
+            </w:r>
+          </w:p>
+        </w:tc>
+        <w:tc>
+          <w:tcPr>
+            <w:tcW w:type="dxa" w:w="1560"/>
+          </w:tcPr>
+          <w:p>
+            <w:pPr>
+              <w:spacing w:line="240" w:lineRule="auto"/>
+            </w:pPr>
+            <w:r>
+              <w:rPr>
+                <w:b w:val="0"/>
+                <w:i w:val="0"/>
+                <w:sz w:val="19"/>
+              </w:rPr>
+              <w:t>0.388 (0.343–0.428)</w:t>
+            </w:r>
+          </w:p>
+        </w:tc>
+        <w:tc>
+          <w:tcPr>
+            <w:tcW w:type="dxa" w:w="1560"/>
+          </w:tcPr>
+          <w:p>
+            <w:pPr>
+              <w:spacing w:line="240" w:lineRule="auto"/>
+            </w:pPr>
+            <w:r>
+              <w:rPr>
+                <w:b w:val="0"/>
+                <w:i w:val="0"/>
+                <w:sz w:val="19"/>
+              </w:rPr>
+              <w:t>0.093 (0.044–0.179)</w:t>
+            </w:r>
+          </w:p>
+        </w:tc>
+        <w:tc>
+          <w:tcPr>
+            <w:tcW w:type="dxa" w:w="1560"/>
+          </w:tcPr>
+          <w:p>
+            <w:pPr>
+              <w:spacing w:line="240" w:lineRule="auto"/>
+            </w:pPr>
+            <w:r>
+              <w:rPr>
+                <w:b w:val="0"/>
+                <w:i w:val="0"/>
+                <w:sz w:val="19"/>
+              </w:rPr>
+              <w:t>4/50</w:t>
+            </w:r>
+          </w:p>
+        </w:tc>
+        <w:tc>
+          <w:tcPr>
+            <w:tcW w:type="dxa" w:w="1560"/>
+          </w:tcPr>
+          <w:p>
+            <w:pPr>
+              <w:spacing w:line="240" w:lineRule="auto"/>
+            </w:pPr>
+            <w:r>
+              <w:rPr>
+                <w:b w:val="0"/>
+                <w:i w:val="0"/>
+                <w:sz w:val="19"/>
+              </w:rPr>
+              <w:t>30/50</w:t>
+            </w:r>
+          </w:p>
+        </w:tc>
+      </w:tr>
+      <w:tr>
+        <w:tc>
+          <w:tcPr>
+            <w:tcW w:type="dxa" w:w="1560"/>
+          </w:tcPr>
+          <w:p>
+            <w:pPr>
+              <w:spacing w:line="240" w:lineRule="auto"/>
+            </w:pPr>
+            <w:r>
+              <w:rPr>
+                <w:b w:val="0"/>
+                <w:i w:val="0"/>
+                <w:sz w:val="19"/>
+              </w:rPr>
+              <w:t>Rule-only</w:t>
+            </w:r>
+          </w:p>
+        </w:tc>
+        <w:tc>
+          <w:tcPr>
+            <w:tcW w:type="dxa" w:w="1560"/>
+          </w:tcPr>
+          <w:p>
+            <w:pPr>
+              <w:spacing w:line="240" w:lineRule="auto"/>
+            </w:pPr>
+            <w:r>
+              <w:rPr>
+                <w:b w:val="0"/>
+                <w:i w:val="0"/>
+                <w:sz w:val="19"/>
+              </w:rPr>
+              <w:t>19.10 (17.52–20.70)</w:t>
+            </w:r>
+          </w:p>
+        </w:tc>
+        <w:tc>
+          <w:tcPr>
+            <w:tcW w:type="dxa" w:w="1560"/>
+          </w:tcPr>
+          <w:p>
+            <w:pPr>
+              <w:spacing w:line="240" w:lineRule="auto"/>
+            </w:pPr>
+            <w:r>
+              <w:rPr>
+                <w:b w:val="0"/>
+                <w:i w:val="0"/>
+                <w:sz w:val="19"/>
+              </w:rPr>
+              <w:t>0.590 (0.543–0.629)</w:t>
+            </w:r>
+          </w:p>
+        </w:tc>
+        <w:tc>
+          <w:tcPr>
+            <w:tcW w:type="dxa" w:w="1560"/>
+          </w:tcPr>
+          <w:p>
+            <w:pPr>
+              <w:spacing w:line="240" w:lineRule="auto"/>
+            </w:pPr>
+            <w:r>
+              <w:rPr>
+                <w:b w:val="0"/>
+                <w:i w:val="0"/>
+                <w:sz w:val="19"/>
+              </w:rPr>
+              <w:t>0.210 (0.147–0.280)</w:t>
+            </w:r>
+          </w:p>
+        </w:tc>
+        <w:tc>
+          <w:tcPr>
+            <w:tcW w:type="dxa" w:w="1560"/>
+          </w:tcPr>
+          <w:p>
+            <w:pPr>
+              <w:spacing w:line="240" w:lineRule="auto"/>
+            </w:pPr>
+            <w:r>
+              <w:rPr>
+                <w:b w:val="0"/>
+                <w:i w:val="0"/>
+                <w:sz w:val="19"/>
+              </w:rPr>
+              <w:t>50/50</w:t>
+            </w:r>
+          </w:p>
+        </w:tc>
+        <w:tc>
+          <w:tcPr>
+            <w:tcW w:type="dxa" w:w="1560"/>
+          </w:tcPr>
+          <w:p>
+            <w:pPr>
+              <w:spacing w:line="240" w:lineRule="auto"/>
+            </w:pPr>
+            <w:r>
+              <w:rPr>
+                <w:b w:val="0"/>
+                <w:i w:val="0"/>
+                <w:sz w:val="19"/>
+              </w:rPr>
+              <w:t>50/50</w:t>
+            </w:r>
+          </w:p>
+        </w:tc>
+      </w:tr>
+      <w:tr>
+        <w:tc>
+          <w:tcPr>
+            <w:tcW w:type="dxa" w:w="1560"/>
+          </w:tcPr>
+          <w:p>
+            <w:pPr>
+              <w:spacing w:line="240" w:lineRule="auto"/>
+            </w:pPr>
+            <w:r>
+              <w:rPr>
+                <w:b w:val="0"/>
+                <w:i w:val="0"/>
+                <w:sz w:val="19"/>
+              </w:rPr>
+              <w:t>Hybrid</w:t>
+            </w:r>
+          </w:p>
+        </w:tc>
+        <w:tc>
+          <w:tcPr>
+            <w:tcW w:type="dxa" w:w="1560"/>
+          </w:tcPr>
+          <w:p>
+            <w:pPr>
+              <w:spacing w:line="240" w:lineRule="auto"/>
+            </w:pPr>
+            <w:r>
+              <w:rPr>
+                <w:b w:val="0"/>
+                <w:i w:val="0"/>
+                <w:sz w:val="19"/>
+              </w:rPr>
+              <w:t>21.10 (19.85–22.95)</w:t>
+            </w:r>
+          </w:p>
+        </w:tc>
+        <w:tc>
+          <w:tcPr>
+            <w:tcW w:type="dxa" w:w="1560"/>
+          </w:tcPr>
+          <w:p>
+            <w:pPr>
+              <w:spacing w:line="240" w:lineRule="auto"/>
+            </w:pPr>
+            <w:r>
+              <w:rPr>
+                <w:b w:val="0"/>
+                <w:i w:val="0"/>
+                <w:sz w:val="19"/>
+              </w:rPr>
+              <w:t>0.388 (0.343–0.428)</w:t>
+            </w:r>
+          </w:p>
+        </w:tc>
+        <w:tc>
+          <w:tcPr>
+            <w:tcW w:type="dxa" w:w="1560"/>
+          </w:tcPr>
+          <w:p>
+            <w:pPr>
+              <w:spacing w:line="240" w:lineRule="auto"/>
+            </w:pPr>
+            <w:r>
+              <w:rPr>
+                <w:b w:val="0"/>
+                <w:i w:val="0"/>
+                <w:sz w:val="19"/>
+              </w:rPr>
+              <w:t>0.093 (0.044–0.179)</w:t>
+            </w:r>
+          </w:p>
+        </w:tc>
+        <w:tc>
+          <w:tcPr>
+            <w:tcW w:type="dxa" w:w="1560"/>
+          </w:tcPr>
+          <w:p>
+            <w:pPr>
+              <w:spacing w:line="240" w:lineRule="auto"/>
+            </w:pPr>
+            <w:r>
+              <w:rPr>
+                <w:b w:val="0"/>
+                <w:i w:val="0"/>
+                <w:sz w:val="19"/>
+              </w:rPr>
+              <w:t>4/50</w:t>
+            </w:r>
+          </w:p>
+        </w:tc>
+        <w:tc>
+          <w:tcPr>
+            <w:tcW w:type="dxa" w:w="1560"/>
+          </w:tcPr>
+          <w:p>
+            <w:pPr>
+              <w:spacing w:line="240" w:lineRule="auto"/>
+            </w:pPr>
+            <w:r>
+              <w:rPr>
+                <w:b w:val="0"/>
+                <w:i w:val="0"/>
+                <w:sz w:val="19"/>
+              </w:rPr>
+              <w:t>30/50</w:t>
+            </w:r>
+          </w:p>
+        </w:tc>
+      </w:tr>
+      <w:tr>
+        <w:tc>
+          <w:tcPr>
+            <w:tcW w:type="dxa" w:w="1560"/>
+          </w:tcPr>
+          <w:p>
+            <w:pPr>
+              <w:spacing w:line="240" w:lineRule="auto"/>
+            </w:pPr>
+            <w:r>
+              <w:rPr>
+                <w:b w:val="0"/>
+                <w:i w:val="0"/>
+                <w:sz w:val="19"/>
+              </w:rPr>
+              <w:t>KCID-AI</w:t>
+            </w:r>
+          </w:p>
+        </w:tc>
+        <w:tc>
+          <w:tcPr>
+            <w:tcW w:type="dxa" w:w="1560"/>
+          </w:tcPr>
+          <w:p>
+            <w:pPr>
+              <w:spacing w:line="240" w:lineRule="auto"/>
+            </w:pPr>
+            <w:r>
+              <w:rPr>
+                <w:b w:val="0"/>
+                <w:i w:val="0"/>
+                <w:sz w:val="19"/>
+              </w:rPr>
+              <w:t>20.82 (19.66–22.66)</w:t>
+            </w:r>
+          </w:p>
+        </w:tc>
+        <w:tc>
+          <w:tcPr>
+            <w:tcW w:type="dxa" w:w="1560"/>
+          </w:tcPr>
+          <w:p>
+            <w:pPr>
+              <w:spacing w:line="240" w:lineRule="auto"/>
+            </w:pPr>
+            <w:r>
+              <w:rPr>
+                <w:b w:val="0"/>
+                <w:i w:val="0"/>
+                <w:sz w:val="19"/>
+              </w:rPr>
+              <w:t>0.386 (0.341–0.433)</w:t>
+            </w:r>
+          </w:p>
+        </w:tc>
+        <w:tc>
+          <w:tcPr>
+            <w:tcW w:type="dxa" w:w="1560"/>
+          </w:tcPr>
+          <w:p>
+            <w:pPr>
+              <w:spacing w:line="240" w:lineRule="auto"/>
+            </w:pPr>
+            <w:r>
+              <w:rPr>
+                <w:b w:val="0"/>
+                <w:i w:val="0"/>
+                <w:sz w:val="19"/>
+              </w:rPr>
+              <w:t>0.087 (0.039–0.152)</w:t>
+            </w:r>
+          </w:p>
+        </w:tc>
+        <w:tc>
+          <w:tcPr>
+            <w:tcW w:type="dxa" w:w="1560"/>
+          </w:tcPr>
+          <w:p>
+            <w:pPr>
+              <w:spacing w:line="240" w:lineRule="auto"/>
+            </w:pPr>
+            <w:r>
+              <w:rPr>
+                <w:b w:val="0"/>
+                <w:i w:val="0"/>
+                <w:sz w:val="19"/>
+              </w:rPr>
+              <w:t>—</w:t>
+            </w:r>
+          </w:p>
+        </w:tc>
+        <w:tc>
+          <w:tcPr>
+            <w:tcW w:type="dxa" w:w="1560"/>
+          </w:tcPr>
+          <w:p>
+            <w:pPr>
+              <w:spacing w:line="240" w:lineRule="auto"/>
+            </w:pPr>
+            <w:r>
+              <w:rPr>
+                <w:b w:val="0"/>
+                <w:i w:val="0"/>
+                <w:sz w:val="19"/>
+              </w:rPr>
+              <w:t>—</w:t>
+            </w:r>
+          </w:p>
+        </w:tc>
+      </w:tr>
+    </w:tbl>
+    <w:p>
+      <w:r>
+        <w:rPr>
+          <w:b w:val="0"/>
+          <w:i/>
+        </w:rPr>
+        <w:t>Note.</w:t>
+      </w:r>
+      <w:r>
+        <w:rPr>
+          <w:b w:val="0"/>
+          <w:i w:val="0"/>
+        </w:rPr>
+        <w:t xml:space="preserve"> Means across replications, with 2.5th–97.5th percentiles in parentheses. The last two columns count replications in which the paired difference between KCID-AI and the row policy favours KCID-AI; against the capped policy and the hybrid, KCID-AI launches more breaches in 15 and 16 replications and the same number in 5 and 4. Each replication regenerates the population, split, subgroup cutoffs and fits. Values are produced by </w:t>
+      </w:r>
+      <w:r>
+        <w:rPr>
+          <w:b w:val="0"/>
+          <w:i w:val="0"/>
+        </w:rPr>
+        <w:t>sensitivity.py</w:t>
+      </w:r>
+      <w:r>
+        <w:rPr>
+          <w:b w:val="0"/>
+          <w:i w:val="0"/>
+        </w:rPr>
+        <w:t>.</w:t>
+      </w:r>
+    </w:p>
+    <w:p>
+      <w:r>
+        <w:rPr>
+          <w:b w:val="0"/>
+          <w:i w:val="0"/>
+        </w:rPr>
+        <w:t>Supplementary Note S1 and Fig. S1 vary the payoff and policy constants on the seed-23 fits. The feature effect is positive in all 26 settings (0.68 to 1.58), the rules' utility effect changes sign (−0.25 to 0.23), and the soft penalties, not the hard exclusions, drive the rule-based reduction in launched breaches. The capped and hybrid policies have higher utility than KCID-AI in 20 of the 26 settings; where hardening is attractive, the uncapped expected-utility policy already launches fewer breaches than KCID-AI.</w:t>
       </w:r>
     </w:p>
     <w:p>
       <w:pPr>
-        <w:spacing w:line="480" w:lineRule="auto" w:after="120" w:before="0"/>
+        <w:spacing w:before="120"/>
       </w:pPr>
       <w:r>
         <w:rPr>
-          <w:rFonts w:ascii="Times New Roman" w:hAnsi="Times New Roman" w:eastAsia="Times New Roman"/>
+          <w:b/>
+          <w:i w:val="0"/>
+        </w:rPr>
+        <w:t>5. Discussion and limitations</w:t>
+      </w:r>
+    </w:p>
+    <w:p>
+      <w:r>
+        <w:rPr>
           <w:b w:val="0"/>
           <w:i w:val="0"/>
-          <w:sz w:val="24"/>
         </w:rPr>
-        <w:t>Cybersecurity indicators raise held-out utility. The rules do not, once those indicators are already in the score. They do cut further launched breaches in the data-rich, low-access cell, from 43 of 156 to 13 of 156, and they state why the initiative is deferred. Those counts describe this simulation, not a sector. Rule r6 repeats a term in the breach process. The other rules do not. A penalty other than 8, or cutoffs other than 10 and −5, was not varied. The learner is standard logistic regression. The claim is the readable score, the readable rules, and the finding that boosting does not replace either.</w:t>
+        <w:t>The results separate two mechanisms that hybrid knowledge-based designs often combine [28,29]. Cybersecurity information in the score accounts for the utility gain in every replication and payoff setting examined, consistent with the economic view that security value comes from better-targeted expected-loss estimates [17,18]. The rules consistently remove further breach-labelled launches where control gaps are most severe, but their utility effect is small, usually slightly negative and sign-dependent on the payoffs. They act as a readable risk-appetite instrument that caps unsafe launches and explains deferrals, although, as the baselines show, not the most efficient one. Keeping risk estimation and organisational restrictions as distinct components meets explainability requirements for security decisions [24–26]: a rule that forces deferral states its reason, whereas a probability shift does not.</w:t>
+      </w:r>
+    </w:p>
+    <w:p>
+      <w:r>
+        <w:rPr>
+          <w:b w:val="0"/>
+          <w:i w:val="0"/>
+        </w:rPr>
+        <w:t>The added baselines sharpen this reading. The expected-utility policy attains the highest utility in almost every replication, as expected; the fixed thresholds of Eq. (3) are not utility-optimal, because the expected launch–harden payoff difference, 0.45</w:t>
+      </w:r>
+      <w:r>
+        <w:rPr>
+          <w:b w:val="0"/>
+          <w:i/>
+        </w:rPr>
+        <w:t>V</w:t>
+      </w:r>
+      <w:r>
+        <w:rPr>
+          <w:b w:val="0"/>
+          <w:i w:val="0"/>
+        </w:rPr>
+        <w:t xml:space="preserve"> + 5 − 0.65</w:t>
+      </w:r>
+      <w:r>
+        <w:rPr>
+          <w:b w:val="0"/>
+          <w:i/>
+        </w:rPr>
+        <w:t>pI</w:t>
+      </w:r>
+      <w:r>
+        <w:rPr>
+          <w:b w:val="0"/>
+          <w:i w:val="0"/>
+        </w:rPr>
+        <w:t xml:space="preserve">, is not a function of </w:t>
+      </w:r>
+      <w:r>
+        <w:rPr>
+          <w:b w:val="0"/>
+          <w:i/>
+        </w:rPr>
+        <w:t>J</w:t>
+      </w:r>
+      <w:r>
+        <w:rPr>
+          <w:b w:val="0"/>
+          <w:i w:val="0"/>
+        </w:rPr>
+        <w:t xml:space="preserve"> alone. Given the same expected-breach budget, a payoff-optimising policy launches almost the same number of breaches and recovers most of the utility, so KCID-AI does not lie on the efficient utility–risk frontier in this population. Its remaining advantages are rule consistency and simplicity: its decisions agree more often with the named control conditions, and the policy can be stated and audited without estimating payoffs or a shadow price. The rule-only policy, by contrast, is dominated, so the probability model is indispensable and the rules are useful only as its complement. Boosting, with or without the rules, launches more breaches than KCID-AI in every replication, consistent with evidence that interpretable logistic models remain competitive with tree ensembles [30,31]. The hybrid reaches the capped policy's utility, but because its hard rules rarely bind and its soft rules no longer act, it launches more initiatives with a named, unresolved control gap. Choosing between KCID-AI and the hybrid is therefore a governance decision, whether a soft-rule flag may stand on a launched initiative, priced here at about 0.3 utility units per initiative; profit-based evaluation offers a principled way to make it [32].</w:t>
+      </w:r>
+    </w:p>
+    <w:p>
+      <w:r>
+        <w:rPr>
+          <w:b w:val="0"/>
+          <w:i w:val="0"/>
+        </w:rPr>
+        <w:t>Several limitations remain. The replications vary the random draws, not the generator's structure; Rule r6 overlaps the generator and the other rules share related inputs. The payoff and policy constants were varied one at a time on a single population, not jointly. The expected-utility policies are favoured by construction because they optimise the payoffs used for evaluation, and the capped policy's budget is taken from KCID-AI itself. Calibration was not assessed, and no real incident data were used; such data remain difficult to obtain [16,23].</w:t>
       </w:r>
     </w:p>
     <w:p>
       <w:pPr>
-        <w:spacing w:line="480" w:lineRule="auto" w:after="120" w:before="0"/>
+        <w:spacing w:before="120"/>
       </w:pPr>
       <w:r>
         <w:rPr>
-          <w:rFonts w:ascii="Times New Roman" w:hAnsi="Times New Roman" w:eastAsia="Times New Roman"/>
           <w:b/>
           <w:i w:val="0"/>
-          <w:sz w:val="24"/>
         </w:rPr>
-        <w:t>Data availability</w:t>
+        <w:t>6. Conclusion</w:t>
+      </w:r>
+    </w:p>
+    <w:p>
+      <w:r>
+        <w:rPr>
+          <w:b w:val="0"/>
+          <w:i w:val="0"/>
+        </w:rPr>
+        <w:t>KCID-AI separates learned cybersecurity information from explicit screening constraints in a synthetic study of digital transformation screening. Cybersecurity indicators account for the utility gain across all 50 regenerated populations and payoff settings. The rules reduce launched breaches in every replication but do not raise expected utility, and rules without a probability model are dominated. An expected-utility policy given the same expected-breach budget, alone or combined with KCID-AI's hard rules and explanations, matches KCID-AI's launched breaches with higher utility in 46 of 50 replications, but launches more initiatives that carry a flagged control gap. KCID-AI's contribution is therefore rule-consistent, auditable screening at a modest utility cost, rather than a more efficient trade-off. Future work should calibrate the rules against NIST-aligned organisational assessments [20], use incident-cost evidence for the payoffs [16], vary the generator and constants jointly, and test with decision makers whether rule consistency justifies its utility cost before any claim about enterprise deployment.</w:t>
       </w:r>
     </w:p>
     <w:p>
       <w:pPr>
-        <w:spacing w:line="480" w:lineRule="auto" w:after="120" w:before="0"/>
+        <w:spacing w:before="120"/>
       </w:pPr>
       <w:r>
         <w:rPr>
-          <w:rFonts w:ascii="Times New Roman" w:hAnsi="Times New Roman" w:eastAsia="Times New Roman"/>
+          <w:b/>
+          <w:i w:val="0"/>
+        </w:rPr>
+        <w:t>CRediT authorship contribution statement</w:t>
+      </w:r>
+    </w:p>
+    <w:p>
+      <w:r>
+        <w:rPr>
           <w:b w:val="0"/>
           <w:i w:val="0"/>
-          <w:sz w:val="24"/>
         </w:rPr>
-        <w:t>The population, the split, both figures, and both tables are produced by `analysis.py` with the seeds stated in Section 3. The synthetic records can be regenerated from that file. They are not deposited in a public repository. Deposit is possible, and it had not been made at the time of this manuscript.</w:t>
+        <w:t>________________________: Conceptualization, Methodology, Software, Validation, Formal analysis, Investigation, Data curation, Writing – original draft, Writing – review &amp; editing, Visualization.</w:t>
       </w:r>
     </w:p>
     <w:p>
       <w:pPr>
-        <w:spacing w:line="480" w:lineRule="auto" w:after="120" w:before="0"/>
+        <w:spacing w:before="120"/>
       </w:pPr>
       <w:r>
         <w:rPr>
-          <w:rFonts w:ascii="Times New Roman" w:hAnsi="Times New Roman" w:eastAsia="Times New Roman"/>
           <w:b/>
           <w:i w:val="0"/>
-          <w:sz w:val="24"/>
         </w:rPr>
         <w:t>Declaration of competing interest</w:t>
       </w:r>
     </w:p>
     <w:p>
-      <w:pPr>
-        <w:spacing w:line="480" w:lineRule="auto" w:after="120" w:before="0"/>
-      </w:pPr>
       <w:r>
         <w:rPr>
-          <w:rFonts w:ascii="Times New Roman" w:hAnsi="Times New Roman" w:eastAsia="Times New Roman"/>
           <w:b w:val="0"/>
           <w:i w:val="0"/>
-          <w:sz w:val="24"/>
         </w:rPr>
-        <w:t>The author declares that there are no known competing financial interests or personal relationships that could have appeared to influence the work reported in this manuscript.</w:t>
+        <w:t>The author declares that there are no known competing financial interests or personal relationships that could have appeared to influence the work reported in this paper.</w:t>
       </w:r>
     </w:p>
     <w:p>
       <w:pPr>
-        <w:spacing w:line="480" w:lineRule="auto" w:after="120" w:before="0"/>
+        <w:spacing w:before="120"/>
       </w:pPr>
       <w:r>
         <w:rPr>
-          <w:rFonts w:ascii="Times New Roman" w:hAnsi="Times New Roman" w:eastAsia="Times New Roman"/>
           <w:b/>
           <w:i w:val="0"/>
-          <w:sz w:val="24"/>
-        </w:rPr>
-        <w:t>Declaration of generative AI and AI-assisted technologies in the manuscript preparation process</w:t>
-      </w:r>
-    </w:p>
-    <w:p>
-      <w:pPr>
-        <w:spacing w:line="480" w:lineRule="auto" w:after="120" w:before="0"/>
-      </w:pPr>
-      <w:r>
-        <w:rPr>
-          <w:rFonts w:ascii="Times New Roman" w:hAnsi="Times New Roman" w:eastAsia="Times New Roman"/>
-          <w:b w:val="0"/>
-          <w:i w:val="0"/>
-          <w:sz w:val="24"/>
-        </w:rPr>
-        <w:t>During the preparation of this work the author used Cursor’s AI writing assistant to draft language, organize the analysis code, and format the manuscript. After using this tool, the author reviewed and edited the content as needed and takes full responsibility for the content of the published article. The tables and both figures are outputs of `analysis.py`.</w:t>
-      </w:r>
-    </w:p>
-    <w:p>
-      <w:pPr>
-        <w:spacing w:line="480" w:lineRule="auto" w:after="120" w:before="0"/>
-      </w:pPr>
-      <w:r>
-        <w:rPr>
-          <w:rFonts w:ascii="Times New Roman" w:hAnsi="Times New Roman" w:eastAsia="Times New Roman"/>
-          <w:b/>
-          <w:i w:val="0"/>
-          <w:sz w:val="24"/>
         </w:rPr>
         <w:t>Funding</w:t>
       </w:r>
     </w:p>
     <w:p>
-      <w:pPr>
-        <w:spacing w:line="480" w:lineRule="auto" w:after="120" w:before="0"/>
-      </w:pPr>
       <w:r>
         <w:rPr>
-          <w:rFonts w:ascii="Times New Roman" w:hAnsi="Times New Roman" w:eastAsia="Times New Roman"/>
           <w:b w:val="0"/>
           <w:i w:val="0"/>
-          <w:sz w:val="24"/>
         </w:rPr>
         <w:t>This research did not receive any specific grant from funding agencies in the public, commercial, or not-for-profit sectors.</w:t>
       </w:r>
     </w:p>
     <w:p>
       <w:pPr>
-        <w:spacing w:line="480" w:lineRule="auto" w:after="120" w:before="0"/>
+        <w:spacing w:before="120"/>
       </w:pPr>
       <w:r>
         <w:rPr>
-          <w:rFonts w:ascii="Times New Roman" w:hAnsi="Times New Roman" w:eastAsia="Times New Roman"/>
           <w:b/>
           <w:i w:val="0"/>
-          <w:sz w:val="24"/>
         </w:rPr>
-        <w:t>CRediT authorship contribution statement</w:t>
+        <w:t>Data availability</w:t>
+      </w:r>
+    </w:p>
+    <w:p>
+      <w:r>
+        <w:rPr>
+          <w:b w:val="0"/>
+          <w:i w:val="0"/>
+        </w:rPr>
+        <w:t xml:space="preserve">The synthetic data are generated by </w:t>
+      </w:r>
+      <w:r>
+        <w:rPr>
+          <w:b w:val="0"/>
+          <w:i w:val="0"/>
+        </w:rPr>
+        <w:t>analysis.py</w:t>
+      </w:r>
+      <w:r>
+        <w:rPr>
+          <w:b w:val="0"/>
+          <w:i w:val="0"/>
+        </w:rPr>
+        <w:t xml:space="preserve"> (seed 23), which also produces Table 1, Supplementary Table S1, Figs. 1–2 and </w:t>
+      </w:r>
+      <w:r>
+        <w:rPr>
+          <w:b w:val="0"/>
+          <w:i w:val="0"/>
+        </w:rPr>
+        <w:t>results.json</w:t>
+      </w:r>
+      <w:r>
+        <w:rPr>
+          <w:b w:val="0"/>
+          <w:i w:val="0"/>
+        </w:rPr>
+        <w:t xml:space="preserve">; </w:t>
+      </w:r>
+      <w:r>
+        <w:rPr>
+          <w:b w:val="0"/>
+          <w:i w:val="0"/>
+        </w:rPr>
+        <w:t>sensitivity.py</w:t>
+      </w:r>
+      <w:r>
+        <w:rPr>
+          <w:b w:val="0"/>
+          <w:i w:val="0"/>
+        </w:rPr>
+        <w:t xml:space="preserve"> produces Table 2, Supplementary Fig. S1 and </w:t>
+      </w:r>
+      <w:r>
+        <w:rPr>
+          <w:b w:val="0"/>
+          <w:i w:val="0"/>
+        </w:rPr>
+        <w:t>sensitivity_results.json</w:t>
+      </w:r>
+      <w:r>
+        <w:rPr>
+          <w:b w:val="0"/>
+          <w:i w:val="0"/>
+        </w:rPr>
+        <w:t xml:space="preserve">. The code and outputs are publicly available at https://github.com/saisowmithrepalamo/kb-ai-dt-readiness (folder </w:t>
+      </w:r>
+      <w:r>
+        <w:rPr>
+          <w:b w:val="0"/>
+          <w:i w:val="0"/>
+        </w:rPr>
+        <w:t>kcid-kbs</w:t>
+      </w:r>
+      <w:r>
+        <w:rPr>
+          <w:b w:val="0"/>
+          <w:i w:val="0"/>
+        </w:rPr>
+        <w:t>). No human-participant data or real enterprise breach records were used.</w:t>
       </w:r>
     </w:p>
     <w:p>
       <w:pPr>
-        <w:spacing w:line="480" w:lineRule="auto" w:after="120" w:before="0"/>
+        <w:spacing w:before="120"/>
       </w:pPr>
       <w:r>
         <w:rPr>
-          <w:rFonts w:ascii="Times New Roman" w:hAnsi="Times New Roman" w:eastAsia="Times New Roman"/>
+          <w:b/>
+          <w:i w:val="0"/>
+        </w:rPr>
+        <w:t>Declaration of generative AI and AI-assisted technologies in the manuscript preparation process</w:t>
+      </w:r>
+    </w:p>
+    <w:p>
+      <w:r>
+        <w:rPr>
           <w:b w:val="0"/>
           <w:i w:val="0"/>
-          <w:sz w:val="24"/>
         </w:rPr>
-        <w:t>[Author family name]: Conceptualization, Methodology, Software, Validation, Formal analysis, Investigation, Data curation, Writing – original draft, Writing – review and editing, Visualization.</w:t>
+        <w:t>During the preparation of this work the author used Cursor, ChatGPT (OpenAI) and Claude (Anthropic) to assist with drafting language, organising analysis code, formatting, and checking reference metadata. After using these tools, the author reviewed and edited the content as needed and takes full responsibility for the content of the published article.</w:t>
       </w:r>
     </w:p>
     <w:p>
       <w:pPr>
-        <w:spacing w:line="480" w:lineRule="auto" w:after="120" w:before="0"/>
+        <w:spacing w:before="120"/>
       </w:pPr>
       <w:r>
         <w:rPr>
-          <w:rFonts w:ascii="Times New Roman" w:hAnsi="Times New Roman" w:eastAsia="Times New Roman"/>
           <w:b/>
           <w:i w:val="0"/>
-          <w:sz w:val="24"/>
         </w:rPr>
         <w:t>References</w:t>
       </w:r>
     </w:p>
     <w:p>
       <w:pPr>
-        <w:spacing w:line="480" w:lineRule="auto" w:after="120" w:before="0"/>
+        <w:ind w:firstLine="0"/>
       </w:pPr>
       <w:r>
         <w:rPr>
-          <w:rFonts w:ascii="Times New Roman" w:hAnsi="Times New Roman" w:eastAsia="Times New Roman"/>
           <w:b w:val="0"/>
           <w:i w:val="0"/>
-          <w:sz w:val="24"/>
         </w:rPr>
-        <w:t>[1] G. Vial, Understanding digital transformation: a review and a research agenda, Journal of Strategic Information Systems 28 (2019) 118–144. https://doi.org/10.1016/j.jsis.2019.01.003</w:t>
+        <w:t>[1] G. Vial, Understanding digital transformation: A review and a research agenda, J. Strateg. Inf. Syst. 28 (2019) 118–144. https://doi.org/10.1016/j.jsis.2019.01.003.</w:t>
       </w:r>
     </w:p>
     <w:p>
       <w:pPr>
-        <w:spacing w:line="480" w:lineRule="auto" w:after="120" w:before="0"/>
+        <w:ind w:firstLine="0"/>
       </w:pPr>
       <w:r>
         <w:rPr>
-          <w:rFonts w:ascii="Times New Roman" w:hAnsi="Times New Roman" w:eastAsia="Times New Roman"/>
           <w:b w:val="0"/>
           <w:i w:val="0"/>
-          <w:sz w:val="24"/>
         </w:rPr>
-        <w:t>[2] S. Nambisan, Digital entrepreneurship: toward a digital technology perspective of entrepreneurship, Entrepreneurship Theory and Practice 41 (2017) 1029–1055. https://doi.org/10.1111/etap.12254</w:t>
+        <w:t>[2] S. Nambisan, Digital entrepreneurship: Toward a digital technology perspective of entrepreneurship, Entrep. Theory Pract. 41 (2017) 1029–1055. https://doi.org/10.1111/etap.12254.</w:t>
       </w:r>
     </w:p>
     <w:p>
       <w:pPr>
-        <w:spacing w:line="480" w:lineRule="auto" w:after="120" w:before="0"/>
+        <w:ind w:firstLine="0"/>
       </w:pPr>
       <w:r>
         <w:rPr>
-          <w:rFonts w:ascii="Times New Roman" w:hAnsi="Times New Roman" w:eastAsia="Times New Roman"/>
           <w:b w:val="0"/>
           <w:i w:val="0"/>
-          <w:sz w:val="24"/>
         </w:rPr>
-        <w:t>[3] A. Bharadwaj, O.A. El Sawy, P.A. Pavlou, N. Venkatraman, Digital business strategy: toward a next generation of insights, MIS Quarterly 37 (2013) 471–482. https://doi.org/10.25300/MISQ/2013/37:2.3</w:t>
+        <w:t>[3] A. Bharadwaj, O.A. El Sawy, P.A. Pavlou, N. Venkatraman, Digital business strategy: Toward a next generation of insights, MIS Q. 37 (2013) 471–482. https://doi.org/10.25300/MISQ/2013/37:2.3.</w:t>
       </w:r>
     </w:p>
     <w:p>
       <w:pPr>
-        <w:spacing w:line="480" w:lineRule="auto" w:after="120" w:before="0"/>
+        <w:ind w:firstLine="0"/>
       </w:pPr>
       <w:r>
         <w:rPr>
-          <w:rFonts w:ascii="Times New Roman" w:hAnsi="Times New Roman" w:eastAsia="Times New Roman"/>
           <w:b w:val="0"/>
           <w:i w:val="0"/>
-          <w:sz w:val="24"/>
         </w:rPr>
-        <w:t>[4] L.A. Gordon, M.P. Loeb, The economics of information security investment, ACM Transactions on Information and System Security 5 (2002) 438–457. https://doi.org/10.1145/581271.581274</w:t>
+        <w:t>[4] P.C. Verhoef, T. Broekhuizen, Y. Bart, A. Bhattacharya, J.Q. Dong, N. Fabian, M. Haenlein, Digital transformation: A multidisciplinary reflection and research agenda, J. Bus. Res. 122 (2021) 889–901. https://doi.org/10.1016/j.jbusres.2019.09.022.</w:t>
       </w:r>
     </w:p>
     <w:p>
       <w:pPr>
-        <w:spacing w:line="480" w:lineRule="auto" w:after="120" w:before="0"/>
+        <w:ind w:firstLine="0"/>
       </w:pPr>
       <w:r>
         <w:rPr>
-          <w:rFonts w:ascii="Times New Roman" w:hAnsi="Times New Roman" w:eastAsia="Times New Roman"/>
           <w:b w:val="0"/>
           <w:i w:val="0"/>
-          <w:sz w:val="24"/>
         </w:rPr>
-        <w:t>[5] R. von Solms, J. van Niekerk, From information security to cyber security, Computers &amp; Security 38 (2013) 97–102. https://doi.org/10.1016/j.cose.2013.04.004</w:t>
+        <w:t>[5] S. Kraus, S. Durst, J.J. Ferreira, P. Veiga, N. Kailer, A. Weinmann, Digital transformation in business and management research: An overview of the current status quo, Int. J. Inf. Manage. 63 (2022) 102466. https://doi.org/10.1016/j.ijinfomgt.2021.102466.</w:t>
       </w:r>
     </w:p>
     <w:p>
       <w:pPr>
-        <w:spacing w:line="480" w:lineRule="auto" w:after="120" w:before="0"/>
+        <w:ind w:firstLine="0"/>
       </w:pPr>
       <w:r>
         <w:rPr>
-          <w:rFonts w:ascii="Times New Roman" w:hAnsi="Times New Roman" w:eastAsia="Times New Roman"/>
           <w:b w:val="0"/>
           <w:i w:val="0"/>
-          <w:sz w:val="24"/>
         </w:rPr>
-        <w:t>[6] C. Pascoe, S. Quinn, K. Scarfone, The NIST Cybersecurity Framework (CSF) 2.0, NIST Cybersecurity White Paper 29, National Institute of Standards and Technology, Gaithersburg, MD, 2024. https://doi.org/10.6028/NIST.CSWP.29</w:t>
+        <w:t>[6] G. Elia, A. Margherita, G. Passiante, Digital entrepreneurship ecosystem: How digital technologies and collective intelligence are reshaping the entrepreneurial process, Technol. Forecast. Soc. Change 150 (2020) 119791. https://doi.org/10.1016/j.techfore.2019.119791.</w:t>
       </w:r>
     </w:p>
     <w:p>
       <w:pPr>
-        <w:spacing w:line="480" w:lineRule="auto" w:after="120" w:before="0"/>
+        <w:ind w:firstLine="0"/>
       </w:pPr>
       <w:r>
         <w:rPr>
-          <w:rFonts w:ascii="Times New Roman" w:hAnsi="Times New Roman" w:eastAsia="Times New Roman"/>
           <w:b w:val="0"/>
           <w:i w:val="0"/>
-          <w:sz w:val="24"/>
         </w:rPr>
-        <w:t>[7] S.H. Liao, Expert system methodologies and applications — a decade review from 1995 to 2004, Expert Systems with Applications 28 (2005) 93–103. https://doi.org/10.1016/j.eswa.2004.08.003</w:t>
+        <w:t>[7] P.M. Bican, A. Brem, Digital business model, digital transformation, digital entrepreneurship: Is there a sustainable “digital”?, Sustainability 12 (2020) 5239. https://doi.org/10.3390/su12135239.</w:t>
       </w:r>
     </w:p>
     <w:p>
       <w:pPr>
-        <w:spacing w:line="480" w:lineRule="auto" w:after="120" w:before="0"/>
+        <w:ind w:firstLine="0"/>
       </w:pPr>
       <w:r>
         <w:rPr>
-          <w:rFonts w:ascii="Times New Roman" w:hAnsi="Times New Roman" w:eastAsia="Times New Roman"/>
           <w:b w:val="0"/>
           <w:i w:val="0"/>
-          <w:sz w:val="24"/>
         </w:rPr>
-        <w:t>[8] T. Hastie, R. Tibshirani, J. Friedman, The Elements of Statistical Learning, second ed., Springer, New York, 2009.</w:t>
+        <w:t>[8] L. Satalkina, G. Steiner, Digital entrepreneurship and its role in innovation systems: A systematic literature review as a basis for future research avenues for sustainable transitions, Sustainability 12 (2020) 2764. https://doi.org/10.3390/su12072764.</w:t>
       </w:r>
     </w:p>
     <w:p>
       <w:pPr>
-        <w:spacing w:line="480" w:lineRule="auto" w:after="120" w:before="0"/>
+        <w:ind w:firstLine="0"/>
       </w:pPr>
       <w:r>
         <w:rPr>
-          <w:rFonts w:ascii="Times New Roman" w:hAnsi="Times New Roman" w:eastAsia="Times New Roman"/>
           <w:b w:val="0"/>
           <w:i w:val="0"/>
-          <w:sz w:val="24"/>
         </w:rPr>
-        <w:t>[9] F. Pedregosa, G. Varoquaux, A. Gramfort, V. Michel, B. Thirion, O. Grisel, M. Blondel, P. Prettenhofer, R. Weiss, V. Dubourg, J. Vanderplas, A. Passos, D. Cournapeau, M. Brucher, M. Perrot, É. Duchesnay, Scikit-learn: machine learning in Python, Journal of Machine Learning Research 12 (2011) 2825–2830. https://jmlr.org/papers/v12/pedregosa11a.html</w:t>
+        <w:t>[9] A. Brem, F. Giones, M. Werle, The AI digital revolution in innovation: A conceptual framework of artificial intelligence technologies for the management of innovation, IEEE Trans. Eng. Manage. 70 (2023) 770–776. https://doi.org/10.1109/TEM.2021.3109983.</w:t>
       </w:r>
     </w:p>
     <w:p>
       <w:pPr>
-        <w:spacing w:line="480" w:lineRule="auto" w:after="120" w:before="0"/>
+        <w:ind w:firstLine="0"/>
       </w:pPr>
       <w:r>
         <w:rPr>
-          <w:rFonts w:ascii="Times New Roman" w:hAnsi="Times New Roman" w:eastAsia="Times New Roman"/>
           <w:b w:val="0"/>
           <w:i w:val="0"/>
-          <w:sz w:val="24"/>
         </w:rPr>
-        <w:t>[10] F. Pedregosa, et al., scikit-learn version 1.9.1 [software], n.d. https://scikit-learn.org/ (accessed 23 October 2026).</w:t>
+        <w:t>[10] N. Omrani, N. Rejeb, A. Maalaoui, M. Dabić, S. Kraus, Drivers of digital transformation in SMEs, IEEE Trans. Eng. Manage. 71 (2024) 5030–5043. https://doi.org/10.1109/TEM.2022.3215727.</w:t>
       </w:r>
     </w:p>
     <w:p>
       <w:pPr>
-        <w:spacing w:line="480" w:lineRule="auto" w:after="120" w:before="0"/>
+        <w:ind w:firstLine="0"/>
       </w:pPr>
       <w:r>
         <w:rPr>
-          <w:rFonts w:ascii="Times New Roman" w:hAnsi="Times New Roman" w:eastAsia="Times New Roman"/>
           <w:b w:val="0"/>
           <w:i w:val="0"/>
-          <w:sz w:val="24"/>
         </w:rPr>
-        <w:t>[11] J.H. Friedman, Greedy function approximation: a gradient boosting machine, Annals of Statistics 29 (2001) 1189–1232. https://doi.org/10.1214/aos/1013203451</w:t>
+        <w:t>[11] A. Usai, F. Fiano, A. Messeni Petruzzelli, P. Paoloni, M. Farina Briamonte, B. Orlando, Unveiling the impact of the adoption of digital technologies on firms’ innovation performance, J. Bus. Res. 133 (2021) 327–336. https://doi.org/10.1016/j.jbusres.2021.04.035.</w:t>
       </w:r>
     </w:p>
     <w:p>
       <w:pPr>
-        <w:spacing w:line="480" w:lineRule="auto" w:after="120" w:before="0"/>
+        <w:ind w:firstLine="0"/>
       </w:pPr>
       <w:r>
         <w:rPr>
-          <w:rFonts w:ascii="Times New Roman" w:hAnsi="Times New Roman" w:eastAsia="Times New Roman"/>
           <w:b w:val="0"/>
           <w:i w:val="0"/>
-          <w:sz w:val="24"/>
         </w:rPr>
-        <w:t>[12] A.L. Buczak, E. Guven, A survey of data mining and machine learning methods for cyber security intrusion detection, IEEE Communications Surveys &amp; Tutorials 18 (2016) 1153–1176. https://doi.org/10.1109/COMST.2015.2494502</w:t>
+        <w:t>[12] Y. Peng, C. Tao, Can digital transformation promote enterprise performance? —From the perspective of public policy and innovation, J. Innov. Knowl. 7 (2022) 100198. https://doi.org/10.1016/j.jik.2022.100198.</w:t>
+      </w:r>
+    </w:p>
+    <w:p>
+      <w:pPr>
+        <w:ind w:firstLine="0"/>
+      </w:pPr>
+      <w:r>
+        <w:rPr>
+          <w:b w:val="0"/>
+          <w:i w:val="0"/>
+        </w:rPr>
+        <w:t>[13] R. von Solms, J. van Niekerk, From information security to cyber security, Comput. Secur. 38 (2013) 97–102. https://doi.org/10.1016/j.cose.2013.04.004.</w:t>
+      </w:r>
+    </w:p>
+    <w:p>
+      <w:pPr>
+        <w:ind w:firstLine="0"/>
+      </w:pPr>
+      <w:r>
+        <w:rPr>
+          <w:b w:val="0"/>
+          <w:i w:val="0"/>
+        </w:rPr>
+        <w:t>[14] S. Saeed, S.A. Altamimi, N.A. Alkayyal, E. Alshehri, D.A. Alabbad, Digital transformation and cybersecurity challenges for businesses resilience: Issues and recommendations, Sensors 23 (2023) 6666. https://doi.org/10.3390/s23156666.</w:t>
+      </w:r>
+    </w:p>
+    <w:p>
+      <w:pPr>
+        <w:ind w:firstLine="0"/>
+      </w:pPr>
+      <w:r>
+        <w:rPr>
+          <w:b w:val="0"/>
+          <w:i w:val="0"/>
+        </w:rPr>
+        <w:t>[15] K. Khando, S. Gao, S.M. Islam, A. Salman, Enhancing employees information security awareness in private and public organisations: A systematic literature review, Comput. Secur. 106 (2021) 102267. https://doi.org/10.1016/j.cose.2021.102267.</w:t>
+      </w:r>
+    </w:p>
+    <w:p>
+      <w:pPr>
+        <w:ind w:firstLine="0"/>
+      </w:pPr>
+      <w:r>
+        <w:rPr>
+          <w:b w:val="0"/>
+          <w:i w:val="0"/>
+        </w:rPr>
+        <w:t>[16] M. Eling, J. Wirfs, What are the actual costs of cyber risk events?, Eur. J. Oper. Res. 272 (2019) 1109–1119. https://doi.org/10.1016/j.ejor.2018.07.021.</w:t>
+      </w:r>
+    </w:p>
+    <w:p>
+      <w:pPr>
+        <w:ind w:firstLine="0"/>
+      </w:pPr>
+      <w:r>
+        <w:rPr>
+          <w:b w:val="0"/>
+          <w:i w:val="0"/>
+        </w:rPr>
+        <w:t>[17] L.A. Gordon, M.P. Loeb, The economics of information security investment, ACM Trans. Inf. Syst. Secur. 5 (2002) 438–457. https://doi.org/10.1145/581271.581274.</w:t>
+      </w:r>
+    </w:p>
+    <w:p>
+      <w:pPr>
+        <w:ind w:firstLine="0"/>
+      </w:pPr>
+      <w:r>
+        <w:rPr>
+          <w:b w:val="0"/>
+          <w:i w:val="0"/>
+        </w:rPr>
+        <w:t>[18] A. Fielder, E. Panaousis, P. Malacaria, C. Hankin, F. Smeraldi, Decision support approaches for cyber security investment, Decis. Support Syst. 86 (2016) 13–23. https://doi.org/10.1016/j.dss.2016.02.012.</w:t>
+      </w:r>
+    </w:p>
+    <w:p>
+      <w:pPr>
+        <w:ind w:firstLine="0"/>
+      </w:pPr>
+      <w:r>
+        <w:rPr>
+          <w:b w:val="0"/>
+          <w:i w:val="0"/>
+        </w:rPr>
+        <w:t>[19] Y. Cherdantseva, P. Burnap, A. Blyth, P. Eden, K. Jones, H. Soulsby, K. Stoddart, A review of cyber security risk assessment methods for SCADA systems, Comput. Secur. 56 (2016) 1–27. https://doi.org/10.1016/j.cose.2015.09.009.</w:t>
+      </w:r>
+    </w:p>
+    <w:p>
+      <w:pPr>
+        <w:ind w:firstLine="0"/>
+      </w:pPr>
+      <w:r>
+        <w:rPr>
+          <w:b w:val="0"/>
+          <w:i w:val="0"/>
+        </w:rPr>
+        <w:t>[20] National Institute of Standards and Technology, The NIST Cybersecurity Framework (CSF) 2.0, NIST Cybersecurity White Paper (CSWP) 29, Gaithersburg, MD, 2024. https://doi.org/10.6028/NIST.CSWP.29.</w:t>
+      </w:r>
+    </w:p>
+    <w:p>
+      <w:pPr>
+        <w:ind w:firstLine="0"/>
+      </w:pPr>
+      <w:r>
+        <w:rPr>
+          <w:b w:val="0"/>
+          <w:i w:val="0"/>
+        </w:rPr>
+        <w:t>[21] A.L. Buczak, E. Guven, A survey of data mining and machine learning methods for cyber security intrusion detection, IEEE Commun. Surv. Tutor. 18 (2016) 1153–1176. https://doi.org/10.1109/COMST.2015.2494502.</w:t>
+      </w:r>
+    </w:p>
+    <w:p>
+      <w:pPr>
+        <w:ind w:firstLine="0"/>
+      </w:pPr>
+      <w:r>
+        <w:rPr>
+          <w:b w:val="0"/>
+          <w:i w:val="0"/>
+        </w:rPr>
+        <w:t>[22] Y. Xin, L. Kong, Z. Liu, Y. Chen, Y. Li, H. Zhu, M. Gao, H. Hou, C. Wang, Machine learning and deep learning methods for cybersecurity, IEEE Access 6 (2018) 35365–35381. https://doi.org/10.1109/ACCESS.2018.2836950.</w:t>
+      </w:r>
+    </w:p>
+    <w:p>
+      <w:pPr>
+        <w:ind w:firstLine="0"/>
+      </w:pPr>
+      <w:r>
+        <w:rPr>
+          <w:b w:val="0"/>
+          <w:i w:val="0"/>
+        </w:rPr>
+        <w:t>[23] M. Ring, S. Wunderlich, D. Scheuring, D. Landes, A. Hotho, A survey of network-based intrusion detection data sets, Comput. Secur. 86 (2019) 147–167. https://doi.org/10.1016/j.cose.2019.06.005.</w:t>
+      </w:r>
+    </w:p>
+    <w:p>
+      <w:pPr>
+        <w:ind w:firstLine="0"/>
+      </w:pPr>
+      <w:r>
+        <w:rPr>
+          <w:b w:val="0"/>
+          <w:i w:val="0"/>
+        </w:rPr>
+        <w:t>[24] N. Capuano, G. Fenza, V. Loia, C. Stanzione, Explainable artificial intelligence in cybersecurity: A survey, IEEE Access 10 (2022) 93575–93600. https://doi.org/10.1109/ACCESS.2022.3204171.</w:t>
+      </w:r>
+    </w:p>
+    <w:p>
+      <w:pPr>
+        <w:ind w:firstLine="0"/>
+      </w:pPr>
+      <w:r>
+        <w:rPr>
+          <w:b w:val="0"/>
+          <w:i w:val="0"/>
+        </w:rPr>
+        <w:t>[25] Z. Zhang, H. Al Hamadi, E. Damiani, C.Y. Yeun, F. Taher, Explainable artificial intelligence applications in cyber security: State-of-the-art in research, IEEE Access 10 (2022) 93104–93139. https://doi.org/10.1109/ACCESS.2022.3204051.</w:t>
+      </w:r>
+    </w:p>
+    <w:p>
+      <w:pPr>
+        <w:ind w:firstLine="0"/>
+      </w:pPr>
+      <w:r>
+        <w:rPr>
+          <w:b w:val="0"/>
+          <w:i w:val="0"/>
+        </w:rPr>
+        <w:t>[26] A. Barredo Arrieta, N. Díaz-Rodríguez, J. Del Ser, A. Bennetot, S. Tabik, A. Barbado, S. Garcia, S. Gil-Lopez, D. Molina, R. Benjamins, R. Chatila, F. Herrera, Explainable artificial intelligence (XAI): Concepts, taxonomies, opportunities and challenges toward responsible AI, Inf. Fusion 58 (2020) 82–115. https://doi.org/10.1016/j.inffus.2019.12.012.</w:t>
+      </w:r>
+    </w:p>
+    <w:p>
+      <w:pPr>
+        <w:ind w:firstLine="0"/>
+      </w:pPr>
+      <w:r>
+        <w:rPr>
+          <w:b w:val="0"/>
+          <w:i w:val="0"/>
+        </w:rPr>
+        <w:t>[27] S.-H. Liao, Expert system methodologies and applications—a decade review from 1995 to 2004, Expert Syst. Appl. 28 (2005) 93–103. https://doi.org/10.1016/j.eswa.2004.08.003.</w:t>
+      </w:r>
+    </w:p>
+    <w:p>
+      <w:pPr>
+        <w:ind w:firstLine="0"/>
+      </w:pPr>
+      <w:r>
+        <w:rPr>
+          <w:b w:val="0"/>
+          <w:i w:val="0"/>
+        </w:rPr>
+        <w:t>[28] L. von Rueden, S. Mayer, K. Beckh, B. Georgiev, S. Giesselbach, R. Heese, B. Kirsch, M. Walczak, J. Pfrommer, A. Pick, R. Ramamurthy, J. Garcke, C. Bauckhage, J. Schuecker, Informed machine learning – A taxonomy and survey of integrating prior knowledge into learning systems, IEEE Trans. Knowl. Data Eng. 35 (2023) 614–633. https://doi.org/10.1109/TKDE.2021.3079836.</w:t>
+      </w:r>
+    </w:p>
+    <w:p>
+      <w:pPr>
+        <w:ind w:firstLine="0"/>
+      </w:pPr>
+      <w:r>
+        <w:rPr>
+          <w:b w:val="0"/>
+          <w:i w:val="0"/>
+        </w:rPr>
+        <w:t>[29] Y. Kwon, Z. Lee, A hybrid decision support system for adaptive trading strategies: Combining a rule-based expert system with a deep reinforcement learning strategy, Decis. Support Syst. 177 (2024) 114100. https://doi.org/10.1016/j.dss.2023.114100.</w:t>
+      </w:r>
+    </w:p>
+    <w:p>
+      <w:pPr>
+        <w:ind w:firstLine="0"/>
+      </w:pPr>
+      <w:r>
+        <w:rPr>
+          <w:b w:val="0"/>
+          <w:i w:val="0"/>
+        </w:rPr>
+        <w:t>[30] E. Dumitrescu, S. Hué, C. Hurlin, S. Tokpavi, Machine learning for credit scoring: Improving logistic regression with non-linear decision-tree effects, Eur. J. Oper. Res. 297 (2022) 1178–1192. https://doi.org/10.1016/j.ejor.2021.06.053.</w:t>
+      </w:r>
+    </w:p>
+    <w:p>
+      <w:pPr>
+        <w:ind w:firstLine="0"/>
+      </w:pPr>
+      <w:r>
+        <w:rPr>
+          <w:b w:val="0"/>
+          <w:i w:val="0"/>
+        </w:rPr>
+        <w:t>[31] A. De Caigny, K. Coussement, K.W. De Bock, A new hybrid classification algorithm for customer churn prediction based on logistic regression and decision trees, Eur. J. Oper. Res. 269 (2018) 760–772. https://doi.org/10.1016/j.ejor.2018.02.009.</w:t>
+      </w:r>
+    </w:p>
+    <w:p>
+      <w:pPr>
+        <w:ind w:firstLine="0"/>
+      </w:pPr>
+      <w:r>
+        <w:rPr>
+          <w:b w:val="0"/>
+          <w:i w:val="0"/>
+        </w:rPr>
+        <w:t>[32] T. Verbraken, W. Verbeke, B. Baesens, A novel profit maximizing metric for measuring classification performance of customer churn prediction models, IEEE Trans. Knowl. Data Eng. 25 (2013) 961–973. https://doi.org/10.1109/TKDE.2012.50.</w:t>
+      </w:r>
+    </w:p>
+    <w:p>
+      <w:pPr>
+        <w:ind w:firstLine="0"/>
+      </w:pPr>
+      <w:r>
+        <w:rPr>
+          <w:b w:val="0"/>
+          <w:i w:val="0"/>
+        </w:rPr>
+        <w:t>[33] H. Arian, D. Norouzi Mobarekeh, L. Seco, Backtest overfitting in the machine learning era: A comparison of out-of-sample testing methods in a synthetic controlled environment, Knowl.-Based Syst. 305 (2024) 112477. https://doi.org/10.1016/j.knosys.2024.112477.</w:t>
+      </w:r>
+    </w:p>
+    <w:p>
+      <w:pPr>
+        <w:ind w:firstLine="0"/>
+      </w:pPr>
+      <w:r>
+        <w:rPr>
+          <w:b w:val="0"/>
+          <w:i w:val="0"/>
+        </w:rPr>
+        <w:t>[34] T. Hastie, R. Tibshirani, J. Friedman, The Elements of Statistical Learning, second ed., Springer, New York, 2009. https://doi.org/10.1007/978-0-387-84858-7.</w:t>
+      </w:r>
+    </w:p>
+    <w:p>
+      <w:pPr>
+        <w:ind w:firstLine="0"/>
+      </w:pPr>
+      <w:r>
+        <w:rPr>
+          <w:b w:val="0"/>
+          <w:i w:val="0"/>
+        </w:rPr>
+        <w:t>[35] J.H. Friedman, Greedy function approximation: A gradient boosting machine, Ann. Stat. 29 (2001) 1189–1232. https://doi.org/10.1214/aos/1013203451.</w:t>
+      </w:r>
+    </w:p>
+    <w:p>
+      <w:pPr>
+        <w:ind w:firstLine="0"/>
+      </w:pPr>
+      <w:r>
+        <w:rPr>
+          <w:b w:val="0"/>
+          <w:i w:val="0"/>
+        </w:rPr>
+        <w:t>[36] F. Pedregosa, G. Varoquaux, A. Gramfort, V. Michel, B. Thirion, O. Grisel, M. Blondel, P. Prettenhofer, R. Weiss, V. Dubourg, J. Vanderplas, A. Passos, D. Cournapeau, M. Brucher, M. Perrot, É. Duchesnay, Scikit-learn: Machine learning in Python, J. Mach. Learn. Res. 12 (2011) 2825–2830. https://jmlr.org/papers/v12/pedregosa11a.html.</w:t>
+      </w:r>
+    </w:p>
+    <w:p>
+      <w:pPr>
+        <w:ind w:firstLine="0"/>
+      </w:pPr>
+      <w:r>
+        <w:rPr>
+          <w:b w:val="0"/>
+          <w:i w:val="0"/>
+        </w:rPr>
+        <w:t>[37] scikit-learn developers, scikit-learn, version 1.9.1 [software]. https://scikit-learn.org/stable/whats_new/v1.9.html (accessed 23 October 2026).</w:t>
+      </w:r>
+    </w:p>
+    <w:p>
+      <w:pPr>
+        <w:ind w:firstLine="0"/>
+      </w:pPr>
+      <w:r>
+        <w:rPr>
+          <w:b w:val="0"/>
+          <w:i w:val="0"/>
+        </w:rPr>
+        <w:t>[38] E.B. Wilson, Probable inference, the law of succession, and statistical inference, J. Am. Stat. Assoc. 22 (1927) 209–212. https://doi.org/10.1080/01621459.1927.10502953.</w:t>
       </w:r>
     </w:p>
     <w:sectPr>
+      <w:footerReference w:type="default" r:id="rId9"/>
       <w:pgSz w:w="12240" w:h="15840"/>
       <w:pgMar w:top="1440" w:right="1440" w:bottom="1440" w:left="1440" w:header="720" w:footer="720" w:gutter="0"/>
       <w:cols w:space="720"/>
       <w:docGrid w:linePitch="360"/>
+      <w:lnNumType w:countBy="1" w:restart="continuous"/>
     </w:sectPr>
   </w:body>
 </w:document>
+</file>
+
+<file path=word/footer1.xml><?xml version="1.0" encoding="utf-8"?>
+<w:ftr xmlns:m="http://schemas.openxmlformats.org/officeDocument/2006/math" xmlns:mc="http://schemas.openxmlformats.org/markup-compatibility/2006" xmlns:mo="http://schemas.microsoft.com/office/mac/office/2008/main" xmlns:mv="urn:schemas-microsoft-com:mac:vml" xmlns:o="urn:schemas-microsoft-com:office:office" xmlns:r="http://schemas.openxmlformats.org/officeDocument/2006/relationships" xmlns:v="urn:schemas-microsoft-com:vml" xmlns:w10="urn:schemas-microsoft-com:office:word" xmlns:w14="http://schemas.microsoft.com/office/word/2010/wordml" xmlns:w="http://schemas.openxmlformats.org/wordprocessingml/2006/main" xmlns:wne="http://schemas.microsoft.com/office/word/2006/wordml" xmlns:wp14="http://schemas.microsoft.com/office/word/2010/wordprocessingDrawing" xmlns:wp="http://schemas.openxmlformats.org/drawingml/2006/wordprocessingDrawing" xmlns:wpc="http://schemas.microsoft.com/office/word/2010/wordprocessingCanvas" xmlns:wpg="http://schemas.microsoft.com/office/word/2010/wordprocessingGroup" xmlns:wpi="http://schemas.microsoft.com/office/word/2010/wordprocessingInk" xmlns:wps="http://schemas.microsoft.com/office/word/2010/wordprocessingShape" mc:Ignorable="w14 wp14">
+  <w:p>
+    <w:pPr>
+      <w:pStyle w:val="Footer"/>
+      <w:jc w:val="center"/>
+    </w:pPr>
+    <w:r>
+      <w:fldChar w:fldCharType="begin"/>
+      <w:instrText xml:space="preserve">PAGE</w:instrText>
+      <w:fldChar w:fldCharType="end"/>
+    </w:r>
+  </w:p>
+</w:ftr>
 </file>
 
 <file path=word/numbering.xml><?xml version="1.0" encoding="utf-8"?>
@@ -4384,6 +5821,13 @@
     <w:name w:val="Normal"/>
     <w:qFormat/>
     <w:rsid w:val="00FC693F"/>
+    <w:pPr>
+      <w:spacing w:line="480" w:lineRule="auto" w:after="0"/>
+    </w:pPr>
+    <w:rPr>
+      <w:rFonts w:ascii="Times New Roman" w:hAnsi="Times New Roman" w:eastAsia="Times New Roman"/>
+      <w:sz w:val="24"/>
+    </w:rPr>
   </w:style>
   <w:style w:type="paragraph" w:styleId="Header">
     <w:name w:val="header"/>
